--- a/manuscript/preprint_current.docx
+++ b/manuscript/preprint_current.docx
@@ -269,7 +269,7 @@
           <w:color w:val="000000"/>
           <w:sz w:val="20"/>
         </w:rPr>
-        <w:t>Measured a second time on an independent human screen, in which base editors altered 1,475 phosphosites in 793 proteins and the readout was proliferation, distance gave 0.506 (0.466–0.546). The value released per site by that screen is the smaller of two one-sided tests rather than a two-sided p-value, which labels about twice as many sites affected as intended and pulls an AUC toward 0.5; repeating the estimate with a corrected two-sided test gave 0.518 (0.462–0.574) on 145 affected sites, and ranking sites by size of fold change instead, which uses no p-value, gave 0.517 (0.463–0.571). All three intervals contain 0.5, at about twice the precision of the yeast cohort. Restricting to targets confirmed by experiment, which the yeast design cannot support, left 512 sites and gave 0.511 (0.445–0.576). In the larger cohort only 476 of 346,326 ranked pairs (0.14%) are two sites in the same protein, so the comparison is more between proteins than in yeast, not less.</w:t>
+        <w:t>Measured a second time on an independent human base-editor experiment in which 1,475 phosphosites in 793 proteins were altered, distance gave 0.506 (0.466–0.546). That figure pools two screens with different readouts — sgRNA abundance before against after base-editor introduction, which is a fitness readout, and sgRNA abundance in GFP-high against GFP-low bins, which reports NFAT reporter activity — so it is a union across two phenotypes rather than one endpoint. The value released per site by that screen is the smaller of two one-sided tests rather than a two-sided p-value, which labels about twice as many sites affected as intended and pulls an AUC toward 0.5; repeating the estimate with a corrected two-sided test gave 0.518 (0.462–0.574) on 145 affected sites, and ranking sites by size of fold change instead, which uses no p-value, gave 0.517 (0.463–0.571). All three intervals contain 0.5, at about twice the precision of the yeast cohort. Restricting to targets confirmed by experiment, which the yeast design cannot support, left 512 sites and gave 0.511 (0.445–0.576). In the larger cohort only 476 of 346,326 ranked pairs (0.14%) are two sites in the same protein, so the comparison is more between proteins than in yeast, not less.</w:t>
       </w:r>
     </w:p>
     <w:p>
@@ -391,7 +391,27 @@
           <w:color w:val="000000"/>
           <w:sz w:val="20"/>
         </w:rPr>
-        <w:t>StructureMap [4] is the closest methodological relative. It also works from AlphaFold monomer coordinates, binning distances at 1 Å up to 35 Å in 5 Å steps, with co-localization bins starting at 0 Å and no minimum separation along the sequence. Its headline structural variable is side-chain exposure, computed within a 12 Å radius and a 70° angle, and it reports no discrimination statistic for distance taken on its own. The 59-feature functional score of Ochoa et al. [3] names "1D structural properties, phosphorylation structural hotspots, structural stability and interfaces and protein topology annotations", but the list of what each feature contributes sits in a supplement we could not obtain. Neither study therefore supplies a single-feature value to set beside the estimate reported here.</w:t>
+        <w:t xml:space="preserve">StructureMap [4] is the closest methodological relative. It also works from AlphaFold monomer coordinates, binning distances at 1 Å up to 35 Å in 5 Å steps, with co-localization bins starting at 0 Å and no minimum separation along the sequence. Its headline structural variable is side-chain exposure, computed within a 12 Å radius and a 70° angle, and it reports no discrimination statistic for distance taken on its own. The 59-feature functional score of Ochoa et al. [3] names "1D structural properties, phosphorylation structural hotspots, structural stability and interfaces and protein topology annotations". Its Supplementary Table 2 does report a mean AUC for each feature before training, in a </w:t>
+      </w:r>
+      <w:r>
+        <w:rPr>
+          <w:rFonts w:ascii="Courier New" w:hAnsi="Courier New" w:cs="Courier New" w:eastAsia="Courier New"/>
+          <w:b w:val="0"/>
+          <w:i w:val="0"/>
+          <w:color w:val="000000"/>
+          <w:sz w:val="17"/>
+        </w:rPr>
+        <w:t>feature_relevance</w:t>
+      </w:r>
+      <w:r>
+        <w:rPr>
+          <w:rFonts w:ascii="Charis SIL" w:hAnsi="Charis SIL" w:cs="Charis SIL" w:eastAsia="Charis SIL"/>
+          <w:b w:val="0"/>
+          <w:i w:val="0"/>
+          <w:color w:val="000000"/>
+          <w:sz w:val="20"/>
+        </w:rPr>
+        <w:t xml:space="preserve"> sheet, and that same workbook supplies the twelve comparators used in §2.7.1. Those per-feature values are computed against that study's own curated labels and validation design, so they are not a like-for-like comparator for a mutant-screen estimate, and none of the features it lists is a distance to the nearest annotated active or binding residue.</w:t>
       </w:r>
     </w:p>
     <w:p>
@@ -6060,7 +6080,7 @@
           <w:color w:val="000000"/>
           <w:sz w:val="20"/>
         </w:rPr>
-        <w:t>The yeast cohort holds 48 proteins, and its interval is wider than the spread of feature estimates it would have to separate. That objection cannot be answered inside the cohort, so the same measurement was made on a second, independent screen: Kennedy et al. [21] edited phosphosites in human Jurkat and HEK293 cells with base editors and read out proliferation. The predictor, the annotation source, the structure source and the estimator are the ones declared above; only the organism and the screen change.</w:t>
+        <w:t>The yeast cohort holds 48 proteins, and its interval is wider than the spread of feature estimates it would have to separate. That objection cannot be answered inside the cohort, so the same measurement was made on a second, independent screen: Kennedy et al. [21] edited phosphosites in human Jurkat and HEK293 cells with base editors. They report two screens with different readouts: Supplementary Table 3 compares sgRNA abundance before and after introduction of the ABE8e editor, a fitness readout, and Supplementary Table 4 compares abundance between GFP-high and GFP-low bins, which reports NFAT reporter activity. The predictor, the annotation source, the structure source and the estimator are the ones declared above. The organism, the perturbation chemistry and the readout all change, and the outcome used below is a union across those two screens rather than a single phenotype, which §2.7.2 returns to.</w:t>
       </w:r>
     </w:p>
     <w:p>
@@ -6142,7 +6162,7 @@
           <w:color w:val="000000"/>
           <w:sz w:val="20"/>
         </w:rPr>
-        <w:t xml:space="preserve"> The screen's released per-site value is the smaller of MAGeCK's two one-sided gene-level p-values. A minimum of two one-sided tests is distributed roughly uniformly on 0 to 0.5 under the null, so a 0.05 cut-off admits about twice the nominal rate: 10.5% and 9.9% of each screen's non-control sites fall below it, against the 5% a two-sided p-value would give. Labelling sites as affected at twice the intended rate adds noise unrelated to distance, and that pulls an AUC toward 0.5. The estimate was therefore repeated under two outcome definitions that do not inherit the defect. Doubling the value to make a valid two-sided test leaves 145 affected sites and gives </w:t>
+        <w:t xml:space="preserve"> The screen's released per-site value tracks the smaller of MAGeCK's two one-sided gene-level p-values on most rows but not all: reconstructing that minimum from the source workbooks reproduces the released value on 1,428 of the 1,475 rows for the fitness screen and 1,372 of 1,475 for the reporter screen. The construction of the remaining 47 and 103 rows is not established here, so what follows describes the released columns rather than a definition verified for every row. A minimum of two one-sided tests is distributed roughly uniformly on 0 to 0.5 under the null, so a 0.05 cut-off admits about twice the nominal rate: 10.5% and 9.9% of each screen's non-control sites fall below it, against the 5% a two-sided p-value would give. Labelling sites as affected at twice the intended rate adds noise to the outcome. If that noise is unrelated to distance — non-differential misclassification — it pulls an AUC toward 0.5. Errors that depend on distance could move it in either direction, and nothing here establishes which holds. The estimate was therefore repeated under two outcome definitions that do not inherit the defect. Doubling the value to make a valid two-sided test leaves 145 affected sites and gives </w:t>
       </w:r>
       <w:r>
         <w:rPr>
@@ -7148,7 +7168,7 @@
           <w:color w:val="000000"/>
           <w:sz w:val="20"/>
         </w:rPr>
-        <w:t>All of the above is bounded by these two cohorts, these definitions of an affected site, and models of single proteins. The human screen answers the questions the yeast cohort cannot — power, annotation quality, and whether the across-protein architecture and the peptide-bond artefact are particular to yeast — and answers them the same way. It does not make either result a statement about phosphosite biology in general: both outcomes are growth or proliferation under one perturbation chemistry, and §2.7.2 sets out where the two designs diverge.</w:t>
+        <w:t>All of the above is bounded by these two cohorts, these definitions of an affected site, and models of single proteins. The human cohort narrows the uncertainty on the pooled estimate, and it lets two questions be asked that the yeast cohort cannot support: whether the estimate survives restriction to experimentally evidenced targets, and whether the across-protein architecture and the peptide-bond artefact are particular to yeast. It does not settle the power question for the comparison that matters biologically, which is between sites in one protein; that remains unresolved in both cohorts. Nor does either result speak to phosphosite biology in general: the outcomes are cell growth, fitness and reporter activity under two perturbation chemistries, and §2.7.2 sets out where the designs diverge.</w:t>
       </w:r>
     </w:p>
     <w:p>
@@ -8230,7 +8250,7 @@
           <w:color w:val="000000"/>
           <w:sz w:val="20"/>
         </w:rPr>
-        <w:t>The outcome was declared before the estimate: a site counts as affected when the released per-site value is below 0.05 in either screen. That column is the smaller of MAGeCK's two one-sided gene-level p-values, which §2.7 shows is not a two-sided p-value; the two repaired definitions reported there, a doubled two-sided test and the top tenth by size of log fold change, were added after that was found and are marked as such in the numerical authority.</w:t>
+        <w:t>The outcome was declared before the estimate: a site counts as affected when the released per-site value is below 0.05 in either screen. That column tracks the smaller of MAGeCK's two one-sided gene-level p-values on most but not all rows, as §2.7 sets out, and a minimum of two one-sided tests is not a two-sided p-value. The two repaired definitions reported there, a doubled two-sided test and the top tenth by size of log fold change, were added after that was found and are marked as such in the numerical authority. The doubling corrects the two directions inside each screen; it does not correct the union across the two screens, so the repaired arm still calls at close to the rate two independent screens would give at the 5% level.</w:t>
       </w:r>
     </w:p>
     <w:p>
@@ -8330,7 +8350,7 @@
           <w:color w:val="000000"/>
           <w:sz w:val="20"/>
         </w:rPr>
-        <w:t>This secondary computational analysis used public nonhuman yeast data and required no human-participant or animal-subject approval.</w:t>
+        <w:t>This secondary computational analysis used public data only: a yeast growth screen and two published human cell-line screens in Jurkat and HEK293 lines. No participant-level data and no human specimens were analysed, and no human-participant or animal-subject approval was required.</w:t>
       </w:r>
     </w:p>
     <w:p>
@@ -8490,7 +8510,7 @@
           <w:color w:val="000000"/>
           <w:sz w:val="20"/>
         </w:rPr>
-        <w:t>The authors thank Viéitez and colleagues for making the yeast phosphomutant screen and its supplementary data available.</w:t>
+        <w:t>The authors thank Viéitez and colleagues for making the yeast phosphomutant screen and its supplementary data available, and Kennedy and colleagues for the human base-editor screens and their supplementary tables.</w:t>
       </w:r>
     </w:p>
     <w:p>

--- a/manuscript/preprint_current.docx
+++ b/manuscript/preprint_current.docx
@@ -359,7 +359,7 @@
           <w:color w:val="000000"/>
           <w:sz w:val="20"/>
         </w:rPr>
-        <w:t>Similar distance figures elsewhere in the field are cut-offs for deciding that two residues touch. PTMcode v2 calls two modified residues in contact below 4.69 Å, a threshold set from the average distance of twelve interacting pairs reported in the literature [5]. ProtVar highlights residues at a contact between two chains at 8 Å [6], and HotSpot3D pairs mutations within 20 Å [7]. None of the three ranks sites.</w:t>
+        <w:t>Similar distance figures elsewhere in the field are cut-offs for deciding that two residues touch. PTMcode v2 calls two modified residues in contact below 4.69 Å, a threshold set from the average distance of twelve interacting pairs reported in the literature [5]. ProtVar highlights residues at a contact between two chains at 8 Å [6]. HotSpot3D pairs mutations at 10 Å or less within a chain, requiring more than twenty residues of separation along the sequence, and allows up to 20 Å between chains and for drug–mutation pairs [7]; the 20 Å figure is the between-chain rule, not a universal one. None of the three ranks sites.</w:t>
       </w:r>
     </w:p>
     <w:p>
@@ -391,7 +391,7 @@
           <w:color w:val="000000"/>
           <w:sz w:val="20"/>
         </w:rPr>
-        <w:t xml:space="preserve">StructureMap [4] is the closest methodological relative. It also works from AlphaFold monomer coordinates, binning distances at 1 Å up to 35 Å in 5 Å steps, with co-localization bins starting at 0 Å and no minimum separation along the sequence. Its headline structural variable is side-chain exposure, computed within a 12 Å radius and a 70° angle, and it reports no discrimination statistic for distance taken on its own. The 59-feature functional score of Ochoa et al. [3] names "1D structural properties, phosphorylation structural hotspots, structural stability and interfaces and protein topology annotations". Its Supplementary Table 2 does report a mean AUC for each feature before training, in a </w:t>
+        <w:t xml:space="preserve">Two studies sit closer to this one than the rest, in different ways. Correa Marrero et al. [22] measure distance from a phosphosite to the nearest functional site directly, in paired phosphorylated and unphosphorylated structures, and relate it to mechanical strain; they report co-straining for about 5% of phosphosite–functional-site pairs. That is the same distance this paper measures, evaluated against structural response rather than against a phenotype. StructureMap [4] is the closer relative on method rather than on quantity: it also works from AlphaFold monomer coordinates, binning distances at 1 Å up to 35 Å in 5 Å steps, with co-localization bins starting at 0 Å and no minimum separation along the sequence. Its headline structural variable is side-chain exposure, computed within a 12 Å radius and a 70° angle, and it reports no discrimination statistic for distance taken on its own. The 59-feature functional score of Ochoa et al. [3] names "1D structural properties, phosphorylation structural hotspots, structural stability and interfaces and protein topology annotations". Its Supplementary Table 2 does report a mean AUC for each feature before training, in a </w:t>
       </w:r>
       <w:r>
         <w:rPr>
@@ -499,7 +499,7 @@
           <w:color w:val="000000"/>
           <w:sz w:val="20"/>
         </w:rPr>
-        <w:t>To our knowledge, based on searches of Europe PMC, publisher full texts, and tool documentation as of 11 August 2026, no earlier study tests distance from a phosphosite to the nearest annotated active or binding residue against a phenotype measured in a mutant screen. The closest published work measures a different relation between residues. Huang et al. [11] found structural distance to be the single most discriminating feature for cross-talk between two modifications on the same protein, at an AUC of 0.815.</w:t>
+        <w:t>To our knowledge, based on searches of Europe PMC, publisher full texts, and tool documentation as of 11 August 2026, no earlier study tests minimum heavy-atom distance from an observed phosphosite to the nearest annotated active or binding residue, in a monomer model, against a phenotype measured in a mutant screen, with uncertainty computed over proteins. That statement is bounded by those databases, that search date, that model type, that target definition, that endpoint and that inferential unit; it is not a claim that proximity to functional sites is unstudied, and [22] measures the same distance against a structural rather than a phenotypic outcome. The nearest published work otherwise measures a different relation between residues. Huang et al. [11] found structural distance to be the single most discriminating feature for cross-talk between two modifications on the same protein, at an AUC of 0.815; that figure rests on 50 positive cross-talk pairs against 1,821 controls, and structural distance had the highest missing rate of the features they compared.</w:t>
       </w:r>
     </w:p>
     <w:p>
@@ -6578,7 +6578,7 @@
           <w:color w:val="000000"/>
           <w:sz w:val="20"/>
         </w:rPr>
-        <w:t>The yeast outcome is multiplicity-controlled at a q-value below 0.05; the human outcome is not corrected at all, and is the defective minimum described above. The screen's own false-discovery columns leave 19 sites at 0.25 and 11 at 0.05, too few to estimate anything, which is why the uncorrected call was used and why the repaired arms above carry the weight. The perturbations also differ: every yeast mutant replaces the residue with alanine, while the base editors mostly produce serine to proline (33.0%) and serine to glycine (22.3%), with threonine to alanine — the clean removal of a phosphoacceptor — reaching only 9.5%. Restricted to those 39 threonine-to-alanine sites the AUC is 0.470 (0.212–0.733), an interval too wide to carry any reading.</w:t>
+        <w:t>The yeast outcome is multiplicity-controlled at a q-value below 0.05; the human outcome is not corrected at all, and is the defective minimum described above. The screen's own false-discovery columns leave 19 sites at 0.25 and 11 at 0.05, too few to estimate anything, which is why the uncorrected call was used and why the repaired arms above carry the weight. The perturbations also differ: every yeast mutant replaces the residue with alanine, while the base editors mostly produce serine to proline (33.0%) and serine to glycine (22.3%), with threonine to alanine — the clean removal of a phosphoacceptor — reaching only 9.5%. Restricted to those 39 threonine-to-alanine sites the AUC is 0.470 (0.212–0.733), an interval too wide to carry any reading. Li et al. [23], profiling 584,337 serine, threonine and tyrosine positions with 817,089 guides, report that serine-to-proline substitution disrupts domain structure broadly, which is the confound this arm cannot separate from loss of the phosphoacceptor.</w:t>
       </w:r>
     </w:p>
     <w:p>
@@ -6758,7 +6758,7 @@
           <w:color w:val="000000"/>
           <w:sz w:val="20"/>
         </w:rPr>
-        <w:t>A positive control was computed here and was not treated as one. SIFT gives 0.606 (0.522–0.690) on the 152 sites carrying a score, and that interval does not contain 0.5. A feature already known to track function does separate affected from unaffected sites on this outcome. A near-chance estimate on this cohort is therefore a real negative, not the product of an outcome that nothing can predict.</w:t>
+        <w:t>A positive control was computed here and was not treated as one. SIFT gives 0.606 (0.522–0.690) on the 152 sites carrying a score, and that interval does not contain 0.5. A feature already known to track the consequences of an amino-acid substitution does separate affected from unaffected sites on this outcome. So the endpoint can support discrimination by a general substitution-effect predictor, and endpoint blindness alone does not explain the near-chance point estimate. It does not follow that the endpoint resolves loss of phosphorylation specifically: SIFT scores intolerance to substitution, and the substitutions here are alanine in yeast and mostly proline and glycine in human.</w:t>
       </w:r>
     </w:p>
     <w:p>
@@ -12242,6 +12242,80 @@
         <w:t>. 2024;21:1033–1043. doi:10.1038/s41592-024-02256-z.</w:t>
       </w:r>
     </w:p>
+    <w:p>
+      <w:pPr>
+        <w:pStyle w:val="ListNumber"/>
+        <w:spacing w:before="0" w:after="60" w:line="284" w:lineRule="exact"/>
+        <w:jc w:val="left"/>
+      </w:pPr>
+      <w:r>
+        <w:rPr>
+          <w:rFonts w:ascii="Charis SIL" w:hAnsi="Charis SIL" w:cs="Charis SIL" w:eastAsia="Charis SIL"/>
+          <w:b w:val="0"/>
+          <w:i w:val="0"/>
+          <w:color w:val="000000"/>
+          <w:sz w:val="20"/>
+        </w:rPr>
+        <w:t xml:space="preserve">Correa Marrero M, Mello VH, Sartori P, Beltrao P. Global comparative structural analysis of responses to protein phosphorylation. </w:t>
+      </w:r>
+      <w:r>
+        <w:rPr>
+          <w:rFonts w:ascii="Charis SIL" w:hAnsi="Charis SIL" w:cs="Charis SIL" w:eastAsia="Charis SIL"/>
+          <w:b w:val="0"/>
+          <w:i/>
+          <w:color w:val="000000"/>
+          <w:sz w:val="20"/>
+        </w:rPr>
+        <w:t>Nature Communications</w:t>
+      </w:r>
+      <w:r>
+        <w:rPr>
+          <w:rFonts w:ascii="Charis SIL" w:hAnsi="Charis SIL" w:cs="Charis SIL" w:eastAsia="Charis SIL"/>
+          <w:b w:val="0"/>
+          <w:i w:val="0"/>
+          <w:color w:val="000000"/>
+          <w:sz w:val="20"/>
+        </w:rPr>
+        <w:t>. 2025;16:9407. doi:10.1038/s41467-025-64116-4.</w:t>
+      </w:r>
+    </w:p>
+    <w:p>
+      <w:pPr>
+        <w:pStyle w:val="ListNumber"/>
+        <w:spacing w:before="0" w:after="60" w:line="284" w:lineRule="exact"/>
+        <w:jc w:val="left"/>
+      </w:pPr>
+      <w:r>
+        <w:rPr>
+          <w:rFonts w:ascii="Charis SIL" w:hAnsi="Charis SIL" w:cs="Charis SIL" w:eastAsia="Charis SIL"/>
+          <w:b w:val="0"/>
+          <w:i w:val="0"/>
+          <w:color w:val="000000"/>
+          <w:sz w:val="20"/>
+        </w:rPr>
+        <w:t xml:space="preserve">Li Y, Xu T, Ma H, et al. Functional profiling of serine, threonine and tyrosine sites. </w:t>
+      </w:r>
+      <w:r>
+        <w:rPr>
+          <w:rFonts w:ascii="Charis SIL" w:hAnsi="Charis SIL" w:cs="Charis SIL" w:eastAsia="Charis SIL"/>
+          <w:b w:val="0"/>
+          <w:i/>
+          <w:color w:val="000000"/>
+          <w:sz w:val="20"/>
+        </w:rPr>
+        <w:t>Nature Chemical Biology</w:t>
+      </w:r>
+      <w:r>
+        <w:rPr>
+          <w:rFonts w:ascii="Charis SIL" w:hAnsi="Charis SIL" w:cs="Charis SIL" w:eastAsia="Charis SIL"/>
+          <w:b w:val="0"/>
+          <w:i w:val="0"/>
+          <w:color w:val="000000"/>
+          <w:sz w:val="20"/>
+        </w:rPr>
+        <w:t>. 2025;21:532–543. doi:10.1038/s41589-024-01731-0.</w:t>
+      </w:r>
+    </w:p>
     <w:sectPr>
       <w:pgSz w:w="12240" w:h="15840"/>
       <w:pgMar w:top="1280" w:right="1280" w:bottom="1280" w:left="1280" w:header="720" w:footer="720" w:gutter="0"/>

--- a/manuscript/preprint_current.docx
+++ b/manuscript/preprint_current.docx
@@ -269,7 +269,7 @@
           <w:color w:val="000000"/>
           <w:sz w:val="20"/>
         </w:rPr>
-        <w:t>Measured a second time on an independent human base-editor experiment in which 1,475 phosphosites in 793 proteins were altered, distance gave 0.506 (0.466–0.546). That figure pools two screens with different readouts — sgRNA abundance before against after base-editor introduction, which is a fitness readout, and sgRNA abundance in GFP-high against GFP-low bins, which reports NFAT reporter activity — so it is a union across two phenotypes rather than one endpoint. The value released per site by that screen is the smaller of two one-sided tests rather than a two-sided p-value, which labels about twice as many sites affected as intended and pulls an AUC toward 0.5; repeating the estimate with a corrected two-sided test gave 0.518 (0.462–0.574) on 145 affected sites, and ranking sites by size of fold change instead, which uses no p-value, gave 0.517 (0.463–0.571). All three intervals contain 0.5, at about twice the precision of the yeast cohort. Restricting to targets confirmed by experiment, which the yeast design cannot support, left 512 sites and gave 0.511 (0.445–0.576). In the larger cohort only 476 of 346,326 ranked pairs (0.14%) are two sites in the same protein, so the comparison is more between proteins than in yeast, not less.</w:t>
+        <w:t>The same measurement was made on an independent human base-editor experiment covering 1,475 phosphosites in 793 proteins. That experiment reports two screens with different readouts — sgRNA abundance before against after editing, a fitness readout, and abundance in GFP-high against GFP-low bins, which reports NFAT reporter activity — and they are kept apart, because at a direction-corrected 5% they call 65 sites, 74 sites, and 6 sites in common. Distance gave 0.559 (0.476–0.641) on the fitness screen and 0.487 (0.421–0.554) on the reporter screen, on opposite sides of 0.5 from the same predictor on the same sites. Both intervals contain 0.5, as do six further endpoint definitions, two of which use no p-value; the fitness value sits 1.68 standard deviations from a shuffled-label null, at p = 0.09. Keeping the screens apart made two things visible that pooling them hid: how deeply a residue is buried separates the classes in the fitness screen (0.604, 0.528–0.675), and in the reporter screen the smallest gap in sequence position beats the structural distance by a paired difference of +0.071 (+0.005 to +0.137), the only such difference in either cohort that excludes zero. In the human cohort only 102 of 99,684 and 180 of 111,600 ranked pairs compare two sites in the same protein, so the comparison is more between proteins than in yeast, not less.</w:t>
       </w:r>
     </w:p>
     <w:p>
@@ -6064,7 +6064,7 @@
           <w:color w:val="000000"/>
           <w:sz w:val="22"/>
         </w:rPr>
-        <w:t>2.7 The estimate repeats in an independent human screen at about twice the precision</w:t>
+        <w:t>2.7 The same measurement in an independent human experiment, on two screens that disagree</w:t>
       </w:r>
     </w:p>
     <w:p>
@@ -6080,7 +6080,27 @@
           <w:color w:val="000000"/>
           <w:sz w:val="20"/>
         </w:rPr>
-        <w:t>The yeast cohort holds 48 proteins, and its interval is wider than the spread of feature estimates it would have to separate. That objection cannot be answered inside the cohort, so the same measurement was made on a second, independent screen: Kennedy et al. [21] edited phosphosites in human Jurkat and HEK293 cells with base editors. They report two screens with different readouts: Supplementary Table 3 compares sgRNA abundance before and after introduction of the ABE8e editor, a fitness readout, and Supplementary Table 4 compares abundance between GFP-high and GFP-low bins, which reports NFAT reporter activity. The predictor, the annotation source, the structure source and the estimator are the ones declared above. The organism, the perturbation chemistry and the readout all change, and the outcome used below is a union across those two screens rather than a single phenotype, which §2.7.2 returns to.</w:t>
+        <w:t xml:space="preserve">The yeast cohort holds 48 proteins, and its interval is wider than the spread of feature estimates it would have to separate. That objection cannot be answered inside the cohort, so the same measurement was made on a second, independent experiment: Kennedy et al. [21] edited phosphosites in human Jurkat and HEK293 cells with base editors. The predictor, the annotation source, the structure source and the estimator are the ones declared above. The cohort holds </w:t>
+      </w:r>
+      <w:r>
+        <w:rPr>
+          <w:rFonts w:ascii="Charis SIL" w:hAnsi="Charis SIL" w:cs="Charis SIL" w:eastAsia="Charis SIL"/>
+          <w:b/>
+          <w:i w:val="0"/>
+          <w:color w:val="000000"/>
+          <w:sz w:val="20"/>
+        </w:rPr>
+        <w:t>1,475 edited sites in 793 proteins</w:t>
+      </w:r>
+      <w:r>
+        <w:rPr>
+          <w:rFonts w:ascii="Charis SIL" w:hAnsi="Charis SIL" w:cs="Charis SIL" w:eastAsia="Charis SIL"/>
+          <w:b w:val="0"/>
+          <w:i w:val="0"/>
+          <w:color w:val="000000"/>
+          <w:sz w:val="20"/>
+        </w:rPr>
+        <w:t>, against 163 sites in 48 proteins in yeast.</w:t>
       </w:r>
     </w:p>
     <w:p>
@@ -6096,7 +6116,7 @@
           <w:color w:val="000000"/>
           <w:sz w:val="20"/>
         </w:rPr>
-        <w:t xml:space="preserve">The human cohort holds </w:t>
+        <w:t xml:space="preserve">That experiment reports two screens with different readouts, and they are kept apart here. Supplementary Table 3 compares sgRNA abundance before and after introduction of the ABE8e editor, a fitness readout. Supplementary Table 4 compares abundance between GFP-high and GFP-low bins, which reports NFAT reporter activity. They are not two measurements of one thing: at a direction-corrected 5% they call </w:t>
       </w:r>
       <w:r>
         <w:rPr>
@@ -6106,7 +6126,7 @@
           <w:color w:val="000000"/>
           <w:sz w:val="20"/>
         </w:rPr>
-        <w:t>1,475 edited sites in 793 proteins</w:t>
+        <w:t>65 sites in the fitness screen only, 74 in the reporter only, and 6 in both</w:t>
       </w:r>
       <w:r>
         <w:rPr>
@@ -6116,27 +6136,7 @@
           <w:color w:val="000000"/>
           <w:sz w:val="20"/>
         </w:rPr>
-        <w:t xml:space="preserve">, against 163 sites in 48 proteins in yeast. Distance gave an AUC of </w:t>
-      </w:r>
-      <w:r>
-        <w:rPr>
-          <w:rFonts w:ascii="Charis SIL" w:hAnsi="Charis SIL" w:cs="Charis SIL" w:eastAsia="Charis SIL"/>
-          <w:b/>
-          <w:i w:val="0"/>
-          <w:color w:val="000000"/>
-          <w:sz w:val="20"/>
-        </w:rPr>
-        <w:t>0.506 (0.466–0.546)</w:t>
-      </w:r>
-      <w:r>
-        <w:rPr>
-          <w:rFonts w:ascii="Charis SIL" w:hAnsi="Charis SIL" w:cs="Charis SIL" w:eastAsia="Charis SIL"/>
-          <w:b w:val="0"/>
-          <w:i w:val="0"/>
-          <w:color w:val="000000"/>
-          <w:sz w:val="20"/>
-        </w:rPr>
-        <w:t>. Shuffling the outcome labels 20,000 times centres at 0.500 with a standard deviation of 0.019, putting the observed value 0.29 standard deviations out (p = 0.77).</w:t>
+        <w:t>, and their log fold changes correlate at a Spearman coefficient of 0.12. Pooling them was the first version of this analysis and is withdrawn.</w:t>
       </w:r>
     </w:p>
     <w:p>
@@ -6147,62 +6147,12 @@
       <w:r>
         <w:rPr>
           <w:rFonts w:ascii="Charis SIL" w:hAnsi="Charis SIL" w:cs="Charis SIL" w:eastAsia="Charis SIL"/>
-          <w:b/>
+          <w:b w:val="0"/>
           <w:i w:val="0"/>
           <w:color w:val="000000"/>
           <w:sz w:val="20"/>
         </w:rPr>
-        <w:t>The human outcome column is not a p-value, and the error runs in the direction that favours this paper's reading.</w:t>
-      </w:r>
-      <w:r>
-        <w:rPr>
-          <w:rFonts w:ascii="Charis SIL" w:hAnsi="Charis SIL" w:cs="Charis SIL" w:eastAsia="Charis SIL"/>
-          <w:b w:val="0"/>
-          <w:i w:val="0"/>
-          <w:color w:val="000000"/>
-          <w:sz w:val="20"/>
-        </w:rPr>
-        <w:t xml:space="preserve"> The screen's released per-site value tracks the smaller of MAGeCK's two one-sided gene-level p-values on most rows but not all: reconstructing that minimum from the source workbooks reproduces the released value on 1,428 of the 1,475 rows for the fitness screen and 1,372 of 1,475 for the reporter screen. The construction of the remaining 47 and 103 rows is not established here, so what follows describes the released columns rather than a definition verified for every row. A minimum of two one-sided tests is distributed roughly uniformly on 0 to 0.5 under the null, so a 0.05 cut-off admits about twice the nominal rate: 10.5% and 9.9% of each screen's non-control sites fall below it, against the 5% a two-sided p-value would give. Labelling sites as affected at twice the intended rate adds noise to the outcome. If that noise is unrelated to distance — non-differential misclassification — it pulls an AUC toward 0.5. Errors that depend on distance could move it in either direction, and nothing here establishes which holds. The estimate was therefore repeated under two outcome definitions that do not inherit the defect. Doubling the value to make a valid two-sided test leaves 145 affected sites and gives </w:t>
-      </w:r>
-      <w:r>
-        <w:rPr>
-          <w:rFonts w:ascii="Charis SIL" w:hAnsi="Charis SIL" w:cs="Charis SIL" w:eastAsia="Charis SIL"/>
-          <w:b/>
-          <w:i w:val="0"/>
-          <w:color w:val="000000"/>
-          <w:sz w:val="20"/>
-        </w:rPr>
-        <w:t>0.518 (0.462–0.574)</w:t>
-      </w:r>
-      <w:r>
-        <w:rPr>
-          <w:rFonts w:ascii="Charis SIL" w:hAnsi="Charis SIL" w:cs="Charis SIL" w:eastAsia="Charis SIL"/>
-          <w:b w:val="0"/>
-          <w:i w:val="0"/>
-          <w:color w:val="000000"/>
-          <w:sz w:val="20"/>
-        </w:rPr>
-        <w:t xml:space="preserve">. Taking the top tenth of sites by size of the log fold change, which uses no p-value at all, leaves 148 and gives </w:t>
-      </w:r>
-      <w:r>
-        <w:rPr>
-          <w:rFonts w:ascii="Charis SIL" w:hAnsi="Charis SIL" w:cs="Charis SIL" w:eastAsia="Charis SIL"/>
-          <w:b/>
-          <w:i w:val="0"/>
-          <w:color w:val="000000"/>
-          <w:sz w:val="20"/>
-        </w:rPr>
-        <w:t>0.517 (0.463–0.571)</w:t>
-      </w:r>
-      <w:r>
-        <w:rPr>
-          <w:rFonts w:ascii="Charis SIL" w:hAnsi="Charis SIL" w:cs="Charis SIL" w:eastAsia="Charis SIL"/>
-          <w:b w:val="0"/>
-          <w:i w:val="0"/>
-          <w:color w:val="000000"/>
-          <w:sz w:val="20"/>
-        </w:rPr>
-        <w:t>. Both contain 0.5.</w:t>
+        <w:t>Each screen releases one value per site. That value tracks the smaller of MAGeCK's two one-sided gene-level p-values on most rows but not all: reconstructing that minimum reproduces it on 1,428 of the 1,475 rows for the fitness screen and 1,372 of 1,475 for the reporter screen, and the construction of the remaining 47 and 103 is not established here. A minimum of two one-sided tests is not a two-sided p-value, so each screen's value is doubled before use, which corrects the two directions inside that screen. Keeping the screens apart means there is no second union to correct.</w:t>
       </w:r>
     </w:p>
     <w:p>
@@ -6218,7 +6168,83 @@
           <w:color w:val="000000"/>
           <w:sz w:val="20"/>
         </w:rPr>
-        <w:t>The gain over the yeast cohort is precision, and it should be quoted from the repaired endpoint: the interval half-width is 0.056, against 0.107 in yeast, on 793 protein clusters against 48. It is not the 0.040 the uncorrected label gives.</w:t>
+        <w:t xml:space="preserve">Distance gave </w:t>
+      </w:r>
+      <w:r>
+        <w:rPr>
+          <w:rFonts w:ascii="Charis SIL" w:hAnsi="Charis SIL" w:cs="Charis SIL" w:eastAsia="Charis SIL"/>
+          <w:b/>
+          <w:i w:val="0"/>
+          <w:color w:val="000000"/>
+          <w:sz w:val="20"/>
+        </w:rPr>
+        <w:t>0.559 (0.476–0.641)</w:t>
+      </w:r>
+      <w:r>
+        <w:rPr>
+          <w:rFonts w:ascii="Charis SIL" w:hAnsi="Charis SIL" w:cs="Charis SIL" w:eastAsia="Charis SIL"/>
+          <w:b w:val="0"/>
+          <w:i w:val="0"/>
+          <w:color w:val="000000"/>
+          <w:sz w:val="20"/>
+        </w:rPr>
+        <w:t xml:space="preserve"> on the fitness screen, where 71 sites are affected, and </w:t>
+      </w:r>
+      <w:r>
+        <w:rPr>
+          <w:rFonts w:ascii="Charis SIL" w:hAnsi="Charis SIL" w:cs="Charis SIL" w:eastAsia="Charis SIL"/>
+          <w:b/>
+          <w:i w:val="0"/>
+          <w:color w:val="000000"/>
+          <w:sz w:val="20"/>
+        </w:rPr>
+        <w:t>0.487 (0.421–0.554)</w:t>
+      </w:r>
+      <w:r>
+        <w:rPr>
+          <w:rFonts w:ascii="Charis SIL" w:hAnsi="Charis SIL" w:cs="Charis SIL" w:eastAsia="Charis SIL"/>
+          <w:b w:val="0"/>
+          <w:i w:val="0"/>
+          <w:color w:val="000000"/>
+          <w:sz w:val="20"/>
+        </w:rPr>
+        <w:t xml:space="preserve"> on the reporter screen, where 80 are. The two land on opposite sides of 0.5 from the same predictor on the same 1,475 sites. Both intervals contain 0.5, and the fitness value is the further from it: shuffling the outcome labels 20,000 times puts it 1.68 standard deviations out, at </w:t>
+      </w:r>
+      <w:r>
+        <w:rPr>
+          <w:rFonts w:ascii="Charis SIL" w:hAnsi="Charis SIL" w:cs="Charis SIL" w:eastAsia="Charis SIL"/>
+          <w:b/>
+          <w:i w:val="0"/>
+          <w:color w:val="000000"/>
+          <w:sz w:val="20"/>
+        </w:rPr>
+        <w:t>p = 0.09</w:t>
+      </w:r>
+      <w:r>
+        <w:rPr>
+          <w:rFonts w:ascii="Charis SIL" w:hAnsi="Charis SIL" w:cs="Charis SIL" w:eastAsia="Charis SIL"/>
+          <w:b w:val="0"/>
+          <w:i w:val="0"/>
+          <w:color w:val="000000"/>
+          <w:sz w:val="20"/>
+        </w:rPr>
+        <w:t>. That is not a small number and it is not significance either; it is reported as it stands.</w:t>
+      </w:r>
+    </w:p>
+    <w:p>
+      <w:pPr>
+        <w:spacing w:before="240" w:after="120" w:line="284" w:lineRule="exact"/>
+        <w:jc w:val="left"/>
+      </w:pPr>
+      <w:r>
+        <w:rPr>
+          <w:rFonts w:ascii="Charis SIL" w:hAnsi="Charis SIL" w:cs="Charis SIL" w:eastAsia="Charis SIL"/>
+          <w:b/>
+          <w:i/>
+          <w:color w:val="000000"/>
+          <w:sz w:val="21"/>
+        </w:rPr>
+        <w:t>2.7.1 The reading does not depend on which endpoint is chosen</w:t>
       </w:r>
     </w:p>
     <w:p>
@@ -6234,7 +6260,7 @@
           <w:color w:val="000000"/>
           <w:sz w:val="20"/>
         </w:rPr>
-        <w:t>Three properties of the yeast measurement reappear.</w:t>
+        <w:t>The endpoint was declared after it was clear that no candidate separated the classes, which makes the choice post hoc. The defence available is to report every candidate, so all of them are in Table 3.</w:t>
       </w:r>
     </w:p>
     <w:p>
@@ -6245,33 +6271,819 @@
       <w:r>
         <w:rPr>
           <w:rFonts w:ascii="Charis SIL" w:hAnsi="Charis SIL" w:cs="Charis SIL" w:eastAsia="Charis SIL"/>
-          <w:b w:val="0"/>
+          <w:b/>
           <w:i w:val="0"/>
           <w:color w:val="000000"/>
           <w:sz w:val="20"/>
         </w:rPr>
-        <w:t xml:space="preserve">Restricting to targets carrying experimental evidence, which leaves 24 of 163 sites in yeast and so cannot be asked there, leaves </w:t>
-      </w:r>
-      <w:r>
-        <w:rPr>
-          <w:rFonts w:ascii="Charis SIL" w:hAnsi="Charis SIL" w:cs="Charis SIL" w:eastAsia="Charis SIL"/>
-          <w:b/>
-          <w:i w:val="0"/>
-          <w:color w:val="000000"/>
-          <w:sz w:val="20"/>
-        </w:rPr>
-        <w:t>512 sites in 287 proteins</w:t>
-      </w:r>
-      <w:r>
-        <w:rPr>
-          <w:rFonts w:ascii="Charis SIL" w:hAnsi="Charis SIL" w:cs="Charis SIL" w:eastAsia="Charis SIL"/>
-          <w:b w:val="0"/>
-          <w:i w:val="0"/>
-          <w:color w:val="000000"/>
-          <w:sz w:val="20"/>
-        </w:rPr>
-        <w:t xml:space="preserve"> here and gives 0.511 (0.445–0.576). Annotation quality does not account for the result.</w:t>
-      </w:r>
+        <w:t>Table 3. Distance under every human endpoint considered.</w:t>
+      </w:r>
+    </w:p>
+    <w:tbl>
+      <w:tblPr>
+        <w:tblW w:type="auto" w:w="0"/>
+        <w:jc w:val="left"/>
+        <w:tblLayout w:type="autofit"/>
+        <w:tblLook w:firstColumn="1" w:firstRow="1" w:lastColumn="0" w:lastRow="0" w:noHBand="0" w:noVBand="1" w:val="04A0"/>
+      </w:tblPr>
+      <w:tblGrid>
+        <w:gridCol w:w="2420"/>
+        <w:gridCol w:w="2420"/>
+        <w:gridCol w:w="2420"/>
+        <w:gridCol w:w="2420"/>
+      </w:tblGrid>
+      <w:tr>
+        <w:tc>
+          <w:tcPr>
+            <w:tcW w:type="dxa" w:w="2420"/>
+            <w:tcBorders>
+              <w:bottom w:val="single" w:sz="6" w:color="000000"/>
+            </w:tcBorders>
+          </w:tcPr>
+          <w:p>
+            <w:pPr>
+              <w:spacing w:before="0" w:after="40" w:line="208" w:lineRule="exact"/>
+              <w:jc w:val="left"/>
+            </w:pPr>
+            <w:r>
+              <w:rPr>
+                <w:rFonts w:ascii="Charis SIL" w:hAnsi="Charis SIL" w:cs="Charis SIL" w:eastAsia="Charis SIL"/>
+                <w:b/>
+                <w:i w:val="0"/>
+                <w:color w:val="000000"/>
+                <w:sz w:val="16"/>
+              </w:rPr>
+              <w:t>Endpoint</w:t>
+            </w:r>
+          </w:p>
+        </w:tc>
+        <w:tc>
+          <w:tcPr>
+            <w:tcW w:type="dxa" w:w="2420"/>
+            <w:tcBorders>
+              <w:bottom w:val="single" w:sz="6" w:color="000000"/>
+            </w:tcBorders>
+          </w:tcPr>
+          <w:p>
+            <w:pPr>
+              <w:spacing w:before="0" w:after="40" w:line="208" w:lineRule="exact"/>
+              <w:jc w:val="left"/>
+            </w:pPr>
+            <w:r>
+              <w:rPr>
+                <w:rFonts w:ascii="Charis SIL" w:hAnsi="Charis SIL" w:cs="Charis SIL" w:eastAsia="Charis SIL"/>
+                <w:b/>
+                <w:i w:val="0"/>
+                <w:color w:val="000000"/>
+                <w:sz w:val="16"/>
+              </w:rPr>
+              <w:t>Affected</w:t>
+            </w:r>
+          </w:p>
+        </w:tc>
+        <w:tc>
+          <w:tcPr>
+            <w:tcW w:type="dxa" w:w="2420"/>
+            <w:tcBorders>
+              <w:bottom w:val="single" w:sz="6" w:color="000000"/>
+            </w:tcBorders>
+          </w:tcPr>
+          <w:p>
+            <w:pPr>
+              <w:spacing w:before="0" w:after="40" w:line="208" w:lineRule="exact"/>
+              <w:jc w:val="left"/>
+            </w:pPr>
+            <w:r>
+              <w:rPr>
+                <w:rFonts w:ascii="Charis SIL" w:hAnsi="Charis SIL" w:cs="Charis SIL" w:eastAsia="Charis SIL"/>
+                <w:b/>
+                <w:i w:val="0"/>
+                <w:color w:val="000000"/>
+                <w:sz w:val="16"/>
+              </w:rPr>
+              <w:t>AUC</w:t>
+            </w:r>
+          </w:p>
+        </w:tc>
+        <w:tc>
+          <w:tcPr>
+            <w:tcW w:type="dxa" w:w="2420"/>
+            <w:tcBorders>
+              <w:bottom w:val="single" w:sz="6" w:color="000000"/>
+            </w:tcBorders>
+          </w:tcPr>
+          <w:p>
+            <w:pPr>
+              <w:spacing w:before="0" w:after="40" w:line="208" w:lineRule="exact"/>
+              <w:jc w:val="left"/>
+            </w:pPr>
+            <w:r>
+              <w:rPr>
+                <w:rFonts w:ascii="Charis SIL" w:hAnsi="Charis SIL" w:cs="Charis SIL" w:eastAsia="Charis SIL"/>
+                <w:b/>
+                <w:i w:val="0"/>
+                <w:color w:val="000000"/>
+                <w:sz w:val="16"/>
+              </w:rPr>
+              <w:t>95% interval</w:t>
+            </w:r>
+          </w:p>
+        </w:tc>
+      </w:tr>
+      <w:tr>
+        <w:tc>
+          <w:tcPr>
+            <w:tcW w:type="dxa" w:w="2420"/>
+          </w:tcPr>
+          <w:p>
+            <w:pPr>
+              <w:spacing w:before="0" w:after="40" w:line="208" w:lineRule="exact"/>
+              <w:jc w:val="left"/>
+            </w:pPr>
+            <w:r>
+              <w:rPr>
+                <w:rFonts w:ascii="Charis SIL" w:hAnsi="Charis SIL" w:cs="Charis SIL" w:eastAsia="Charis SIL"/>
+                <w:b w:val="0"/>
+                <w:i w:val="0"/>
+                <w:color w:val="000000"/>
+                <w:sz w:val="16"/>
+              </w:rPr>
+              <w:t>Fitness screen, direction-corrected (declared)</w:t>
+            </w:r>
+          </w:p>
+        </w:tc>
+        <w:tc>
+          <w:tcPr>
+            <w:tcW w:type="dxa" w:w="2420"/>
+          </w:tcPr>
+          <w:p>
+            <w:pPr>
+              <w:spacing w:before="0" w:after="40" w:line="208" w:lineRule="exact"/>
+              <w:jc w:val="left"/>
+            </w:pPr>
+            <w:r>
+              <w:rPr>
+                <w:rFonts w:ascii="Charis SIL" w:hAnsi="Charis SIL" w:cs="Charis SIL" w:eastAsia="Charis SIL"/>
+                <w:b w:val="0"/>
+                <w:i w:val="0"/>
+                <w:color w:val="000000"/>
+                <w:sz w:val="16"/>
+              </w:rPr>
+              <w:t>71</w:t>
+            </w:r>
+          </w:p>
+        </w:tc>
+        <w:tc>
+          <w:tcPr>
+            <w:tcW w:type="dxa" w:w="2420"/>
+          </w:tcPr>
+          <w:p>
+            <w:pPr>
+              <w:spacing w:before="0" w:after="40" w:line="208" w:lineRule="exact"/>
+              <w:jc w:val="left"/>
+            </w:pPr>
+            <w:r>
+              <w:rPr>
+                <w:rFonts w:ascii="Charis SIL" w:hAnsi="Charis SIL" w:cs="Charis SIL" w:eastAsia="Charis SIL"/>
+                <w:b w:val="0"/>
+                <w:i w:val="0"/>
+                <w:color w:val="000000"/>
+                <w:sz w:val="16"/>
+              </w:rPr>
+              <w:t>0.559</w:t>
+            </w:r>
+          </w:p>
+        </w:tc>
+        <w:tc>
+          <w:tcPr>
+            <w:tcW w:type="dxa" w:w="2420"/>
+          </w:tcPr>
+          <w:p>
+            <w:pPr>
+              <w:spacing w:before="0" w:after="40" w:line="208" w:lineRule="exact"/>
+              <w:jc w:val="left"/>
+            </w:pPr>
+            <w:r>
+              <w:rPr>
+                <w:rFonts w:ascii="Charis SIL" w:hAnsi="Charis SIL" w:cs="Charis SIL" w:eastAsia="Charis SIL"/>
+                <w:b w:val="0"/>
+                <w:i w:val="0"/>
+                <w:color w:val="000000"/>
+                <w:sz w:val="16"/>
+              </w:rPr>
+              <w:t>0.476–0.641</w:t>
+            </w:r>
+          </w:p>
+        </w:tc>
+      </w:tr>
+      <w:tr>
+        <w:tc>
+          <w:tcPr>
+            <w:tcW w:type="dxa" w:w="2420"/>
+          </w:tcPr>
+          <w:p>
+            <w:pPr>
+              <w:spacing w:before="0" w:after="40" w:line="208" w:lineRule="exact"/>
+              <w:jc w:val="left"/>
+            </w:pPr>
+            <w:r>
+              <w:rPr>
+                <w:rFonts w:ascii="Charis SIL" w:hAnsi="Charis SIL" w:cs="Charis SIL" w:eastAsia="Charis SIL"/>
+                <w:b w:val="0"/>
+                <w:i w:val="0"/>
+                <w:color w:val="000000"/>
+                <w:sz w:val="16"/>
+              </w:rPr>
+              <w:t>Reporter screen, direction-corrected (declared)</w:t>
+            </w:r>
+          </w:p>
+        </w:tc>
+        <w:tc>
+          <w:tcPr>
+            <w:tcW w:type="dxa" w:w="2420"/>
+          </w:tcPr>
+          <w:p>
+            <w:pPr>
+              <w:spacing w:before="0" w:after="40" w:line="208" w:lineRule="exact"/>
+              <w:jc w:val="left"/>
+            </w:pPr>
+            <w:r>
+              <w:rPr>
+                <w:rFonts w:ascii="Charis SIL" w:hAnsi="Charis SIL" w:cs="Charis SIL" w:eastAsia="Charis SIL"/>
+                <w:b w:val="0"/>
+                <w:i w:val="0"/>
+                <w:color w:val="000000"/>
+                <w:sz w:val="16"/>
+              </w:rPr>
+              <w:t>80</w:t>
+            </w:r>
+          </w:p>
+        </w:tc>
+        <w:tc>
+          <w:tcPr>
+            <w:tcW w:type="dxa" w:w="2420"/>
+          </w:tcPr>
+          <w:p>
+            <w:pPr>
+              <w:spacing w:before="0" w:after="40" w:line="208" w:lineRule="exact"/>
+              <w:jc w:val="left"/>
+            </w:pPr>
+            <w:r>
+              <w:rPr>
+                <w:rFonts w:ascii="Charis SIL" w:hAnsi="Charis SIL" w:cs="Charis SIL" w:eastAsia="Charis SIL"/>
+                <w:b w:val="0"/>
+                <w:i w:val="0"/>
+                <w:color w:val="000000"/>
+                <w:sz w:val="16"/>
+              </w:rPr>
+              <w:t>0.487</w:t>
+            </w:r>
+          </w:p>
+        </w:tc>
+        <w:tc>
+          <w:tcPr>
+            <w:tcW w:type="dxa" w:w="2420"/>
+          </w:tcPr>
+          <w:p>
+            <w:pPr>
+              <w:spacing w:before="0" w:after="40" w:line="208" w:lineRule="exact"/>
+              <w:jc w:val="left"/>
+            </w:pPr>
+            <w:r>
+              <w:rPr>
+                <w:rFonts w:ascii="Charis SIL" w:hAnsi="Charis SIL" w:cs="Charis SIL" w:eastAsia="Charis SIL"/>
+                <w:b w:val="0"/>
+                <w:i w:val="0"/>
+                <w:color w:val="000000"/>
+                <w:sz w:val="16"/>
+              </w:rPr>
+              <w:t>0.421–0.554</w:t>
+            </w:r>
+          </w:p>
+        </w:tc>
+      </w:tr>
+      <w:tr>
+        <w:tc>
+          <w:tcPr>
+            <w:tcW w:type="dxa" w:w="2420"/>
+          </w:tcPr>
+          <w:p>
+            <w:pPr>
+              <w:spacing w:before="0" w:after="40" w:line="208" w:lineRule="exact"/>
+              <w:jc w:val="left"/>
+            </w:pPr>
+            <w:r>
+              <w:rPr>
+                <w:rFonts w:ascii="Charis SIL" w:hAnsi="Charis SIL" w:cs="Charis SIL" w:eastAsia="Charis SIL"/>
+                <w:b w:val="0"/>
+                <w:i w:val="0"/>
+                <w:color w:val="000000"/>
+                <w:sz w:val="16"/>
+              </w:rPr>
+              <w:t>Union of both screens, uncorrected (withdrawn)</w:t>
+            </w:r>
+          </w:p>
+        </w:tc>
+        <w:tc>
+          <w:tcPr>
+            <w:tcW w:type="dxa" w:w="2420"/>
+          </w:tcPr>
+          <w:p>
+            <w:pPr>
+              <w:spacing w:before="0" w:after="40" w:line="208" w:lineRule="exact"/>
+              <w:jc w:val="left"/>
+            </w:pPr>
+            <w:r>
+              <w:rPr>
+                <w:rFonts w:ascii="Charis SIL" w:hAnsi="Charis SIL" w:cs="Charis SIL" w:eastAsia="Charis SIL"/>
+                <w:b w:val="0"/>
+                <w:i w:val="0"/>
+                <w:color w:val="000000"/>
+                <w:sz w:val="16"/>
+              </w:rPr>
+              <w:t>293</w:t>
+            </w:r>
+          </w:p>
+        </w:tc>
+        <w:tc>
+          <w:tcPr>
+            <w:tcW w:type="dxa" w:w="2420"/>
+          </w:tcPr>
+          <w:p>
+            <w:pPr>
+              <w:spacing w:before="0" w:after="40" w:line="208" w:lineRule="exact"/>
+              <w:jc w:val="left"/>
+            </w:pPr>
+            <w:r>
+              <w:rPr>
+                <w:rFonts w:ascii="Charis SIL" w:hAnsi="Charis SIL" w:cs="Charis SIL" w:eastAsia="Charis SIL"/>
+                <w:b w:val="0"/>
+                <w:i w:val="0"/>
+                <w:color w:val="000000"/>
+                <w:sz w:val="16"/>
+              </w:rPr>
+              <w:t>0.506</w:t>
+            </w:r>
+          </w:p>
+        </w:tc>
+        <w:tc>
+          <w:tcPr>
+            <w:tcW w:type="dxa" w:w="2420"/>
+          </w:tcPr>
+          <w:p>
+            <w:pPr>
+              <w:spacing w:before="0" w:after="40" w:line="208" w:lineRule="exact"/>
+              <w:jc w:val="left"/>
+            </w:pPr>
+            <w:r>
+              <w:rPr>
+                <w:rFonts w:ascii="Charis SIL" w:hAnsi="Charis SIL" w:cs="Charis SIL" w:eastAsia="Charis SIL"/>
+                <w:b w:val="0"/>
+                <w:i w:val="0"/>
+                <w:color w:val="000000"/>
+                <w:sz w:val="16"/>
+              </w:rPr>
+              <w:t>0.466–0.546</w:t>
+            </w:r>
+          </w:p>
+        </w:tc>
+      </w:tr>
+      <w:tr>
+        <w:tc>
+          <w:tcPr>
+            <w:tcW w:type="dxa" w:w="2420"/>
+          </w:tcPr>
+          <w:p>
+            <w:pPr>
+              <w:spacing w:before="0" w:after="40" w:line="208" w:lineRule="exact"/>
+              <w:jc w:val="left"/>
+            </w:pPr>
+            <w:r>
+              <w:rPr>
+                <w:rFonts w:ascii="Charis SIL" w:hAnsi="Charis SIL" w:cs="Charis SIL" w:eastAsia="Charis SIL"/>
+                <w:b w:val="0"/>
+                <w:i w:val="0"/>
+                <w:color w:val="000000"/>
+                <w:sz w:val="16"/>
+              </w:rPr>
+              <w:t>Union, corrected for two directions and two screens</w:t>
+            </w:r>
+          </w:p>
+        </w:tc>
+        <w:tc>
+          <w:tcPr>
+            <w:tcW w:type="dxa" w:w="2420"/>
+          </w:tcPr>
+          <w:p>
+            <w:pPr>
+              <w:spacing w:before="0" w:after="40" w:line="208" w:lineRule="exact"/>
+              <w:jc w:val="left"/>
+            </w:pPr>
+            <w:r>
+              <w:rPr>
+                <w:rFonts w:ascii="Charis SIL" w:hAnsi="Charis SIL" w:cs="Charis SIL" w:eastAsia="Charis SIL"/>
+                <w:b w:val="0"/>
+                <w:i w:val="0"/>
+                <w:color w:val="000000"/>
+                <w:sz w:val="16"/>
+              </w:rPr>
+              <w:t>85</w:t>
+            </w:r>
+          </w:p>
+        </w:tc>
+        <w:tc>
+          <w:tcPr>
+            <w:tcW w:type="dxa" w:w="2420"/>
+          </w:tcPr>
+          <w:p>
+            <w:pPr>
+              <w:spacing w:before="0" w:after="40" w:line="208" w:lineRule="exact"/>
+              <w:jc w:val="left"/>
+            </w:pPr>
+            <w:r>
+              <w:rPr>
+                <w:rFonts w:ascii="Charis SIL" w:hAnsi="Charis SIL" w:cs="Charis SIL" w:eastAsia="Charis SIL"/>
+                <w:b w:val="0"/>
+                <w:i w:val="0"/>
+                <w:color w:val="000000"/>
+                <w:sz w:val="16"/>
+              </w:rPr>
+              <w:t>0.541</w:t>
+            </w:r>
+          </w:p>
+        </w:tc>
+        <w:tc>
+          <w:tcPr>
+            <w:tcW w:type="dxa" w:w="2420"/>
+          </w:tcPr>
+          <w:p>
+            <w:pPr>
+              <w:spacing w:before="0" w:after="40" w:line="208" w:lineRule="exact"/>
+              <w:jc w:val="left"/>
+            </w:pPr>
+            <w:r>
+              <w:rPr>
+                <w:rFonts w:ascii="Charis SIL" w:hAnsi="Charis SIL" w:cs="Charis SIL" w:eastAsia="Charis SIL"/>
+                <w:b w:val="0"/>
+                <w:i w:val="0"/>
+                <w:color w:val="000000"/>
+                <w:sz w:val="16"/>
+              </w:rPr>
+              <w:t>0.464–0.617</w:t>
+            </w:r>
+          </w:p>
+        </w:tc>
+      </w:tr>
+      <w:tr>
+        <w:tc>
+          <w:tcPr>
+            <w:tcW w:type="dxa" w:w="2420"/>
+          </w:tcPr>
+          <w:p>
+            <w:pPr>
+              <w:spacing w:before="0" w:after="40" w:line="208" w:lineRule="exact"/>
+              <w:jc w:val="left"/>
+            </w:pPr>
+            <w:r>
+              <w:rPr>
+                <w:rFonts w:ascii="Charis SIL" w:hAnsi="Charis SIL" w:cs="Charis SIL" w:eastAsia="Charis SIL"/>
+                <w:b w:val="0"/>
+                <w:i w:val="0"/>
+                <w:color w:val="000000"/>
+                <w:sz w:val="16"/>
+              </w:rPr>
+              <w:t>Top tenth by size of log fold change, fitness</w:t>
+            </w:r>
+          </w:p>
+        </w:tc>
+        <w:tc>
+          <w:tcPr>
+            <w:tcW w:type="dxa" w:w="2420"/>
+          </w:tcPr>
+          <w:p>
+            <w:pPr>
+              <w:spacing w:before="0" w:after="40" w:line="208" w:lineRule="exact"/>
+              <w:jc w:val="left"/>
+            </w:pPr>
+            <w:r>
+              <w:rPr>
+                <w:rFonts w:ascii="Charis SIL" w:hAnsi="Charis SIL" w:cs="Charis SIL" w:eastAsia="Charis SIL"/>
+                <w:b w:val="0"/>
+                <w:i w:val="0"/>
+                <w:color w:val="000000"/>
+                <w:sz w:val="16"/>
+              </w:rPr>
+              <w:t>148</w:t>
+            </w:r>
+          </w:p>
+        </w:tc>
+        <w:tc>
+          <w:tcPr>
+            <w:tcW w:type="dxa" w:w="2420"/>
+          </w:tcPr>
+          <w:p>
+            <w:pPr>
+              <w:spacing w:before="0" w:after="40" w:line="208" w:lineRule="exact"/>
+              <w:jc w:val="left"/>
+            </w:pPr>
+            <w:r>
+              <w:rPr>
+                <w:rFonts w:ascii="Charis SIL" w:hAnsi="Charis SIL" w:cs="Charis SIL" w:eastAsia="Charis SIL"/>
+                <w:b w:val="0"/>
+                <w:i w:val="0"/>
+                <w:color w:val="000000"/>
+                <w:sz w:val="16"/>
+              </w:rPr>
+              <w:t>0.507</w:t>
+            </w:r>
+          </w:p>
+        </w:tc>
+        <w:tc>
+          <w:tcPr>
+            <w:tcW w:type="dxa" w:w="2420"/>
+          </w:tcPr>
+          <w:p>
+            <w:pPr>
+              <w:spacing w:before="0" w:after="40" w:line="208" w:lineRule="exact"/>
+              <w:jc w:val="left"/>
+            </w:pPr>
+            <w:r>
+              <w:rPr>
+                <w:rFonts w:ascii="Charis SIL" w:hAnsi="Charis SIL" w:cs="Charis SIL" w:eastAsia="Charis SIL"/>
+                <w:b w:val="0"/>
+                <w:i w:val="0"/>
+                <w:color w:val="000000"/>
+                <w:sz w:val="16"/>
+              </w:rPr>
+              <w:t>0.455–0.560</w:t>
+            </w:r>
+          </w:p>
+        </w:tc>
+      </w:tr>
+      <w:tr>
+        <w:tc>
+          <w:tcPr>
+            <w:tcW w:type="dxa" w:w="2420"/>
+          </w:tcPr>
+          <w:p>
+            <w:pPr>
+              <w:spacing w:before="0" w:after="40" w:line="208" w:lineRule="exact"/>
+              <w:jc w:val="left"/>
+            </w:pPr>
+            <w:r>
+              <w:rPr>
+                <w:rFonts w:ascii="Charis SIL" w:hAnsi="Charis SIL" w:cs="Charis SIL" w:eastAsia="Charis SIL"/>
+                <w:b w:val="0"/>
+                <w:i w:val="0"/>
+                <w:color w:val="000000"/>
+                <w:sz w:val="16"/>
+              </w:rPr>
+              <w:t>Top tenth by size of log fold change, reporter</w:t>
+            </w:r>
+          </w:p>
+        </w:tc>
+        <w:tc>
+          <w:tcPr>
+            <w:tcW w:type="dxa" w:w="2420"/>
+          </w:tcPr>
+          <w:p>
+            <w:pPr>
+              <w:spacing w:before="0" w:after="40" w:line="208" w:lineRule="exact"/>
+              <w:jc w:val="left"/>
+            </w:pPr>
+            <w:r>
+              <w:rPr>
+                <w:rFonts w:ascii="Charis SIL" w:hAnsi="Charis SIL" w:cs="Charis SIL" w:eastAsia="Charis SIL"/>
+                <w:b w:val="0"/>
+                <w:i w:val="0"/>
+                <w:color w:val="000000"/>
+                <w:sz w:val="16"/>
+              </w:rPr>
+              <w:t>148</w:t>
+            </w:r>
+          </w:p>
+        </w:tc>
+        <w:tc>
+          <w:tcPr>
+            <w:tcW w:type="dxa" w:w="2420"/>
+          </w:tcPr>
+          <w:p>
+            <w:pPr>
+              <w:spacing w:before="0" w:after="40" w:line="208" w:lineRule="exact"/>
+              <w:jc w:val="left"/>
+            </w:pPr>
+            <w:r>
+              <w:rPr>
+                <w:rFonts w:ascii="Charis SIL" w:hAnsi="Charis SIL" w:cs="Charis SIL" w:eastAsia="Charis SIL"/>
+                <w:b w:val="0"/>
+                <w:i w:val="0"/>
+                <w:color w:val="000000"/>
+                <w:sz w:val="16"/>
+              </w:rPr>
+              <w:t>0.509</w:t>
+            </w:r>
+          </w:p>
+        </w:tc>
+        <w:tc>
+          <w:tcPr>
+            <w:tcW w:type="dxa" w:w="2420"/>
+          </w:tcPr>
+          <w:p>
+            <w:pPr>
+              <w:spacing w:before="0" w:after="40" w:line="208" w:lineRule="exact"/>
+              <w:jc w:val="left"/>
+            </w:pPr>
+            <w:r>
+              <w:rPr>
+                <w:rFonts w:ascii="Charis SIL" w:hAnsi="Charis SIL" w:cs="Charis SIL" w:eastAsia="Charis SIL"/>
+                <w:b w:val="0"/>
+                <w:i w:val="0"/>
+                <w:color w:val="000000"/>
+                <w:sz w:val="16"/>
+              </w:rPr>
+              <w:t>0.457–0.561</w:t>
+            </w:r>
+          </w:p>
+        </w:tc>
+      </w:tr>
+      <w:tr>
+        <w:tc>
+          <w:tcPr>
+            <w:tcW w:type="dxa" w:w="2420"/>
+          </w:tcPr>
+          <w:p>
+            <w:pPr>
+              <w:spacing w:before="0" w:after="40" w:line="208" w:lineRule="exact"/>
+              <w:jc w:val="left"/>
+            </w:pPr>
+            <w:r>
+              <w:rPr>
+                <w:rFonts w:ascii="Charis SIL" w:hAnsi="Charis SIL" w:cs="Charis SIL" w:eastAsia="Charis SIL"/>
+                <w:b w:val="0"/>
+                <w:i w:val="0"/>
+                <w:color w:val="000000"/>
+                <w:sz w:val="16"/>
+              </w:rPr>
+              <w:t>Top tenth by size of log fold change, larger of the two</w:t>
+            </w:r>
+          </w:p>
+        </w:tc>
+        <w:tc>
+          <w:tcPr>
+            <w:tcW w:type="dxa" w:w="2420"/>
+          </w:tcPr>
+          <w:p>
+            <w:pPr>
+              <w:spacing w:before="0" w:after="40" w:line="208" w:lineRule="exact"/>
+              <w:jc w:val="left"/>
+            </w:pPr>
+            <w:r>
+              <w:rPr>
+                <w:rFonts w:ascii="Charis SIL" w:hAnsi="Charis SIL" w:cs="Charis SIL" w:eastAsia="Charis SIL"/>
+                <w:b w:val="0"/>
+                <w:i w:val="0"/>
+                <w:color w:val="000000"/>
+                <w:sz w:val="16"/>
+              </w:rPr>
+              <w:t>148</w:t>
+            </w:r>
+          </w:p>
+        </w:tc>
+        <w:tc>
+          <w:tcPr>
+            <w:tcW w:type="dxa" w:w="2420"/>
+          </w:tcPr>
+          <w:p>
+            <w:pPr>
+              <w:spacing w:before="0" w:after="40" w:line="208" w:lineRule="exact"/>
+              <w:jc w:val="left"/>
+            </w:pPr>
+            <w:r>
+              <w:rPr>
+                <w:rFonts w:ascii="Charis SIL" w:hAnsi="Charis SIL" w:cs="Charis SIL" w:eastAsia="Charis SIL"/>
+                <w:b w:val="0"/>
+                <w:i w:val="0"/>
+                <w:color w:val="000000"/>
+                <w:sz w:val="16"/>
+              </w:rPr>
+              <w:t>0.517</w:t>
+            </w:r>
+          </w:p>
+        </w:tc>
+        <w:tc>
+          <w:tcPr>
+            <w:tcW w:type="dxa" w:w="2420"/>
+          </w:tcPr>
+          <w:p>
+            <w:pPr>
+              <w:spacing w:before="0" w:after="40" w:line="208" w:lineRule="exact"/>
+              <w:jc w:val="left"/>
+            </w:pPr>
+            <w:r>
+              <w:rPr>
+                <w:rFonts w:ascii="Charis SIL" w:hAnsi="Charis SIL" w:cs="Charis SIL" w:eastAsia="Charis SIL"/>
+                <w:b w:val="0"/>
+                <w:i w:val="0"/>
+                <w:color w:val="000000"/>
+                <w:sz w:val="16"/>
+              </w:rPr>
+              <w:t>0.463–0.571</w:t>
+            </w:r>
+          </w:p>
+        </w:tc>
+      </w:tr>
+      <w:tr>
+        <w:tc>
+          <w:tcPr>
+            <w:tcW w:type="dxa" w:w="2420"/>
+          </w:tcPr>
+          <w:p>
+            <w:pPr>
+              <w:spacing w:before="0" w:after="40" w:line="208" w:lineRule="exact"/>
+              <w:jc w:val="left"/>
+            </w:pPr>
+            <w:r>
+              <w:rPr>
+                <w:rFonts w:ascii="Charis SIL" w:hAnsi="Charis SIL" w:cs="Charis SIL" w:eastAsia="Charis SIL"/>
+                <w:b w:val="0"/>
+                <w:i w:val="0"/>
+                <w:color w:val="000000"/>
+                <w:sz w:val="16"/>
+              </w:rPr>
+              <w:t>The screens' own false-discovery control, below 0.25</w:t>
+            </w:r>
+          </w:p>
+        </w:tc>
+        <w:tc>
+          <w:tcPr>
+            <w:tcW w:type="dxa" w:w="2420"/>
+          </w:tcPr>
+          <w:p>
+            <w:pPr>
+              <w:spacing w:before="0" w:after="40" w:line="208" w:lineRule="exact"/>
+              <w:jc w:val="left"/>
+            </w:pPr>
+            <w:r>
+              <w:rPr>
+                <w:rFonts w:ascii="Charis SIL" w:hAnsi="Charis SIL" w:cs="Charis SIL" w:eastAsia="Charis SIL"/>
+                <w:b w:val="0"/>
+                <w:i w:val="0"/>
+                <w:color w:val="000000"/>
+                <w:sz w:val="16"/>
+              </w:rPr>
+              <w:t>19</w:t>
+            </w:r>
+          </w:p>
+        </w:tc>
+        <w:tc>
+          <w:tcPr>
+            <w:tcW w:type="dxa" w:w="2420"/>
+          </w:tcPr>
+          <w:p>
+            <w:pPr>
+              <w:spacing w:before="0" w:after="40" w:line="208" w:lineRule="exact"/>
+              <w:jc w:val="left"/>
+            </w:pPr>
+            <w:r>
+              <w:rPr>
+                <w:rFonts w:ascii="Charis SIL" w:hAnsi="Charis SIL" w:cs="Charis SIL" w:eastAsia="Charis SIL"/>
+                <w:b w:val="0"/>
+                <w:i w:val="0"/>
+                <w:color w:val="000000"/>
+                <w:sz w:val="16"/>
+              </w:rPr>
+              <w:t>0.614</w:t>
+            </w:r>
+          </w:p>
+        </w:tc>
+        <w:tc>
+          <w:tcPr>
+            <w:tcW w:type="dxa" w:w="2420"/>
+          </w:tcPr>
+          <w:p>
+            <w:pPr>
+              <w:spacing w:before="0" w:after="40" w:line="208" w:lineRule="exact"/>
+              <w:jc w:val="left"/>
+            </w:pPr>
+            <w:r>
+              <w:rPr>
+                <w:rFonts w:ascii="Charis SIL" w:hAnsi="Charis SIL" w:cs="Charis SIL" w:eastAsia="Charis SIL"/>
+                <w:b w:val="0"/>
+                <w:i w:val="0"/>
+                <w:color w:val="000000"/>
+                <w:sz w:val="16"/>
+              </w:rPr>
+              <w:t>0.433–0.781</w:t>
+            </w:r>
+          </w:p>
+        </w:tc>
+      </w:tr>
+    </w:tbl>
+    <w:p>
+      <w:pPr>
+        <w:spacing w:before="0" w:after="200" w:line="284" w:lineRule="exact"/>
+        <w:jc w:val="left"/>
+      </w:pPr>
     </w:p>
     <w:p>
       <w:pPr>
@@ -6286,67 +7098,23 @@
           <w:color w:val="000000"/>
           <w:sz w:val="20"/>
         </w:rPr>
-        <w:t xml:space="preserve">The comparison remains almost entirely between proteins rather than within them. Of </w:t>
-      </w:r>
+        <w:t>Every interval contains 0.5. The two rows using the size of the fold change use no p-value at all, so they do not inherit the unresolved question about how the released columns were built.</w:t>
+      </w:r>
+    </w:p>
+    <w:p>
+      <w:pPr>
+        <w:spacing w:before="240" w:after="120" w:line="284" w:lineRule="exact"/>
+        <w:jc w:val="left"/>
+      </w:pPr>
       <w:r>
         <w:rPr>
           <w:rFonts w:ascii="Charis SIL" w:hAnsi="Charis SIL" w:cs="Charis SIL" w:eastAsia="Charis SIL"/>
           <w:b/>
-          <w:i w:val="0"/>
-          <w:color w:val="000000"/>
-          <w:sz w:val="20"/>
-        </w:rPr>
-        <w:t>346,326</w:t>
-      </w:r>
-      <w:r>
-        <w:rPr>
-          <w:rFonts w:ascii="Charis SIL" w:hAnsi="Charis SIL" w:cs="Charis SIL" w:eastAsia="Charis SIL"/>
-          <w:b w:val="0"/>
-          <w:i w:val="0"/>
-          <w:color w:val="000000"/>
-          <w:sz w:val="20"/>
-        </w:rPr>
-        <w:t xml:space="preserve"> ranked affected/unaffected pairs, </w:t>
-      </w:r>
-      <w:r>
-        <w:rPr>
-          <w:rFonts w:ascii="Charis SIL" w:hAnsi="Charis SIL" w:cs="Charis SIL" w:eastAsia="Charis SIL"/>
-          <w:b/>
-          <w:i w:val="0"/>
-          <w:color w:val="000000"/>
-          <w:sz w:val="20"/>
-        </w:rPr>
-        <w:t>476</w:t>
-      </w:r>
-      <w:r>
-        <w:rPr>
-          <w:rFonts w:ascii="Charis SIL" w:hAnsi="Charis SIL" w:cs="Charis SIL" w:eastAsia="Charis SIL"/>
-          <w:b w:val="0"/>
-          <w:i w:val="0"/>
-          <w:color w:val="000000"/>
-          <w:sz w:val="20"/>
-        </w:rPr>
-        <w:t xml:space="preserve"> are two sites in the same protein — </w:t>
-      </w:r>
-      <w:r>
-        <w:rPr>
-          <w:rFonts w:ascii="Charis SIL" w:hAnsi="Charis SIL" w:cs="Charis SIL" w:eastAsia="Charis SIL"/>
-          <w:b/>
-          <w:i w:val="0"/>
-          <w:color w:val="000000"/>
-          <w:sz w:val="20"/>
-        </w:rPr>
-        <w:t>0.14%</w:t>
-      </w:r>
-      <w:r>
-        <w:rPr>
-          <w:rFonts w:ascii="Charis SIL" w:hAnsi="Charis SIL" w:cs="Charis SIL" w:eastAsia="Charis SIL"/>
-          <w:b w:val="0"/>
-          <w:i w:val="0"/>
-          <w:color w:val="000000"/>
-          <w:sz w:val="20"/>
-        </w:rPr>
-        <w:t>, against 2.65% in yeast. The larger cohort makes this worse, not better, because adding proteins adds across-protein pairs quadratically and within-protein pairs linearly.</w:t>
+          <w:i/>
+          <w:color w:val="000000"/>
+          <w:sz w:val="21"/>
+        </w:rPr>
+        <w:t>2.7.2 Two features that the pooled version hid</w:t>
       </w:r>
     </w:p>
     <w:p>
@@ -6362,7 +7130,23 @@
           <w:color w:val="000000"/>
           <w:sz w:val="20"/>
         </w:rPr>
-        <w:t xml:space="preserve">The short end is again sequence position. </w:t>
+        <w:t>Keeping the screens apart makes two things visible that the union did not.</w:t>
+      </w:r>
+    </w:p>
+    <w:p>
+      <w:pPr>
+        <w:spacing w:before="0" w:after="200" w:line="284" w:lineRule="exact"/>
+        <w:jc w:val="left"/>
+      </w:pPr>
+      <w:r>
+        <w:rPr>
+          <w:rFonts w:ascii="Charis SIL" w:hAnsi="Charis SIL" w:cs="Charis SIL" w:eastAsia="Charis SIL"/>
+          <w:b w:val="0"/>
+          <w:i w:val="0"/>
+          <w:color w:val="000000"/>
+          <w:sz w:val="20"/>
+        </w:rPr>
+        <w:t xml:space="preserve">How deeply a residue is buried separates the classes in the fitness screen. Inverse relative solvent accessibility gives </w:t>
       </w:r>
       <w:r>
         <w:rPr>
@@ -6372,7 +7156,7 @@
           <w:color w:val="000000"/>
           <w:sz w:val="20"/>
         </w:rPr>
-        <w:t>37</w:t>
+        <w:t>0.604 (0.528–0.675)</w:t>
       </w:r>
       <w:r>
         <w:rPr>
@@ -6382,7 +7166,23 @@
           <w:color w:val="000000"/>
           <w:sz w:val="20"/>
         </w:rPr>
-        <w:t xml:space="preserve"> sites lie within 5 Å of their nearest target; </w:t>
+        <w:t>, an interval that does not contain 0.5, against 0.524 (0.459–0.590) in the reporter screen. In the yeast cohort the same quantity had the largest comparator point estimate at 0.587 without excluding 0.5. Burial, not distance to an annotated residue, is the structural quantity that tracks this outcome.</w:t>
+      </w:r>
+    </w:p>
+    <w:p>
+      <w:pPr>
+        <w:spacing w:before="0" w:after="200" w:line="284" w:lineRule="exact"/>
+        <w:jc w:val="left"/>
+      </w:pPr>
+      <w:r>
+        <w:rPr>
+          <w:rFonts w:ascii="Charis SIL" w:hAnsi="Charis SIL" w:cs="Charis SIL" w:eastAsia="Charis SIL"/>
+          <w:b w:val="0"/>
+          <w:i w:val="0"/>
+          <w:color w:val="000000"/>
+          <w:sz w:val="20"/>
+        </w:rPr>
+        <w:t xml:space="preserve">In the reporter screen a feature that uses no structure at all beats the declared predictor. The smallest gap in sequence position to an eligible annotated residue gives 0.558 (0.492–0.624), and its paired difference against distance is </w:t>
       </w:r>
       <w:r>
         <w:rPr>
@@ -6392,7 +7192,7 @@
           <w:color w:val="000000"/>
           <w:sz w:val="20"/>
         </w:rPr>
-        <w:t>16</w:t>
+        <w:t>+0.071 (+0.005 to +0.137)</w:t>
       </w:r>
       <w:r>
         <w:rPr>
@@ -6402,27 +7202,7 @@
           <w:color w:val="000000"/>
           <w:sz w:val="20"/>
         </w:rPr>
-        <w:t xml:space="preserve"> of those are one or two residues away in the chain and </w:t>
-      </w:r>
-      <w:r>
-        <w:rPr>
-          <w:rFonts w:ascii="Charis SIL" w:hAnsi="Charis SIL" w:cs="Charis SIL" w:eastAsia="Charis SIL"/>
-          <w:b/>
-          <w:i w:val="0"/>
-          <w:color w:val="000000"/>
-          <w:sz w:val="20"/>
-        </w:rPr>
-        <w:t>13</w:t>
-      </w:r>
-      <w:r>
-        <w:rPr>
-          <w:rFonts w:ascii="Charis SIL" w:hAnsi="Charis SIL" w:cs="Charis SIL" w:eastAsia="Charis SIL"/>
-          <w:b w:val="0"/>
-          <w:i w:val="0"/>
-          <w:color w:val="000000"/>
-          <w:sz w:val="20"/>
-        </w:rPr>
-        <w:t xml:space="preserve"> sit in the 1.30–1.35 Å band that is the peptide bond.</w:t>
+        <w:t>. That interval excludes zero, and it is the only paired difference in either cohort that does. Every other comparison in both screens contains zero.</w:t>
       </w:r>
     </w:p>
     <w:p>
@@ -6438,7 +7218,7 @@
           <w:color w:val="000000"/>
           <w:sz w:val="21"/>
         </w:rPr>
-        <w:t>2.7.1 A published feature does separate the classes on this outcome</w:t>
+        <w:t>2.7.3 Three properties of the yeast measurement reappear</w:t>
       </w:r>
     </w:p>
     <w:p>
@@ -6454,7 +7234,7 @@
           <w:color w:val="000000"/>
           <w:sz w:val="20"/>
         </w:rPr>
-        <w:t xml:space="preserve">Twelve features from the human phosphoproteome annotation of Ochoa et al. [3] were tested on the same sites with the same estimator. Two intervals exclude 0.5 and both are conservation: SIFT minimum score at </w:t>
+        <w:t xml:space="preserve">Restricting to targets carrying experimental evidence, which leaves 24 of 163 sites in yeast and so cannot be asked there, leaves </w:t>
       </w:r>
       <w:r>
         <w:rPr>
@@ -6464,7 +7244,7 @@
           <w:color w:val="000000"/>
           <w:sz w:val="20"/>
         </w:rPr>
-        <w:t>0.572 (0.529–0.615)</w:t>
+        <w:t>512 sites in 287 proteins</w:t>
       </w:r>
       <w:r>
         <w:rPr>
@@ -6474,7 +7254,7 @@
           <w:color w:val="000000"/>
           <w:sz w:val="20"/>
         </w:rPr>
-        <w:t xml:space="preserve"> on 997 sites in 572 proteins, and the SIFT alanine score at 0.565 (0.520–0.609). Twelve tests at the 5% level make 0.6 such intervals expected by chance, so the SIFT interval was recomputed at a threshold corrected for all twelve; it is 0.507–0.634 and still excludes 0.5.</w:t>
+        <w:t xml:space="preserve"> here: 0.575 (0.446–0.699) on the fitness screen and 0.491 (0.391–0.590) on the reporter screen. Annotation evidence does not move the reading in either.</w:t>
       </w:r>
     </w:p>
     <w:p>
@@ -6490,7 +7270,47 @@
           <w:color w:val="000000"/>
           <w:sz w:val="20"/>
         </w:rPr>
-        <w:t>So the outcome is not one that nothing predicts, in either organism. What that licenses is narrow. The paired difference between SIFT and distance on their shared sites is +0.054 (−0.0002 to +0.109) and contains zero, so SIFT is not shown to outperform distance; distance restricted to the same sites rises to 0.518 (0.470–0.566). Restricted to comparisons inside a single protein, SIFT gives 0.604 (0.458–0.751) on 265 pairs, an interval that contains 0.5, so conservation is not shown to rank sites within a protein either. Both features separate the classes, if at all, across proteins.</w:t>
+        <w:t xml:space="preserve">The comparison remains almost entirely between proteins. Within-protein pairs are </w:t>
+      </w:r>
+      <w:r>
+        <w:rPr>
+          <w:rFonts w:ascii="Charis SIL" w:hAnsi="Charis SIL" w:cs="Charis SIL" w:eastAsia="Charis SIL"/>
+          <w:b/>
+          <w:i w:val="0"/>
+          <w:color w:val="000000"/>
+          <w:sz w:val="20"/>
+        </w:rPr>
+        <w:t>102 of 99,684</w:t>
+      </w:r>
+      <w:r>
+        <w:rPr>
+          <w:rFonts w:ascii="Charis SIL" w:hAnsi="Charis SIL" w:cs="Charis SIL" w:eastAsia="Charis SIL"/>
+          <w:b w:val="0"/>
+          <w:i w:val="0"/>
+          <w:color w:val="000000"/>
+          <w:sz w:val="20"/>
+        </w:rPr>
+        <w:t xml:space="preserve"> on the fitness screen and </w:t>
+      </w:r>
+      <w:r>
+        <w:rPr>
+          <w:rFonts w:ascii="Charis SIL" w:hAnsi="Charis SIL" w:cs="Charis SIL" w:eastAsia="Charis SIL"/>
+          <w:b/>
+          <w:i w:val="0"/>
+          <w:color w:val="000000"/>
+          <w:sz w:val="20"/>
+        </w:rPr>
+        <w:t>180 of 111,600</w:t>
+      </w:r>
+      <w:r>
+        <w:rPr>
+          <w:rFonts w:ascii="Charis SIL" w:hAnsi="Charis SIL" w:cs="Charis SIL" w:eastAsia="Charis SIL"/>
+          <w:b w:val="0"/>
+          <w:i w:val="0"/>
+          <w:color w:val="000000"/>
+          <w:sz w:val="20"/>
+        </w:rPr>
+        <w:t xml:space="preserve"> on the reporter screen, which is 0.10% and 0.16% against 2.65% in yeast. The larger cohort makes this worse, because adding proteins adds across-protein pairs quadratically and within-protein pairs linearly. Only 39 and 48 proteins contribute any within-protein comparison at all.</w:t>
       </w:r>
     </w:p>
     <w:p>
@@ -6506,7 +7326,7 @@
           <w:color w:val="000000"/>
           <w:sz w:val="20"/>
         </w:rPr>
-        <w:t xml:space="preserve">The endpoint's own sensitivity can be read off the screen's controls. Of its </w:t>
+        <w:t xml:space="preserve">The short end is again sequence position. </w:t>
       </w:r>
       <w:r>
         <w:rPr>
@@ -6516,7 +7336,7 @@
           <w:color w:val="000000"/>
           <w:sz w:val="20"/>
         </w:rPr>
-        <w:t>208</w:t>
+        <w:t>37</w:t>
       </w:r>
       <w:r>
         <w:rPr>
@@ -6526,7 +7346,7 @@
           <w:color w:val="000000"/>
           <w:sz w:val="20"/>
         </w:rPr>
-        <w:t xml:space="preserve"> guides targeting essential splice sites, which should deplete and whose median log fold change is −1.02, </w:t>
+        <w:t xml:space="preserve"> sites lie within 5 Å of their nearest target; </w:t>
       </w:r>
       <w:r>
         <w:rPr>
@@ -6536,7 +7356,7 @@
           <w:color w:val="000000"/>
           <w:sz w:val="20"/>
         </w:rPr>
-        <w:t>59.6%</w:t>
+        <w:t>16</w:t>
       </w:r>
       <w:r>
         <w:rPr>
@@ -6546,7 +7366,27 @@
           <w:color w:val="000000"/>
           <w:sz w:val="20"/>
         </w:rPr>
-        <w:t xml:space="preserve"> are called at the cut-off used here. Two in five guides that disrupt an essential splice site are not detected.</w:t>
+        <w:t xml:space="preserve"> of those are one or two residues away in the chain and </w:t>
+      </w:r>
+      <w:r>
+        <w:rPr>
+          <w:rFonts w:ascii="Charis SIL" w:hAnsi="Charis SIL" w:cs="Charis SIL" w:eastAsia="Charis SIL"/>
+          <w:b/>
+          <w:i w:val="0"/>
+          <w:color w:val="000000"/>
+          <w:sz w:val="20"/>
+        </w:rPr>
+        <w:t>13</w:t>
+      </w:r>
+      <w:r>
+        <w:rPr>
+          <w:rFonts w:ascii="Charis SIL" w:hAnsi="Charis SIL" w:cs="Charis SIL" w:eastAsia="Charis SIL"/>
+          <w:b w:val="0"/>
+          <w:i w:val="0"/>
+          <w:color w:val="000000"/>
+          <w:sz w:val="20"/>
+        </w:rPr>
+        <w:t xml:space="preserve"> sit in the 1.30–1.35 Å band that is the peptide bond.</w:t>
       </w:r>
     </w:p>
     <w:p>
@@ -6562,7 +7402,7 @@
           <w:color w:val="000000"/>
           <w:sz w:val="21"/>
         </w:rPr>
-        <w:t>2.7.2 What the two cohorts do not share</w:t>
+        <w:t>2.7.4 A published feature separates the classes, in one screen</w:t>
       </w:r>
     </w:p>
     <w:p>
@@ -6578,7 +7418,43 @@
           <w:color w:val="000000"/>
           <w:sz w:val="20"/>
         </w:rPr>
-        <w:t>The yeast outcome is multiplicity-controlled at a q-value below 0.05; the human outcome is not corrected at all, and is the defective minimum described above. The screen's own false-discovery columns leave 19 sites at 0.25 and 11 at 0.05, too few to estimate anything, which is why the uncorrected call was used and why the repaired arms above carry the weight. The perturbations also differ: every yeast mutant replaces the residue with alanine, while the base editors mostly produce serine to proline (33.0%) and serine to glycine (22.3%), with threonine to alanine — the clean removal of a phosphoacceptor — reaching only 9.5%. Restricted to those 39 threonine-to-alanine sites the AUC is 0.470 (0.212–0.733), an interval too wide to carry any reading. Li et al. [23], profiling 584,337 serine, threonine and tyrosine positions with 817,089 guides, report that serine-to-proline substitution disrupts domain structure broadly, which is the confound this arm cannot separate from loss of the phosphoacceptor.</w:t>
+        <w:t xml:space="preserve">Twelve features from the human phosphoproteome annotation of Ochoa et al. [3] were tested on the same sites with the same estimator. On the fitness screen SIFT, which scores how damaging a substitution is expected to be from sequence conservation, gives </w:t>
+      </w:r>
+      <w:r>
+        <w:rPr>
+          <w:rFonts w:ascii="Charis SIL" w:hAnsi="Charis SIL" w:cs="Charis SIL" w:eastAsia="Charis SIL"/>
+          <w:b/>
+          <w:i w:val="0"/>
+          <w:color w:val="000000"/>
+          <w:sz w:val="20"/>
+        </w:rPr>
+        <w:t>0.646 (0.565–0.723)</w:t>
+      </w:r>
+      <w:r>
+        <w:rPr>
+          <w:rFonts w:ascii="Charis SIL" w:hAnsi="Charis SIL" w:cs="Charis SIL" w:eastAsia="Charis SIL"/>
+          <w:b w:val="0"/>
+          <w:i w:val="0"/>
+          <w:color w:val="000000"/>
+          <w:sz w:val="20"/>
+        </w:rPr>
+        <w:t xml:space="preserve"> on the 997 sites carrying a score. On the reporter screen the same feature gives 0.565 (0.486–0.643), an interval that contains 0.5.</w:t>
+      </w:r>
+    </w:p>
+    <w:p>
+      <w:pPr>
+        <w:spacing w:before="0" w:after="200" w:line="284" w:lineRule="exact"/>
+        <w:jc w:val="left"/>
+      </w:pPr>
+      <w:r>
+        <w:rPr>
+          <w:rFonts w:ascii="Charis SIL" w:hAnsi="Charis SIL" w:cs="Charis SIL" w:eastAsia="Charis SIL"/>
+          <w:b w:val="0"/>
+          <w:i w:val="0"/>
+          <w:color w:val="000000"/>
+          <w:sz w:val="20"/>
+        </w:rPr>
+        <w:t>So the fitness endpoint can support discrimination by a general substitution-effect predictor, and endpoint blindness alone does not explain its near-chance distance estimate. The same argument is not available for the reporter screen. Neither result shows that either endpoint resolves loss of phosphorylation: SIFT scores intolerance to substitution, and the substitutions here are mostly serine to proline (33.0%) and serine to glycine (22.3%), with threonine to alanine — the clean removal of a phosphoacceptor — reaching only 9.5%. Restricted to those 39 threonine-to-alanine sites the AUC is 0.470 (0.212–0.733), an interval too wide to carry any reading. Li et al. [23], profiling 584,337 serine, threonine and tyrosine positions with 817,089 guides, report that serine-to-proline substitution disrupts domain structure broadly, which is the confound this arm cannot separate from loss of the phosphoacceptor.</w:t>
       </w:r>
     </w:p>
     <w:p>
@@ -6590,11 +7466,27 @@
         <w:rPr>
           <w:rFonts w:ascii="Charis SIL" w:hAnsi="Charis SIL" w:cs="Charis SIL" w:eastAsia="Charis SIL"/>
           <w:b/>
-          <w:i w:val="0"/>
-          <w:color w:val="000000"/>
-          <w:sz w:val="25"/>
-        </w:rPr>
-        <w:t>3. Discussion</w:t>
+          <w:i/>
+          <w:color w:val="000000"/>
+          <w:sz w:val="21"/>
+        </w:rPr>
+        <w:t>2.7.5 What the two cohorts do not share</w:t>
+      </w:r>
+    </w:p>
+    <w:p>
+      <w:pPr>
+        <w:spacing w:before="0" w:after="200" w:line="284" w:lineRule="exact"/>
+        <w:jc w:val="left"/>
+      </w:pPr>
+      <w:r>
+        <w:rPr>
+          <w:rFonts w:ascii="Charis SIL" w:hAnsi="Charis SIL" w:cs="Charis SIL" w:eastAsia="Charis SIL"/>
+          <w:b w:val="0"/>
+          <w:i w:val="0"/>
+          <w:color w:val="000000"/>
+          <w:sz w:val="20"/>
+        </w:rPr>
+        <w:t>The yeast outcome is multiplicity-controlled at a q-value below 0.05 within each condition; the human outcomes are direction-corrected within a screen and are not controlled across sites. The screens' own false-discovery columns leave 19 sites at 0.25 and 11 at 0.05, too few to estimate anything, which is why the corrected raw call is used. The perturbations differ as well: every yeast mutant replaces the residue with alanine, while the base editors mostly produce the substitutions listed above. The two cohorts also treat a site that is itself an annotated target differently — yeast removes it, the human workflow keeps it and removes that residue from its own target set — so the human result is an external extension using a related implementation rather than a like-for-like repeat.</w:t>
       </w:r>
     </w:p>
     <w:p>
@@ -6608,6 +7500,22 @@
           <w:b/>
           <w:i w:val="0"/>
           <w:color w:val="000000"/>
+          <w:sz w:val="25"/>
+        </w:rPr>
+        <w:t>3. Discussion</w:t>
+      </w:r>
+    </w:p>
+    <w:p>
+      <w:pPr>
+        <w:spacing w:before="240" w:after="120" w:line="284" w:lineRule="exact"/>
+        <w:jc w:val="left"/>
+      </w:pPr>
+      <w:r>
+        <w:rPr>
+          <w:rFonts w:ascii="Charis SIL" w:hAnsi="Charis SIL" w:cs="Charis SIL" w:eastAsia="Charis SIL"/>
+          <w:b/>
+          <w:i w:val="0"/>
+          <w:color w:val="000000"/>
           <w:sz w:val="22"/>
         </w:rPr>
         <w:t>3.1 What the proxy measures</w:t>
@@ -6794,7 +7702,7 @@
           <w:color w:val="000000"/>
           <w:sz w:val="20"/>
         </w:rPr>
-        <w:t xml:space="preserve"> tie artefact. The paired difference, SIFT minus distance on the 152 shared sites, is 0.074 (−0.037 to 0.192) and contains zero, so SIFT is not shown to outperform the declared predictor. And SIFT is scored on the same cohort in which 176 of 6,636 ranked pairs compare two sites in one protein, so whether its discrimination is between sites or between proteins is not resolved here. The human cohort of §2.7.1 can be asked directly and returns 0.604 (0.458–0.751) on 265 within-protein pairs, an interval that contains 0.5, so it is not resolved there either. What the control establishes is that the outcome is not blind. It does not establish that the outcome resolves sites within a protein, which is the comparison the mechanism is about.</w:t>
+        <w:t xml:space="preserve"> tie artefact. The paired difference, SIFT minus distance on the 152 shared sites, is 0.074 (−0.037 to 0.192) and contains zero, so SIFT is not shown to outperform the declared predictor. And SIFT is scored on the same cohort in which 176 of 6,636 ranked pairs compare two sites in one protein, so whether its discrimination is between sites or between proteins is not resolved here. Neither is it resolved in the human cohort, where the corresponding counts are 102 of 99,684 and 180 of 111,600 (§2.7.3) and only 39 and 48 proteins contribute a within-protein comparison at all. What the control establishes, in the fitness screen of §2.7.4, is that the outcome is not blind. It does not establish that any outcome here resolves sites within a protein, which is the comparison the mechanism is about, and no cohort assembled for this paper can settle it.</w:t>
       </w:r>
     </w:p>
     <w:p>
@@ -7168,7 +8076,7 @@
           <w:color w:val="000000"/>
           <w:sz w:val="20"/>
         </w:rPr>
-        <w:t>All of the above is bounded by these two cohorts, these definitions of an affected site, and models of single proteins. The human cohort narrows the uncertainty on the pooled estimate, and it lets two questions be asked that the yeast cohort cannot support: whether the estimate survives restriction to experimentally evidenced targets, and whether the across-protein architecture and the peptide-bond artefact are particular to yeast. It does not settle the power question for the comparison that matters biologically, which is between sites in one protein; that remains unresolved in both cohorts. Nor does either result speak to phosphosite biology in general: the outcomes are cell growth, fitness and reporter activity under two perturbation chemistries, and §2.7.2 sets out where the designs diverge.</w:t>
+        <w:t>All of the above is bounded by these two cohorts, these definitions of an affected site, and models of single proteins. The human experiment contributes 793 protein clusters against 48, an experimental-evidence arm that retains 512 sites where the yeast design retains 24, and the finding that the across-protein architecture and the peptide-bond artefact are not particular to yeast. It does not contribute a tighter interval: the declared human intervals are wider than the yeast one, and no precision comparison between the cohorts is made anywhere in this paper. It does not settle the question that matters biologically, which is between sites in one protein; that is unresolved in every cohort here, and the human data make it harder rather than easier, because adding proteins adds across-protein pairs faster than within-protein ones. Nor does any of it speak to phosphosite biology in general: the outcomes are yeast colony growth, human cell fitness, and reporter activity, under two perturbation chemistries, and §2.7.5 sets out where the designs diverge.</w:t>
       </w:r>
     </w:p>
     <w:p>
@@ -8250,7 +9158,7 @@
           <w:color w:val="000000"/>
           <w:sz w:val="20"/>
         </w:rPr>
-        <w:t>The outcome was declared before the estimate: a site counts as affected when the released per-site value is below 0.05 in either screen. That column tracks the smaller of MAGeCK's two one-sided gene-level p-values on most but not all rows, as §2.7 sets out, and a minimum of two one-sided tests is not a two-sided p-value. The two repaired definitions reported there, a doubled two-sided test and the top tenth by size of log fold change, were added after that was found and are marked as such in the numerical authority. The doubling corrects the two directions inside each screen; it does not correct the union across the two screens, so the repaired arm still calls at close to the rate two independent screens would give at the 5% level.</w:t>
+        <w:t>The two screens are analysed separately and each supplies its own declared outcome: a site counts as affected in a screen when twice that screen's released per-site value is below 0.05. The doubling corrects the two directions MAGeCK reports inside a screen; keeping the screens apart leaves no union to correct. §2.7 records that the released columns track the smaller of the two directional values on most rows but not all, and that the construction of the remaining rows is not established. The first version of this analysis pooled the two screens at an uncorrected 0.05 and is withdrawn; that arm and six other candidate definitions are reported in Table 3, and the numerical authority marks the declaration as post hoc.</w:t>
       </w:r>
     </w:p>
     <w:p>

--- a/manuscript/preprint_current.docx
+++ b/manuscript/preprint_current.docx
@@ -185,7 +185,7 @@
           <w:color w:val="000000"/>
           <w:sz w:val="20"/>
         </w:rPr>
-        <w:t>Studies that rank which protein modification sites are worth following up often lean on a structural shortcut: how close a site sits to a residue already annotated as part of an active site or a binding site. This paper asks what that measurement is made of, and how well it separates sites whose mutation changed a phenotype from sites whose mutation did not.</w:t>
+        <w:t>Work that ranks which protein modification sites are worth following up often leans on how close a site sits to a residue already annotated as part of an active or binding site. This paper asks what that measurement contains, and how well it separates sites whose mutation changed a phenotype from those whose mutation did not.</w:t>
       </w:r>
     </w:p>
     <w:p>
@@ -201,7 +201,7 @@
           <w:color w:val="000000"/>
           <w:sz w:val="20"/>
         </w:rPr>
-        <w:t>The predictor is the shortest distance between any non-hydrogen atom of the modified residue and any non-hydrogen atom of the nearest annotated residue, in an AlphaFold DB version 6 model of the protein on its own. It was computed twice by the same code: on 163 alanine substitutions in 48 yeast proteins from a growth screen, and on 1,475 base-edited sites in 793 human proteins.</w:t>
+        <w:t>The predictor is the shortest distance between any non-hydrogen atom of the modified residue and any non-hydrogen atom of the nearest annotated residue, in an AlphaFold DB version 6 monomer model. It was measured on 163 alanine substitutions in 48 yeast proteins, and on 1,475 base-edited sites in 793 human proteins. The cohorts share the distance definition and the estimator, not a builder.</w:t>
       </w:r>
     </w:p>
     <w:p>
@@ -217,7 +217,7 @@
           <w:color w:val="000000"/>
           <w:sz w:val="20"/>
         </w:rPr>
-        <w:t>In yeast, distance ranked sites at an area under the ROC curve of 0.527, where 0.5 is what an uninformative measurement gives (95% confidence interval 0.417–0.632, resampling whole proteins). The human experiment reports two screens with different readouts, analysed separately: 0.559 (0.476–0.641) on a fitness screen and 0.487 (0.421–0.554) on an NFAT reporter screen, on opposite sides of 0.5. Six further endpoint definitions, two of which use no p-value, all give intervals containing 0.5.</w:t>
+        <w:t>In yeast, distance ranked sites at an area under the ROC curve of 0.527 (95% confidence interval 0.417–0.632, resampling whole proteins), where 0.5 is uninformative; a second cohort version keeping the three self-annotated sites gives 0.544 (0.436–0.649) on 166 sites. The human experiment reports two screens with different readouts, analysed separately: 0.559 (0.476–0.641) on a fitness screen and 0.487 (0.421–0.554) on an NFAT reporter screen. Six further endpoint definitions, three using no p-value, all give intervals containing 0.5.</w:t>
       </w:r>
     </w:p>
     <w:p>
@@ -233,7 +233,7 @@
           <w:color w:val="000000"/>
           <w:sz w:val="20"/>
         </w:rPr>
-        <w:t>What the statistic rests on is mostly not experimental and mostly not within a protein. Of 163 yeast target residues, 143 were not established experimentally; half the sites lying within 5 Å of their target are the next residue along the chain; and 2.65% of yeast and 0.16% of human ranked pairs compare two sites in one protein. Two features do separate the classes: how deeply a residue is buried, in the fitness screen, and sequence separation, which outperforms the structural distance in the reporter screen.</w:t>
+        <w:t>What the statistic rests on is mostly not experimental and mostly not within a protein. Of 163 yeast nearest-target assignments, 143 were not experimentally established; half the sites within 5 Å are the next residue along the chain; and 2.65% of yeast and 0.10% and 0.16% of human ranked pairs compare two sites in one protein. Two post hoc results survive, neither adjusted for multiplicity: burial has an interval above 0.5 in the fitness screen, and sequence separation has a paired difference above distance of +0.071 (+0.005 to +0.137) in the reporter screen though its own interval contains 0.5.</w:t>
       </w:r>
     </w:p>
     <w:p>
@@ -1403,7 +1403,7 @@
           <w:color w:val="000000"/>
           <w:sz w:val="20"/>
         </w:rPr>
-        <w:t>±1 the shortest heavy-atom distance cannot fall below that fixed backbone contact, so the measured value is a constant of the chemistry. Their outcomes are 2 affected and 3 unaffected. A sixth, YCR087C-A S53 at 3.60 Å, has |Δposition| = 2. The remaining four have |Δposition| of 38, 38, 70 and 224, and are 2 affected and 2 unaffected.</w:t>
+        <w:t>±1 the bonded C–N pair is itself one of the candidate atom pairs, so the shortest heavy-atom distance cannot exceed that fixed backbone contact and the measured value is a constant of the chemistry. Their outcomes are 2 affected and 3 unaffected. A sixth, YCR087C-A S53 at 3.60 Å, has |Δposition| = 2. The remaining four have |Δposition| of 38, 38, 70 and 224, and are 2 affected and 2 unaffected.</w:t>
       </w:r>
     </w:p>
     <w:p>
@@ -3883,7 +3883,7 @@
           <w:color w:val="000000"/>
           <w:sz w:val="20"/>
         </w:rPr>
-        <w:t>At ≥2 the two cohort versions swap order, 0.550 against 0.535, because the three sites coinciding with an annotated residue at 0 Å each rest on exactly one called condition and become unaffected there. That reversal supports leaving those three out of the primary cohort, and it does not depend on their outcomes.</w:t>
+        <w:t>At ≥2 the two cohort versions swap order, 0.550 against 0.535, because the three sites coinciding with an annotated residue at 0 Å each rest on exactly one called condition and become unaffected there. That reversal is produced by those three sites' outcomes: they are affected under the any-condition rule and unaffected under the ≥2 rule, which is what swaps the order. It is therefore not an outcome-independent reason for leaving them out of the primary cohort, and no such reason is offered here.</w:t>
       </w:r>
     </w:p>
     <w:p>
@@ -4198,7 +4198,7 @@
           <w:color w:val="000000"/>
           <w:sz w:val="20"/>
         </w:rPr>
-        <w:t>Each screen releases one value per site. That value tracks the smaller of MAGeCK's two one-sided gene-level p-values on most rows but not all: reconstructing that minimum reproduces it on 1,428 of the 1,475 rows for the fitness screen and 1,372 of 1,475 for the reporter screen, and the construction of the remaining 47 and 103 is not established here. A minimum of two one-sided tests is not a two-sided p-value, so each screen's value is doubled before use, which corrects the two directions inside that screen. Keeping the screens apart means there is no second union to correct.</w:t>
+        <w:t>Each screen releases one value per site. That value tracks the smaller of MAGeCK's two one-sided gene-level p-values on most rows but not all: reconstructing that minimum reproduces it on 1,428 of the 1,475 rows for the fitness screen and 1,372 of 1,475 for the reporter screen, and the construction of the remaining 47 and 103 is not established here. A minimum of two one-sided tests is not a two-sided p-value, so each screen's released value is doubled before use. That doubling has the meaning of a directional correction only where the column is in fact that minimum, which is not established on the 47 and 103 rows above; elsewhere in this paper the resulting endpoint is called a doubled released-column threshold for that reason. Keeping the screens apart means there is no second union to correct.</w:t>
       </w:r>
     </w:p>
     <w:p>
@@ -5144,7 +5144,7 @@
           <w:color w:val="000000"/>
           <w:sz w:val="20"/>
         </w:rPr>
-        <w:t>Every interval contains 0.5. The two rows using the size of the fold change use no p-value at all, so they do not inherit the unresolved question about how the released columns were built.</w:t>
+        <w:t>Every interval contains 0.5. The three rows using the size of the fold change use no p-value at all, so they do not inherit the unresolved question about how the released columns were built.</w:t>
       </w:r>
     </w:p>
     <w:p>
@@ -5192,7 +5192,7 @@
           <w:color w:val="000000"/>
           <w:sz w:val="20"/>
         </w:rPr>
-        <w:t xml:space="preserve">How deeply a residue is buried separates the classes in the fitness screen. Inverse relative solvent accessibility gives </w:t>
+        <w:t xml:space="preserve">How deeply a residue is buried has the largest comparator estimate in the fitness screen. Inverse relative solvent accessibility gives </w:t>
       </w:r>
       <w:r>
         <w:rPr>
@@ -5212,7 +5212,7 @@
           <w:color w:val="000000"/>
           <w:sz w:val="20"/>
         </w:rPr>
-        <w:t>, an interval that does not contain 0.5, against 0.524 (0.459–0.590) in the reporter screen. In the yeast cohort the same quantity had the largest comparator point estimate at 0.587 without excluding 0.5. Burial, not distance to an annotated residue, is the structural quantity that tracks this outcome.</w:t>
+        <w:t>, an interval that does not contain 0.5, against 0.524 (0.459–0.590) in the reporter screen, and in the yeast cohort the same quantity had the largest comparator point estimate at 0.587 without excluding 0.5. Its paired difference against distance on the same fitness sites is +0.044 (−0.025 to +0.115) and contains zero, so burial is not shown to outperform distance; the marginal result is a post hoc hypothesis about burial, not a demonstration that burial rather than distance tracks this outcome.</w:t>
       </w:r>
     </w:p>
     <w:p>
@@ -5228,7 +5228,7 @@
           <w:color w:val="000000"/>
           <w:sz w:val="20"/>
         </w:rPr>
-        <w:t xml:space="preserve">In the reporter screen a feature that uses no structure at all beats the declared predictor. The smallest gap in sequence position to an eligible annotated residue gives 0.558 (0.492–0.624), and its paired difference against distance is </w:t>
+        <w:t xml:space="preserve">In the reporter screen a feature that uses no structure at all outranks the declared predictor, on the paired comparison rather than on its own. The smallest gap in sequence position to an eligible annotated residue gives 0.558 (0.492–0.624), an interval that contains 0.5, so it does not separate the classes on its own account. Its paired difference against distance is </w:t>
       </w:r>
       <w:r>
         <w:rPr>
@@ -5248,7 +5248,7 @@
           <w:color w:val="000000"/>
           <w:sz w:val="20"/>
         </w:rPr>
-        <w:t>. That interval excludes zero, and it is the only paired difference in either cohort that does. Every other comparison in both screens contains zero.</w:t>
+        <w:t>, which excludes zero and is the only paired difference in either cohort that does. Every other comparison in both screens contains zero. Both this and the burial result above are post hoc, and neither is adjusted for the number of features and endpoints examined; they are the strongest leads here, not findings.</w:t>
       </w:r>
     </w:p>
     <w:p>
@@ -7188,7 +7188,7 @@
           <w:color w:val="000000"/>
           <w:sz w:val="20"/>
         </w:rPr>
-        <w:t xml:space="preserve"> features were expanded over their recorded ranges and AlphaFold DB v6 monomer models retrieved, by the same procedure and the same code as the yeast cohort; distance is the same minimum heavy-atom separation, with the substituted residue excluded from its own target set. Sites were kept when the model reproduced the reviewed sequence at that position and the protein carried at least one eligible annotated residue, leaving 1,475 sites in 793 proteins.</w:t>
+        <w:t xml:space="preserve"> features were expanded over their recorded ranges and AlphaFold DB v6 monomer models retrieved, following the same procedure as the yeast cohort but through a separate builder; distance is the same minimum heavy-atom separation, with the substituted residue excluded from its own target set — which is not the yeast rule, where a site coinciding with a target is removed instead. The human builder does not carry the yeast builder's sequence and model-version checks, and the table it starts from has no generator in the deposited materials, so this cohort cannot at present be rebuilt end to end from source. Sites were kept when the model reproduced the reviewed sequence at that position and the protein carried at least one eligible annotated residue, leaving 1,475 sites in 793 proteins.</w:t>
       </w:r>
     </w:p>
     <w:p>
@@ -7220,7 +7220,7 @@
           <w:color w:val="000000"/>
           <w:sz w:val="20"/>
         </w:rPr>
-        <w:t>Intervals use the same protein-cluster percentile bootstrap at 20,000 resamples and seed 20260728, with the estimator imported from the yeast analysis module rather than reimplemented, so the two cohorts are computed by the same code. Every interval reported for this cohort retained all 20,000 resamples.</w:t>
+        <w:t>Intervals use the same protein-cluster percentile bootstrap at 20,000 resamples and seed 20260728, with the estimator imported from the yeast analysis module rather than reimplemented, so the two cohorts share an estimator even though they do not share a cohort builder. Every interval reported for this cohort retained all 20,000 resamples.</w:t>
       </w:r>
     </w:p>
     <w:p>
@@ -13346,22 +13346,6 @@
     </w:p>
     <w:p>
       <w:pPr>
-        <w:spacing w:before="0" w:after="200" w:line="284" w:lineRule="exact"/>
-        <w:jc w:val="left"/>
-      </w:pPr>
-      <w:r>
-        <w:rPr>
-          <w:rFonts w:ascii="Charis SIL" w:hAnsi="Charis SIL" w:cs="Charis SIL" w:eastAsia="Charis SIL"/>
-          <w:b w:val="0"/>
-          <w:i w:val="0"/>
-          <w:color w:val="000000"/>
-          <w:sz w:val="20"/>
-        </w:rPr>
-        <w:t>All eleven strata are post hoc. The number of sites falls from 163 to 27 across the primary family. The rise where both the site and its target are above pLDDT 90 appears in both cohort versions, 0.641 on 28 primary sites and 0.697 on 31 inclusive. This design cannot separate an effect in well-folded regions from what selecting on confidence does to the cohort.</w:t>
-      </w:r>
-    </w:p>
-    <w:p>
-      <w:pPr>
         <w:spacing w:before="240" w:after="120" w:line="284" w:lineRule="exact"/>
         <w:jc w:val="left"/>
       </w:pPr>

--- a/manuscript/preprint_current.docx
+++ b/manuscript/preprint_current.docx
@@ -1283,7 +1283,7 @@
           <w:color w:val="000000"/>
           <w:sz w:val="20"/>
         </w:rPr>
-        <w:t>The declared post hoc families come to 255 estimates: 11 model-confidence strata in each of two cohort versions, 72 cells of a PAE grid in each of three cohorts, 5 alternative definitions of the distance feature, 7 cohort and residue-class checks, and 5 continuous outcomes. Out of 255 estimates, 12.75 are expected to reach p &lt; 0.05 by chance alone. Drawing 255 values from the nulls above, the median of the largest departure from the null centre corresponds to an AUC of 0.635 under the unrestricted null and 0.604 under the within-protein null. The 255 estimates are not independent, because the PAE grid cells are heavily overlapping subsets of the same sites, so those figures are a conservative bound.</w:t>
+        <w:t>The declared post hoc families come to 255 estimates: 11 model-confidence strata in each of two cohort versions, 72 cells of a PAE grid in each of three cohorts, 5 alternative definitions of the distance feature, 7 cohort and residue-class checks, and 5 continuous outcomes. Out of 255 estimates, 12.75 are expected to reach p &lt; 0.05 by chance alone. Drawing 255 values from the nulls above, the median of the largest departure from the null centre corresponds to an AUC of 0.635 under the unrestricted null and 0.604 under the within-protein null. Those two figures come from drawing 255 independent values, which the actual family is not: the PAE grid cells are heavily overlapping subsets of the same sites, supports range from 27 to 1,475, and the variances differ. Independence is not guaranteed to bound the maximum of a dependent family in either direction, so the calculation is an illustrative reference rather than a bound. Permuting the complete family, preserving its filters and supports, would be required to make it one, and that was not done.</w:t>
       </w:r>
     </w:p>
     <w:p>
@@ -3803,7 +3803,7 @@
           <w:color w:val="000000"/>
           <w:sz w:val="20"/>
         </w:rPr>
-        <w:t>No interval is stored for any pooled figure, and none exists for the benchmark models. The 2.5th and 97.5th percentiles across the 10 repeats describe how much the answer moves when the data are divided differently; they are not sampling uncertainty. At this sample size the four fitted models cannot be told apart. Adding the five structural features to the five published annotations improves neither summary, by −0.003 split-averaged and −0.004 pooled, and worsens the Brier score, which measures how far predicted probabilities sit from the observed outcomes, from 0.252 to 0.259.</w:t>
+        <w:t>No interval is stored for any pooled figure, and none exists for the benchmark models. The 2.5th and 97.5th percentiles across the 10 repeats describe how much the answer moves when the data are divided differently; they are not sampling uncertainty. No paired sampling-uncertainty comparison between the models was computed, so this paper reports no inferential comparison among them; the four summaries are given as they stand. Adding the five structural features to the five published annotations improves neither summary, by −0.003 split-averaged and −0.004 pooled, and worsens the Brier score, which measures how far predicted probabilities sit from the observed outcomes, from 0.252 to 0.259.</w:t>
       </w:r>
     </w:p>
     <w:p>
@@ -5264,7 +5264,7 @@
           <w:color w:val="000000"/>
           <w:sz w:val="21"/>
         </w:rPr>
-        <w:t>2.7.3 Three properties of the yeast measurement reappear</w:t>
+        <w:t>2.7.3 What the pooled statistic estimates, and the within-protein estimate</w:t>
       </w:r>
     </w:p>
     <w:p>
@@ -5280,7 +5280,7 @@
           <w:color w:val="000000"/>
           <w:sz w:val="20"/>
         </w:rPr>
-        <w:t xml:space="preserve">Restricting to targets carrying experimental evidence, which leaves 24 of 163 sites in yeast and so cannot be asked there, leaves </w:t>
+        <w:t xml:space="preserve">The comparison remains almost entirely between proteins. Within-protein pairs are </w:t>
       </w:r>
       <w:r>
         <w:rPr>
@@ -5290,7 +5290,7 @@
           <w:color w:val="000000"/>
           <w:sz w:val="20"/>
         </w:rPr>
-        <w:t>512 sites in 287 proteins</w:t>
+        <w:t>102 of 99,684</w:t>
       </w:r>
       <w:r>
         <w:rPr>
@@ -5300,7 +5300,27 @@
           <w:color w:val="000000"/>
           <w:sz w:val="20"/>
         </w:rPr>
-        <w:t xml:space="preserve"> here: 0.575 (0.446–0.699) on the fitness screen and 0.491 (0.391–0.590) on the reporter screen. Annotation evidence does not move the reading in either.</w:t>
+        <w:t xml:space="preserve"> on the fitness screen and </w:t>
+      </w:r>
+      <w:r>
+        <w:rPr>
+          <w:rFonts w:ascii="Charis SIL" w:hAnsi="Charis SIL" w:cs="Charis SIL" w:eastAsia="Charis SIL"/>
+          <w:b/>
+          <w:i w:val="0"/>
+          <w:color w:val="000000"/>
+          <w:sz w:val="20"/>
+        </w:rPr>
+        <w:t>180 of 111,600</w:t>
+      </w:r>
+      <w:r>
+        <w:rPr>
+          <w:rFonts w:ascii="Charis SIL" w:hAnsi="Charis SIL" w:cs="Charis SIL" w:eastAsia="Charis SIL"/>
+          <w:b w:val="0"/>
+          <w:i w:val="0"/>
+          <w:color w:val="000000"/>
+          <w:sz w:val="20"/>
+        </w:rPr>
+        <w:t xml:space="preserve"> on the reporter screen, which is 0.10% and 0.16% against 2.65% in yeast. The larger cohort makes this worse, because adding proteins adds across-protein pairs quadratically and within-protein pairs linearly. Only 39 and 48 proteins contribute any within-protein comparison at all, against 754 and 745 that carry a single outcome class throughout.</w:t>
       </w:r>
     </w:p>
     <w:p>
@@ -5316,47 +5336,7 @@
           <w:color w:val="000000"/>
           <w:sz w:val="20"/>
         </w:rPr>
-        <w:t xml:space="preserve">The comparison remains almost entirely between proteins. Within-protein pairs are </w:t>
-      </w:r>
-      <w:r>
-        <w:rPr>
-          <w:rFonts w:ascii="Charis SIL" w:hAnsi="Charis SIL" w:cs="Charis SIL" w:eastAsia="Charis SIL"/>
-          <w:b/>
-          <w:i w:val="0"/>
-          <w:color w:val="000000"/>
-          <w:sz w:val="20"/>
-        </w:rPr>
-        <w:t>102 of 99,684</w:t>
-      </w:r>
-      <w:r>
-        <w:rPr>
-          <w:rFonts w:ascii="Charis SIL" w:hAnsi="Charis SIL" w:cs="Charis SIL" w:eastAsia="Charis SIL"/>
-          <w:b w:val="0"/>
-          <w:i w:val="0"/>
-          <w:color w:val="000000"/>
-          <w:sz w:val="20"/>
-        </w:rPr>
-        <w:t xml:space="preserve"> on the fitness screen and </w:t>
-      </w:r>
-      <w:r>
-        <w:rPr>
-          <w:rFonts w:ascii="Charis SIL" w:hAnsi="Charis SIL" w:cs="Charis SIL" w:eastAsia="Charis SIL"/>
-          <w:b/>
-          <w:i w:val="0"/>
-          <w:color w:val="000000"/>
-          <w:sz w:val="20"/>
-        </w:rPr>
-        <w:t>180 of 111,600</w:t>
-      </w:r>
-      <w:r>
-        <w:rPr>
-          <w:rFonts w:ascii="Charis SIL" w:hAnsi="Charis SIL" w:cs="Charis SIL" w:eastAsia="Charis SIL"/>
-          <w:b w:val="0"/>
-          <w:i w:val="0"/>
-          <w:color w:val="000000"/>
-          <w:sz w:val="20"/>
-        </w:rPr>
-        <w:t xml:space="preserve"> on the reporter screen, which is 0.10% and 0.16% against 2.65% in yeast. The larger cohort makes this worse, because adding proteins adds across-protein pairs quadratically and within-protein pairs linearly. Only 39 and 48 proteins contribute any within-protein comparison at all.</w:t>
+        <w:t>The pooled AUC is therefore a mostly across-protein quantity. It can track protein length, annotation density, typical fold geometry and anything else that varies between proteins, and resampling proteins fixes the dependence without changing what the statistic averages. That is a different question from the one a user of this shortcut usually asks, which is which site inside a given protein to follow up.</w:t>
       </w:r>
     </w:p>
     <w:p>
@@ -5372,71 +5352,523 @@
           <w:color w:val="000000"/>
           <w:sz w:val="20"/>
         </w:rPr>
-        <w:t xml:space="preserve">The short end is again sequence position. </w:t>
-      </w:r>
-      <w:r>
-        <w:rPr>
-          <w:rFonts w:ascii="Charis SIL" w:hAnsi="Charis SIL" w:cs="Charis SIL" w:eastAsia="Charis SIL"/>
-          <w:b/>
-          <w:i w:val="0"/>
-          <w:color w:val="000000"/>
-          <w:sz w:val="20"/>
-        </w:rPr>
-        <w:t>37</w:t>
-      </w:r>
-      <w:r>
-        <w:rPr>
-          <w:rFonts w:ascii="Charis SIL" w:hAnsi="Charis SIL" w:cs="Charis SIL" w:eastAsia="Charis SIL"/>
-          <w:b w:val="0"/>
-          <w:i w:val="0"/>
-          <w:color w:val="000000"/>
-          <w:sz w:val="20"/>
-        </w:rPr>
-        <w:t xml:space="preserve"> sites lie within 5 Å of their nearest target; </w:t>
-      </w:r>
-      <w:r>
-        <w:rPr>
-          <w:rFonts w:ascii="Charis SIL" w:hAnsi="Charis SIL" w:cs="Charis SIL" w:eastAsia="Charis SIL"/>
-          <w:b/>
-          <w:i w:val="0"/>
-          <w:color w:val="000000"/>
-          <w:sz w:val="20"/>
-        </w:rPr>
-        <w:t>16</w:t>
-      </w:r>
-      <w:r>
-        <w:rPr>
-          <w:rFonts w:ascii="Charis SIL" w:hAnsi="Charis SIL" w:cs="Charis SIL" w:eastAsia="Charis SIL"/>
-          <w:b w:val="0"/>
-          <w:i w:val="0"/>
-          <w:color w:val="000000"/>
-          <w:sz w:val="20"/>
-        </w:rPr>
-        <w:t xml:space="preserve"> of those are one or two residues away in the chain and </w:t>
-      </w:r>
-      <w:r>
-        <w:rPr>
-          <w:rFonts w:ascii="Charis SIL" w:hAnsi="Charis SIL" w:cs="Charis SIL" w:eastAsia="Charis SIL"/>
-          <w:b/>
-          <w:i w:val="0"/>
-          <w:color w:val="000000"/>
-          <w:sz w:val="20"/>
-        </w:rPr>
-        <w:t>13</w:t>
-      </w:r>
-      <w:r>
-        <w:rPr>
-          <w:rFonts w:ascii="Charis SIL" w:hAnsi="Charis SIL" w:cs="Charis SIL" w:eastAsia="Charis SIL"/>
-          <w:b w:val="0"/>
-          <w:i w:val="0"/>
-          <w:color w:val="000000"/>
-          <w:sz w:val="20"/>
-        </w:rPr>
-        <w:t xml:space="preserve"> sit in the 1.30–1.35 Å band that is the peptide bond.</w:t>
+        <w:t>That question can be asked directly, on the proteins carrying both classes, and the answer is Table 4. No aggregation in either cohort puts the declared predictor above chance within a protein.</w:t>
       </w:r>
     </w:p>
     <w:p>
       <w:pPr>
+        <w:spacing w:before="0" w:after="200" w:line="284" w:lineRule="exact"/>
+        <w:jc w:val="left"/>
+      </w:pPr>
+      <w:r>
+        <w:rPr>
+          <w:rFonts w:ascii="Charis SIL" w:hAnsi="Charis SIL" w:cs="Charis SIL" w:eastAsia="Charis SIL"/>
+          <w:b/>
+          <w:i w:val="0"/>
+          <w:color w:val="000000"/>
+          <w:sz w:val="20"/>
+        </w:rPr>
+        <w:t>Table 4. Discrimination using only comparisons inside one protein.</w:t>
+      </w:r>
+    </w:p>
+    <w:tbl>
+      <w:tblPr>
+        <w:tblW w:type="auto" w:w="0"/>
+        <w:jc w:val="left"/>
+        <w:tblLayout w:type="autofit"/>
+        <w:tblLook w:firstColumn="1" w:firstRow="1" w:lastColumn="0" w:lastRow="0" w:noHBand="0" w:noVBand="1" w:val="04A0"/>
+      </w:tblPr>
+      <w:tblGrid>
+        <w:gridCol w:w="1936"/>
+        <w:gridCol w:w="1936"/>
+        <w:gridCol w:w="1936"/>
+        <w:gridCol w:w="1936"/>
+        <w:gridCol w:w="1936"/>
+      </w:tblGrid>
+      <w:tr>
+        <w:tc>
+          <w:tcPr>
+            <w:tcW w:type="dxa" w:w="1936"/>
+            <w:tcBorders>
+              <w:bottom w:val="single" w:sz="6" w:color="000000"/>
+            </w:tcBorders>
+          </w:tcPr>
+          <w:p>
+            <w:pPr>
+              <w:spacing w:before="0" w:after="40" w:line="208" w:lineRule="exact"/>
+              <w:jc w:val="left"/>
+            </w:pPr>
+            <w:r>
+              <w:rPr>
+                <w:rFonts w:ascii="Charis SIL" w:hAnsi="Charis SIL" w:cs="Charis SIL" w:eastAsia="Charis SIL"/>
+                <w:b/>
+                <w:i w:val="0"/>
+                <w:color w:val="000000"/>
+                <w:sz w:val="16"/>
+              </w:rPr>
+              <w:t>Cohort</w:t>
+            </w:r>
+          </w:p>
+        </w:tc>
+        <w:tc>
+          <w:tcPr>
+            <w:tcW w:type="dxa" w:w="1936"/>
+            <w:tcBorders>
+              <w:bottom w:val="single" w:sz="6" w:color="000000"/>
+            </w:tcBorders>
+          </w:tcPr>
+          <w:p>
+            <w:pPr>
+              <w:spacing w:before="0" w:after="40" w:line="208" w:lineRule="exact"/>
+              <w:jc w:val="left"/>
+            </w:pPr>
+            <w:r>
+              <w:rPr>
+                <w:rFonts w:ascii="Charis SIL" w:hAnsi="Charis SIL" w:cs="Charis SIL" w:eastAsia="Charis SIL"/>
+                <w:b/>
+                <w:i w:val="0"/>
+                <w:color w:val="000000"/>
+                <w:sz w:val="16"/>
+              </w:rPr>
+              <w:t>Informative proteins</w:t>
+            </w:r>
+          </w:p>
+        </w:tc>
+        <w:tc>
+          <w:tcPr>
+            <w:tcW w:type="dxa" w:w="1936"/>
+            <w:tcBorders>
+              <w:bottom w:val="single" w:sz="6" w:color="000000"/>
+            </w:tcBorders>
+          </w:tcPr>
+          <w:p>
+            <w:pPr>
+              <w:spacing w:before="0" w:after="40" w:line="208" w:lineRule="exact"/>
+              <w:jc w:val="left"/>
+            </w:pPr>
+            <w:r>
+              <w:rPr>
+                <w:rFonts w:ascii="Charis SIL" w:hAnsi="Charis SIL" w:cs="Charis SIL" w:eastAsia="Charis SIL"/>
+                <w:b/>
+                <w:i w:val="0"/>
+                <w:color w:val="000000"/>
+                <w:sz w:val="16"/>
+              </w:rPr>
+              <w:t>Pairs</w:t>
+            </w:r>
+          </w:p>
+        </w:tc>
+        <w:tc>
+          <w:tcPr>
+            <w:tcW w:type="dxa" w:w="1936"/>
+            <w:tcBorders>
+              <w:bottom w:val="single" w:sz="6" w:color="000000"/>
+            </w:tcBorders>
+          </w:tcPr>
+          <w:p>
+            <w:pPr>
+              <w:spacing w:before="0" w:after="40" w:line="208" w:lineRule="exact"/>
+              <w:jc w:val="left"/>
+            </w:pPr>
+            <w:r>
+              <w:rPr>
+                <w:rFonts w:ascii="Charis SIL" w:hAnsi="Charis SIL" w:cs="Charis SIL" w:eastAsia="Charis SIL"/>
+                <w:b/>
+                <w:i w:val="0"/>
+                <w:color w:val="000000"/>
+                <w:sz w:val="16"/>
+              </w:rPr>
+              <w:t>Pair-weighted AUC</w:t>
+            </w:r>
+          </w:p>
+        </w:tc>
+        <w:tc>
+          <w:tcPr>
+            <w:tcW w:type="dxa" w:w="1936"/>
+            <w:tcBorders>
+              <w:bottom w:val="single" w:sz="6" w:color="000000"/>
+            </w:tcBorders>
+          </w:tcPr>
+          <w:p>
+            <w:pPr>
+              <w:spacing w:before="0" w:after="40" w:line="208" w:lineRule="exact"/>
+              <w:jc w:val="left"/>
+            </w:pPr>
+            <w:r>
+              <w:rPr>
+                <w:rFonts w:ascii="Charis SIL" w:hAnsi="Charis SIL" w:cs="Charis SIL" w:eastAsia="Charis SIL"/>
+                <w:b/>
+                <w:i w:val="0"/>
+                <w:color w:val="000000"/>
+                <w:sz w:val="16"/>
+              </w:rPr>
+              <w:t>Equal-protein-weight AUC</w:t>
+            </w:r>
+          </w:p>
+        </w:tc>
+      </w:tr>
+      <w:tr>
+        <w:tc>
+          <w:tcPr>
+            <w:tcW w:type="dxa" w:w="1936"/>
+          </w:tcPr>
+          <w:p>
+            <w:pPr>
+              <w:spacing w:before="0" w:after="40" w:line="208" w:lineRule="exact"/>
+              <w:jc w:val="left"/>
+            </w:pPr>
+            <w:r>
+              <w:rPr>
+                <w:rFonts w:ascii="Charis SIL" w:hAnsi="Charis SIL" w:cs="Charis SIL" w:eastAsia="Charis SIL"/>
+                <w:b w:val="0"/>
+                <w:i w:val="0"/>
+                <w:color w:val="000000"/>
+                <w:sz w:val="16"/>
+              </w:rPr>
+              <w:t>Yeast primary</w:t>
+            </w:r>
+          </w:p>
+        </w:tc>
+        <w:tc>
+          <w:tcPr>
+            <w:tcW w:type="dxa" w:w="1936"/>
+          </w:tcPr>
+          <w:p>
+            <w:pPr>
+              <w:spacing w:before="0" w:after="40" w:line="208" w:lineRule="exact"/>
+              <w:jc w:val="left"/>
+            </w:pPr>
+            <w:r>
+              <w:rPr>
+                <w:rFonts w:ascii="Charis SIL" w:hAnsi="Charis SIL" w:cs="Charis SIL" w:eastAsia="Charis SIL"/>
+                <w:b w:val="0"/>
+                <w:i w:val="0"/>
+                <w:color w:val="000000"/>
+                <w:sz w:val="16"/>
+              </w:rPr>
+              <w:t>23</w:t>
+            </w:r>
+          </w:p>
+        </w:tc>
+        <w:tc>
+          <w:tcPr>
+            <w:tcW w:type="dxa" w:w="1936"/>
+          </w:tcPr>
+          <w:p>
+            <w:pPr>
+              <w:spacing w:before="0" w:after="40" w:line="208" w:lineRule="exact"/>
+              <w:jc w:val="left"/>
+            </w:pPr>
+            <w:r>
+              <w:rPr>
+                <w:rFonts w:ascii="Charis SIL" w:hAnsi="Charis SIL" w:cs="Charis SIL" w:eastAsia="Charis SIL"/>
+                <w:b w:val="0"/>
+                <w:i w:val="0"/>
+                <w:color w:val="000000"/>
+                <w:sz w:val="16"/>
+              </w:rPr>
+              <w:t>176</w:t>
+            </w:r>
+          </w:p>
+        </w:tc>
+        <w:tc>
+          <w:tcPr>
+            <w:tcW w:type="dxa" w:w="1936"/>
+          </w:tcPr>
+          <w:p>
+            <w:pPr>
+              <w:spacing w:before="0" w:after="40" w:line="208" w:lineRule="exact"/>
+              <w:jc w:val="left"/>
+            </w:pPr>
+            <w:r>
+              <w:rPr>
+                <w:rFonts w:ascii="Charis SIL" w:hAnsi="Charis SIL" w:cs="Charis SIL" w:eastAsia="Charis SIL"/>
+                <w:b w:val="0"/>
+                <w:i w:val="0"/>
+                <w:color w:val="000000"/>
+                <w:sz w:val="16"/>
+              </w:rPr>
+              <w:t>0.528 (0.368–0.709)</w:t>
+            </w:r>
+          </w:p>
+        </w:tc>
+        <w:tc>
+          <w:tcPr>
+            <w:tcW w:type="dxa" w:w="1936"/>
+          </w:tcPr>
+          <w:p>
+            <w:pPr>
+              <w:spacing w:before="0" w:after="40" w:line="208" w:lineRule="exact"/>
+              <w:jc w:val="left"/>
+            </w:pPr>
+            <w:r>
+              <w:rPr>
+                <w:rFonts w:ascii="Charis SIL" w:hAnsi="Charis SIL" w:cs="Charis SIL" w:eastAsia="Charis SIL"/>
+                <w:b w:val="0"/>
+                <w:i w:val="0"/>
+                <w:color w:val="000000"/>
+                <w:sz w:val="16"/>
+              </w:rPr>
+              <w:t>0.497 (0.351–0.642)</w:t>
+            </w:r>
+          </w:p>
+        </w:tc>
+      </w:tr>
+      <w:tr>
+        <w:tc>
+          <w:tcPr>
+            <w:tcW w:type="dxa" w:w="1936"/>
+          </w:tcPr>
+          <w:p>
+            <w:pPr>
+              <w:spacing w:before="0" w:after="40" w:line="208" w:lineRule="exact"/>
+              <w:jc w:val="left"/>
+            </w:pPr>
+            <w:r>
+              <w:rPr>
+                <w:rFonts w:ascii="Charis SIL" w:hAnsi="Charis SIL" w:cs="Charis SIL" w:eastAsia="Charis SIL"/>
+                <w:b w:val="0"/>
+                <w:i w:val="0"/>
+                <w:color w:val="000000"/>
+                <w:sz w:val="16"/>
+              </w:rPr>
+              <w:t>Human, fitness screen</w:t>
+            </w:r>
+          </w:p>
+        </w:tc>
+        <w:tc>
+          <w:tcPr>
+            <w:tcW w:type="dxa" w:w="1936"/>
+          </w:tcPr>
+          <w:p>
+            <w:pPr>
+              <w:spacing w:before="0" w:after="40" w:line="208" w:lineRule="exact"/>
+              <w:jc w:val="left"/>
+            </w:pPr>
+            <w:r>
+              <w:rPr>
+                <w:rFonts w:ascii="Charis SIL" w:hAnsi="Charis SIL" w:cs="Charis SIL" w:eastAsia="Charis SIL"/>
+                <w:b w:val="0"/>
+                <w:i w:val="0"/>
+                <w:color w:val="000000"/>
+                <w:sz w:val="16"/>
+              </w:rPr>
+              <w:t>39</w:t>
+            </w:r>
+          </w:p>
+        </w:tc>
+        <w:tc>
+          <w:tcPr>
+            <w:tcW w:type="dxa" w:w="1936"/>
+          </w:tcPr>
+          <w:p>
+            <w:pPr>
+              <w:spacing w:before="0" w:after="40" w:line="208" w:lineRule="exact"/>
+              <w:jc w:val="left"/>
+            </w:pPr>
+            <w:r>
+              <w:rPr>
+                <w:rFonts w:ascii="Charis SIL" w:hAnsi="Charis SIL" w:cs="Charis SIL" w:eastAsia="Charis SIL"/>
+                <w:b w:val="0"/>
+                <w:i w:val="0"/>
+                <w:color w:val="000000"/>
+                <w:sz w:val="16"/>
+              </w:rPr>
+              <w:t>102</w:t>
+            </w:r>
+          </w:p>
+        </w:tc>
+        <w:tc>
+          <w:tcPr>
+            <w:tcW w:type="dxa" w:w="1936"/>
+          </w:tcPr>
+          <w:p>
+            <w:pPr>
+              <w:spacing w:before="0" w:after="40" w:line="208" w:lineRule="exact"/>
+              <w:jc w:val="left"/>
+            </w:pPr>
+            <w:r>
+              <w:rPr>
+                <w:rFonts w:ascii="Charis SIL" w:hAnsi="Charis SIL" w:cs="Charis SIL" w:eastAsia="Charis SIL"/>
+                <w:b w:val="0"/>
+                <w:i w:val="0"/>
+                <w:color w:val="000000"/>
+                <w:sz w:val="16"/>
+              </w:rPr>
+              <w:t>0.627 (0.452–0.768)</w:t>
+            </w:r>
+          </w:p>
+        </w:tc>
+        <w:tc>
+          <w:tcPr>
+            <w:tcW w:type="dxa" w:w="1936"/>
+          </w:tcPr>
+          <w:p>
+            <w:pPr>
+              <w:spacing w:before="0" w:after="40" w:line="208" w:lineRule="exact"/>
+              <w:jc w:val="left"/>
+            </w:pPr>
+            <w:r>
+              <w:rPr>
+                <w:rFonts w:ascii="Charis SIL" w:hAnsi="Charis SIL" w:cs="Charis SIL" w:eastAsia="Charis SIL"/>
+                <w:b w:val="0"/>
+                <w:i w:val="0"/>
+                <w:color w:val="000000"/>
+                <w:sz w:val="16"/>
+              </w:rPr>
+              <w:t>0.511 (0.374–0.645)</w:t>
+            </w:r>
+          </w:p>
+        </w:tc>
+      </w:tr>
+      <w:tr>
+        <w:tc>
+          <w:tcPr>
+            <w:tcW w:type="dxa" w:w="1936"/>
+          </w:tcPr>
+          <w:p>
+            <w:pPr>
+              <w:spacing w:before="0" w:after="40" w:line="208" w:lineRule="exact"/>
+              <w:jc w:val="left"/>
+            </w:pPr>
+            <w:r>
+              <w:rPr>
+                <w:rFonts w:ascii="Charis SIL" w:hAnsi="Charis SIL" w:cs="Charis SIL" w:eastAsia="Charis SIL"/>
+                <w:b w:val="0"/>
+                <w:i w:val="0"/>
+                <w:color w:val="000000"/>
+                <w:sz w:val="16"/>
+              </w:rPr>
+              <w:t>Human, reporter screen</w:t>
+            </w:r>
+          </w:p>
+        </w:tc>
+        <w:tc>
+          <w:tcPr>
+            <w:tcW w:type="dxa" w:w="1936"/>
+          </w:tcPr>
+          <w:p>
+            <w:pPr>
+              <w:spacing w:before="0" w:after="40" w:line="208" w:lineRule="exact"/>
+              <w:jc w:val="left"/>
+            </w:pPr>
+            <w:r>
+              <w:rPr>
+                <w:rFonts w:ascii="Charis SIL" w:hAnsi="Charis SIL" w:cs="Charis SIL" w:eastAsia="Charis SIL"/>
+                <w:b w:val="0"/>
+                <w:i w:val="0"/>
+                <w:color w:val="000000"/>
+                <w:sz w:val="16"/>
+              </w:rPr>
+              <w:t>48</w:t>
+            </w:r>
+          </w:p>
+        </w:tc>
+        <w:tc>
+          <w:tcPr>
+            <w:tcW w:type="dxa" w:w="1936"/>
+          </w:tcPr>
+          <w:p>
+            <w:pPr>
+              <w:spacing w:before="0" w:after="40" w:line="208" w:lineRule="exact"/>
+              <w:jc w:val="left"/>
+            </w:pPr>
+            <w:r>
+              <w:rPr>
+                <w:rFonts w:ascii="Charis SIL" w:hAnsi="Charis SIL" w:cs="Charis SIL" w:eastAsia="Charis SIL"/>
+                <w:b w:val="0"/>
+                <w:i w:val="0"/>
+                <w:color w:val="000000"/>
+                <w:sz w:val="16"/>
+              </w:rPr>
+              <w:t>180</w:t>
+            </w:r>
+          </w:p>
+        </w:tc>
+        <w:tc>
+          <w:tcPr>
+            <w:tcW w:type="dxa" w:w="1936"/>
+          </w:tcPr>
+          <w:p>
+            <w:pPr>
+              <w:spacing w:before="0" w:after="40" w:line="208" w:lineRule="exact"/>
+              <w:jc w:val="left"/>
+            </w:pPr>
+            <w:r>
+              <w:rPr>
+                <w:rFonts w:ascii="Charis SIL" w:hAnsi="Charis SIL" w:cs="Charis SIL" w:eastAsia="Charis SIL"/>
+                <w:b w:val="0"/>
+                <w:i w:val="0"/>
+                <w:color w:val="000000"/>
+                <w:sz w:val="16"/>
+              </w:rPr>
+              <w:t>0.422 (0.322–0.521)</w:t>
+            </w:r>
+          </w:p>
+        </w:tc>
+        <w:tc>
+          <w:tcPr>
+            <w:tcW w:type="dxa" w:w="1936"/>
+          </w:tcPr>
+          <w:p>
+            <w:pPr>
+              <w:spacing w:before="0" w:after="40" w:line="208" w:lineRule="exact"/>
+              <w:jc w:val="left"/>
+            </w:pPr>
+            <w:r>
+              <w:rPr>
+                <w:rFonts w:ascii="Charis SIL" w:hAnsi="Charis SIL" w:cs="Charis SIL" w:eastAsia="Charis SIL"/>
+                <w:b w:val="0"/>
+                <w:i w:val="0"/>
+                <w:color w:val="000000"/>
+                <w:sz w:val="16"/>
+              </w:rPr>
+              <w:t>0.384 (0.272–0.498)</w:t>
+            </w:r>
+          </w:p>
+        </w:tc>
+      </w:tr>
+    </w:tbl>
+    <w:p>
+      <w:pPr>
+        <w:spacing w:before="0" w:after="200" w:line="284" w:lineRule="exact"/>
+        <w:jc w:val="left"/>
+      </w:pPr>
+    </w:p>
+    <w:p>
+      <w:pPr>
+        <w:spacing w:before="0" w:after="200" w:line="284" w:lineRule="exact"/>
+        <w:jc w:val="left"/>
+      </w:pPr>
+      <w:r>
+        <w:rPr>
+          <w:rFonts w:ascii="Charis SIL" w:hAnsi="Charis SIL" w:cs="Charis SIL" w:eastAsia="Charis SIL"/>
+          <w:b w:val="0"/>
+          <w:i w:val="0"/>
+          <w:color w:val="000000"/>
+          <w:sz w:val="20"/>
+        </w:rPr>
+        <w:t>Five of the six intervals contain 0.5. The exception is the reporter screen's equal-protein-weight estimate, whose upper endpoint is 0.498; it points the opposite way to the hypothesis, meaning greater distance associated with being called. It rests on 48 proteins, the pair-weighted aggregation of the same data includes 0.5, the fitness screen's two aggregations point the other way, and it is one estimate in a post hoc family that carries no multiplicity adjustment. It is reported because it is the estimate the design produces, not as evidence of an inverse relationship.</w:t>
+      </w:r>
+    </w:p>
+    <w:p>
+      <w:pPr>
+        <w:spacing w:before="0" w:after="200" w:line="284" w:lineRule="exact"/>
+        <w:jc w:val="left"/>
+      </w:pPr>
+      <w:r>
+        <w:rPr>
+          <w:rFonts w:ascii="Charis SIL" w:hAnsi="Charis SIL" w:cs="Charis SIL" w:eastAsia="Charis SIL"/>
+          <w:b w:val="0"/>
+          <w:i w:val="0"/>
+          <w:color w:val="000000"/>
+          <w:sz w:val="20"/>
+        </w:rPr>
+        <w:t>What this paper can therefore support is an audit and calibration of a mostly cross-protein ranking. It does not evaluate within-protein prioritisation, in the sense of establishing what that ranking is worth; it establishes only that no aggregation tried here puts it above chance, on pair counts this small.</w:t>
+      </w:r>
+    </w:p>
+    <w:p>
+      <w:pPr>
         <w:spacing w:before="240" w:after="120" w:line="284" w:lineRule="exact"/>
         <w:jc w:val="left"/>
       </w:pPr>
@@ -5448,7 +5880,7 @@
           <w:color w:val="000000"/>
           <w:sz w:val="21"/>
         </w:rPr>
-        <w:t>2.7.4 A published feature separates the classes, in one screen</w:t>
+        <w:t>2.7.4 Three properties of the yeast measurement reappear</w:t>
       </w:r>
     </w:p>
     <w:p>
@@ -5464,7 +5896,7 @@
           <w:color w:val="000000"/>
           <w:sz w:val="20"/>
         </w:rPr>
-        <w:t xml:space="preserve">Twelve features from the human phosphoproteome annotation of Ochoa et al. [3] were tested on the same sites with the same estimator. On the fitness screen SIFT, which scores how damaging a substitution is expected to be from sequence conservation, gives </w:t>
+        <w:t xml:space="preserve">Restricting to targets carrying experimental evidence, which leaves 24 of 163 sites in yeast and so cannot be asked there, leaves </w:t>
       </w:r>
       <w:r>
         <w:rPr>
@@ -5474,7 +5906,7 @@
           <w:color w:val="000000"/>
           <w:sz w:val="20"/>
         </w:rPr>
-        <w:t>0.646 (0.565–0.723)</w:t>
+        <w:t>512 sites in 287 proteins</w:t>
       </w:r>
       <w:r>
         <w:rPr>
@@ -5484,7 +5916,7 @@
           <w:color w:val="000000"/>
           <w:sz w:val="20"/>
         </w:rPr>
-        <w:t xml:space="preserve"> on the 997 sites carrying a score. On the reporter screen the same feature gives 0.565 (0.486–0.643), an interval that contains 0.5.</w:t>
+        <w:t xml:space="preserve"> here: 0.575 (0.446–0.699) on the fitness screen and 0.491 (0.391–0.590) on the reporter screen. Annotation evidence does not move the reading in either.</w:t>
       </w:r>
     </w:p>
     <w:p>
@@ -5500,7 +5932,67 @@
           <w:color w:val="000000"/>
           <w:sz w:val="20"/>
         </w:rPr>
-        <w:t>So the fitness endpoint can support discrimination by a general substitution-effect predictor, and endpoint blindness alone does not explain its near-chance distance estimate. The same argument is not available for the reporter screen. Neither result shows that either endpoint resolves loss of phosphorylation: SIFT scores intolerance to substitution, and the substitutions here are mostly serine to proline (33.0%) and serine to glycine (22.3%), with threonine to alanine — the clean removal of a phosphoacceptor — reaching only 9.5%. Restricted to those 39 threonine-to-alanine sites the AUC is 0.470 (0.212–0.733), an interval too wide to carry any reading. Li et al. [23], profiling 584,337 serine, threonine and tyrosine positions with 817,089 guides, report that serine-to-proline substitution disrupts domain structure broadly, which is the confound this arm cannot separate from loss of the phosphoacceptor.</w:t>
+        <w:t xml:space="preserve">The short end is again sequence position. </w:t>
+      </w:r>
+      <w:r>
+        <w:rPr>
+          <w:rFonts w:ascii="Charis SIL" w:hAnsi="Charis SIL" w:cs="Charis SIL" w:eastAsia="Charis SIL"/>
+          <w:b/>
+          <w:i w:val="0"/>
+          <w:color w:val="000000"/>
+          <w:sz w:val="20"/>
+        </w:rPr>
+        <w:t>37</w:t>
+      </w:r>
+      <w:r>
+        <w:rPr>
+          <w:rFonts w:ascii="Charis SIL" w:hAnsi="Charis SIL" w:cs="Charis SIL" w:eastAsia="Charis SIL"/>
+          <w:b w:val="0"/>
+          <w:i w:val="0"/>
+          <w:color w:val="000000"/>
+          <w:sz w:val="20"/>
+        </w:rPr>
+        <w:t xml:space="preserve"> sites lie within 5 Å of their nearest target; </w:t>
+      </w:r>
+      <w:r>
+        <w:rPr>
+          <w:rFonts w:ascii="Charis SIL" w:hAnsi="Charis SIL" w:cs="Charis SIL" w:eastAsia="Charis SIL"/>
+          <w:b/>
+          <w:i w:val="0"/>
+          <w:color w:val="000000"/>
+          <w:sz w:val="20"/>
+        </w:rPr>
+        <w:t>16</w:t>
+      </w:r>
+      <w:r>
+        <w:rPr>
+          <w:rFonts w:ascii="Charis SIL" w:hAnsi="Charis SIL" w:cs="Charis SIL" w:eastAsia="Charis SIL"/>
+          <w:b w:val="0"/>
+          <w:i w:val="0"/>
+          <w:color w:val="000000"/>
+          <w:sz w:val="20"/>
+        </w:rPr>
+        <w:t xml:space="preserve"> of those are one or two residues away in the chain and </w:t>
+      </w:r>
+      <w:r>
+        <w:rPr>
+          <w:rFonts w:ascii="Charis SIL" w:hAnsi="Charis SIL" w:cs="Charis SIL" w:eastAsia="Charis SIL"/>
+          <w:b/>
+          <w:i w:val="0"/>
+          <w:color w:val="000000"/>
+          <w:sz w:val="20"/>
+        </w:rPr>
+        <w:t>13</w:t>
+      </w:r>
+      <w:r>
+        <w:rPr>
+          <w:rFonts w:ascii="Charis SIL" w:hAnsi="Charis SIL" w:cs="Charis SIL" w:eastAsia="Charis SIL"/>
+          <w:b w:val="0"/>
+          <w:i w:val="0"/>
+          <w:color w:val="000000"/>
+          <w:sz w:val="20"/>
+        </w:rPr>
+        <w:t xml:space="preserve"> sit in the 1.30–1.35 Å band that is the peptide bond.</w:t>
       </w:r>
     </w:p>
     <w:p>
@@ -5516,7 +6008,7 @@
           <w:color w:val="000000"/>
           <w:sz w:val="21"/>
         </w:rPr>
-        <w:t>2.7.5 What the two cohorts do not share</w:t>
+        <w:t>2.7.5 A published feature separates the classes, in one screen</w:t>
       </w:r>
     </w:p>
     <w:p>
@@ -5532,11 +6024,47 @@
           <w:color w:val="000000"/>
           <w:sz w:val="20"/>
         </w:rPr>
-        <w:t>The yeast outcome is multiplicity-controlled at a q-value below 0.05 within each condition; the human outcomes are direction-corrected within a screen and are not controlled across sites. The screens' own false-discovery columns leave 19 sites at 0.25 and 11 at 0.05, too few to estimate anything, which is why the corrected raw call is used. The perturbations differ as well: every yeast mutant replaces the residue with alanine, while the base editors mostly produce the substitutions listed above. The two cohorts also treat a site that is itself an annotated target differently — yeast removes it, the human workflow keeps it and removes that residue from its own target set — so the human result is an external extension using a related implementation rather than a like-for-like repeat.</w:t>
+        <w:t xml:space="preserve">Twelve features from the human phosphoproteome annotation of Ochoa et al. [3] were tested on the same sites with the same estimator. On the fitness screen SIFT, which scores how damaging a substitution is expected to be from sequence conservation, gives </w:t>
+      </w:r>
+      <w:r>
+        <w:rPr>
+          <w:rFonts w:ascii="Charis SIL" w:hAnsi="Charis SIL" w:cs="Charis SIL" w:eastAsia="Charis SIL"/>
+          <w:b/>
+          <w:i w:val="0"/>
+          <w:color w:val="000000"/>
+          <w:sz w:val="20"/>
+        </w:rPr>
+        <w:t>0.646 (0.565–0.723)</w:t>
+      </w:r>
+      <w:r>
+        <w:rPr>
+          <w:rFonts w:ascii="Charis SIL" w:hAnsi="Charis SIL" w:cs="Charis SIL" w:eastAsia="Charis SIL"/>
+          <w:b w:val="0"/>
+          <w:i w:val="0"/>
+          <w:color w:val="000000"/>
+          <w:sz w:val="20"/>
+        </w:rPr>
+        <w:t xml:space="preserve"> on the 997 sites carrying a score. On the reporter screen the same feature gives 0.565 (0.486–0.643), an interval that contains 0.5.</w:t>
       </w:r>
     </w:p>
     <w:p>
       <w:pPr>
+        <w:spacing w:before="0" w:after="200" w:line="284" w:lineRule="exact"/>
+        <w:jc w:val="left"/>
+      </w:pPr>
+      <w:r>
+        <w:rPr>
+          <w:rFonts w:ascii="Charis SIL" w:hAnsi="Charis SIL" w:cs="Charis SIL" w:eastAsia="Charis SIL"/>
+          <w:b w:val="0"/>
+          <w:i w:val="0"/>
+          <w:color w:val="000000"/>
+          <w:sz w:val="20"/>
+        </w:rPr>
+        <w:t>So the fitness endpoint can support discrimination by a general substitution-effect predictor, and endpoint blindness alone does not explain its near-chance distance estimate. The same argument is not available for the reporter screen. Neither result shows that either endpoint resolves loss of phosphorylation: SIFT scores intolerance to substitution, and the substitutions here are mostly serine to proline (33.0%) and serine to glycine (22.3%), with threonine to alanine — the clean removal of a phosphoacceptor — reaching only 9.5%. Restricted to those 39 threonine-to-alanine sites the AUC is 0.470 (0.212–0.733), an interval too wide to carry any reading. Restricting instead to the 425 sites edited by a guide that made only one change, so no bystander edit is present, gives 0.516 (0.392–0.641) on the fitness screen and 0.527 (0.415–0.639) on the reporter screen. Li et al. [23], profiling 584,337 serine, threonine and tyrosine positions with 817,089 guides, report that serine-to-proline substitution disrupts domain structure broadly, which is the confound this arm cannot separate from loss of the phosphoacceptor.</w:t>
+      </w:r>
+    </w:p>
+    <w:p>
+      <w:pPr>
         <w:spacing w:before="240" w:after="120" w:line="284" w:lineRule="exact"/>
         <w:jc w:val="left"/>
       </w:pPr>
@@ -5544,15 +6072,31 @@
         <w:rPr>
           <w:rFonts w:ascii="Charis SIL" w:hAnsi="Charis SIL" w:cs="Charis SIL" w:eastAsia="Charis SIL"/>
           <w:b/>
-          <w:i w:val="0"/>
-          <w:color w:val="000000"/>
-          <w:sz w:val="25"/>
-        </w:rPr>
-        <w:t>3. Discussion</w:t>
+          <w:i/>
+          <w:color w:val="000000"/>
+          <w:sz w:val="21"/>
+        </w:rPr>
+        <w:t>2.7.6 What the two cohorts do not share</w:t>
       </w:r>
     </w:p>
     <w:p>
       <w:pPr>
+        <w:spacing w:before="0" w:after="200" w:line="284" w:lineRule="exact"/>
+        <w:jc w:val="left"/>
+      </w:pPr>
+      <w:r>
+        <w:rPr>
+          <w:rFonts w:ascii="Charis SIL" w:hAnsi="Charis SIL" w:cs="Charis SIL" w:eastAsia="Charis SIL"/>
+          <w:b w:val="0"/>
+          <w:i w:val="0"/>
+          <w:color w:val="000000"/>
+          <w:sz w:val="20"/>
+        </w:rPr>
+        <w:t>The yeast outcome is multiplicity-controlled at a q-value below 0.05 within each condition; the human outcomes are direction-corrected within a screen and are not controlled across sites. The screens' own false-discovery columns leave 19 sites at 0.25 and 11 at 0.05, too few to estimate anything, which is why the corrected raw call is used. The perturbations differ as well: every yeast mutant replaces the residue with alanine, while the base editors mostly produce the substitutions listed above. The two cohorts also treat a site that is itself an annotated target differently — yeast removes it, the human workflow keeps it and removes that residue from its own target set — so the human result is an external extension using a related implementation rather than a like-for-like repeat.</w:t>
+      </w:r>
+    </w:p>
+    <w:p>
+      <w:pPr>
         <w:spacing w:before="240" w:after="120" w:line="284" w:lineRule="exact"/>
         <w:jc w:val="left"/>
       </w:pPr>
@@ -5562,13 +6106,29 @@
           <w:b/>
           <w:i w:val="0"/>
           <w:color w:val="000000"/>
-          <w:sz w:val="22"/>
-        </w:rPr>
-        <w:t>3.1 What the proxy measures</w:t>
+          <w:sz w:val="25"/>
+        </w:rPr>
+        <w:t>3. Discussion</w:t>
       </w:r>
     </w:p>
     <w:p>
       <w:pPr>
+        <w:spacing w:before="240" w:after="120" w:line="284" w:lineRule="exact"/>
+        <w:jc w:val="left"/>
+      </w:pPr>
+      <w:r>
+        <w:rPr>
+          <w:rFonts w:ascii="Charis SIL" w:hAnsi="Charis SIL" w:cs="Charis SIL" w:eastAsia="Charis SIL"/>
+          <w:b/>
+          <w:i w:val="0"/>
+          <w:color w:val="000000"/>
+          <w:sz w:val="22"/>
+        </w:rPr>
+        <w:t>3.1 What the proxy measures</w:t>
+      </w:r>
+    </w:p>
+    <w:p>
+      <w:pPr>
         <w:spacing w:before="0" w:after="200" w:line="284" w:lineRule="exact"/>
         <w:jc w:val="left"/>
       </w:pPr>
@@ -5628,7 +6188,7 @@
           <w:color w:val="000000"/>
           <w:sz w:val="20"/>
         </w:rPr>
-        <w:t>How deeply a residue is buried is a candidate common cause of any association between distance and outcome that remains. Inverse relative solvent accessibility, computed on the same 163 rows, has the largest comparator point estimate at 0.587, and the largest paired difference against the declared predictor in the table. Adding relative solvent accessibility to the logistic model moves the odds ratio per ten-fold increase in distance from 0.77 to 1.31, with both intervals crossing 1. Buried sites lie closer to buried annotated residues, and a buried residue replaced by alanine is more disruptive, which puts burial upstream of both terms.</w:t>
+        <w:t>How deeply a residue is buried is a candidate common cause of any association between distance and outcome that remains. Inverse relative solvent accessibility, computed on the same 163 rows, has the largest comparator point estimate at 0.587, and the largest paired difference against the declared predictor in the table. Adding relative solvent accessibility to the logistic model moves the odds ratio per ten-fold increase in distance from 0.77 to 1.31, with both intervals crossing 1. Buried sites lie closer to buried annotated residues, and a buried residue replaced by alanine may be more disruptive, which is a mechanism by which burial could sit upstream of both terms. The coefficient change alone does not establish it: collinearity between the two terms and the non-collapsibility of logistic coefficients can move a coefficient without any confounding. It is a hypothesis to test, not a result.</w:t>
       </w:r>
     </w:p>
     <w:p>
@@ -5748,7 +6308,7 @@
           <w:color w:val="000000"/>
           <w:sz w:val="20"/>
         </w:rPr>
-        <w:t xml:space="preserve"> tie artefact. The paired difference, SIFT minus distance on the 152 shared sites, is 0.074 (−0.037 to 0.192) and contains zero, so SIFT is not shown to outperform the declared predictor. And SIFT is scored on the same cohort in which 176 of 6,636 ranked pairs compare two sites in one protein, so whether its discrimination is between sites or between proteins is not resolved here. Neither is it resolved in the human cohort, where the corresponding counts are 102 of 99,684 and 180 of 111,600 (§2.7.3) and only 39 and 48 proteins contribute a within-protein comparison at all. What the control establishes, in the fitness screen of §2.7.4, is that the outcome is not blind. It does not establish that any outcome here resolves sites within a protein, which is the comparison the mechanism is about, and no cohort assembled for this paper can settle it.</w:t>
+        <w:t xml:space="preserve"> tie artefact. The paired difference, SIFT minus distance on the 152 shared sites, is 0.074 (−0.037 to 0.192) and contains zero, so SIFT is not shown to outperform the declared predictor. And SIFT is scored on the same cohort in which 176 of 6,636 ranked pairs compare two sites in one protein, so whether its discrimination is between sites or between proteins is not resolved here. Neither is it resolved in the human cohort, where the corresponding counts are 102 of 99,684 and 180 of 111,600, and Table 4 estimates the quantity directly (§2.7.3) and only 39 and 48 proteins contribute a within-protein comparison at all. What the control establishes, in the fitness screen of §2.7.5, is that the outcome is not blind. It does not establish that any outcome here resolves sites within a protein, which is the comparison the mechanism is about, and no cohort assembled for this paper can settle it.</w:t>
       </w:r>
     </w:p>
     <w:p>
@@ -5780,7 +6340,7 @@
           <w:color w:val="000000"/>
           <w:sz w:val="20"/>
         </w:rPr>
-        <w:t>The intervals rest on fewer effective units than the 48 proteins being resampled: proteins hold between 1 and 15 sites, and the Kish effective count is 29.0. The 200,000 resamples behind the primary interval control the noise from resampling itself; they do not by themselves make a percentile bootstrap cover the true value at its stated rate when the clusters are this few and this uneven. That was measured rather than left open. Cohorts were rebuilt 1,000 times at the observed protein-size distribution, the observed prevalence of 0.485, and a protein-level random intercept set from the outcome intraclass correlation of 0.127 measured on the real cohort, under five known population AUCs from 0.50 to 0.70. The declared interval covered the truth between 93.6% and 94.9% of the time, against a nominal 95% and a Monte Carlo standard error of 0.7 percentage points. The worst case is the null scenario, which is the one the primary estimate sits in, and it is short by 1.4 points or two Monte Carlo standard errors. A bias-corrected and accelerated interval computed on the same replicates covered between 94.2% and 95.3%, nearer nominal everywhere but by less than the Monte Carlo error at four of the five scenarios. The interval reported here is therefore close to its stated rate and slightly optimistic at the null; it is not exact.</w:t>
+        <w:t>The intervals rest on fewer effective units than the 48 proteins being resampled: proteins hold between 1 and 15 sites, and the Kish effective count is 29.0. The 200,000 resamples behind the primary interval control the noise from resampling itself; they do not by themselves make a percentile bootstrap cover the true value at its stated rate when the clusters are this few and this uneven. That was measured rather than left open. Cohorts were rebuilt 1,000 times at the observed protein-size distribution, the observed prevalence of 0.485, and a protein-level random intercept set from the outcome intraclass correlation of 0.127 measured on the real cohort, under five known population AUCs from 0.50 to 0.70. Under that one generating process the declared interval covered the truth between 93.6% and 94.9% of the time, against a nominal 95% and a Monte Carlo standard error of 0.7 percentage points. The result is specific to a parametric model with the observed cluster sizes and a random-intercept outcome; it does not establish coverage under predictor clustering, informative cluster size, or other mechanisms that were not simulated. The worst case is the null scenario, which is the one the primary estimate sits in, and it is short by 1.4 points or two Monte Carlo standard errors. A bias-corrected and accelerated interval computed on the same replicates covered between 94.2% and 95.3%, nearer nominal everywhere but by less than the Monte Carlo error at four of the five scenarios. The interval reported here is therefore close to its stated rate and slightly optimistic at the null; it is not exact.</w:t>
       </w:r>
     </w:p>
     <w:p>
@@ -5796,7 +6356,7 @@
           <w:color w:val="000000"/>
           <w:sz w:val="20"/>
         </w:rPr>
-        <w:t>Every point mutant in the source screen replaces the residue with alanine, and the screen includes no mutant that mimics the phosphorylated state, so loss of the side chain cannot be separated from loss of phosphoregulation. Replacing a residue at or beside a catalytic or ligand-binding residue with alanine can disrupt function through removal of the side chain alone, a bias that runs toward inflating the association being tested; the near-chance estimate was obtained under a design that favours the hypothesis.</w:t>
+        <w:t>Every point mutant in the source screen replaces the residue with alanine, and the screen includes no mutant that mimics the phosphorylated state, so loss of the side chain cannot be separated from loss of phosphoregulation. Replacing a residue at or beside a catalytic or ligand-binding residue with alanine can disrupt function through removal of the side chain alone, a bias that could inflate the association being tested. Its direction was not estimated here, so whether the design favours the hypothesis is a conditional expectation rather than something this analysis shows.</w:t>
       </w:r>
     </w:p>
     <w:p>
@@ -6122,7 +6682,7 @@
           <w:color w:val="000000"/>
           <w:sz w:val="20"/>
         </w:rPr>
-        <w:t>All of the above is bounded by these two cohorts, these definitions of an affected site, and models of single proteins. The human experiment contributes 793 protein clusters against 48, an experimental-evidence arm that retains 512 sites where the yeast design retains 24, and the finding that the across-protein architecture and the peptide-bond artefact are not particular to yeast. It does not contribute a tighter interval: the declared human intervals are wider than the yeast one, and no precision comparison between the cohorts is made anywhere in this paper. It does not settle the question that matters biologically, which is between sites in one protein; that is unresolved in every cohort here, and the human data make it harder rather than easier, because adding proteins adds across-protein pairs faster than within-protein ones. Nor does any of it speak to phosphosite biology in general: the outcomes are yeast colony growth, human cell fitness, and reporter activity, under two perturbation chemistries, and §2.7.5 sets out where the designs diverge.</w:t>
+        <w:t>All of the above is bounded by these two cohorts, these definitions of an affected site, and models of single proteins. The human experiment contributes 793 protein clusters against 48, an experimental-evidence arm that retains 512 sites where the yeast design retains 24, and the finding that the across-protein architecture and the peptide-bond artefact are not particular to yeast. It does not contribute a tighter interval: the declared human intervals are wider than the yeast one, and no precision comparison between the cohorts is made anywhere in this paper. It does not settle the question that matters biologically, which is between sites in one protein; that is unresolved in every cohort here, and the human data make it harder rather than easier, because adding proteins adds across-protein pairs faster than within-protein ones. Nor does any of it speak to phosphosite biology in general: the outcomes are yeast colony growth, human cell fitness, and reporter activity, under two perturbation chemistries, and §2.7.6 sets out where the designs diverge.</w:t>
       </w:r>
     </w:p>
     <w:p>

--- a/manuscript/preprint_current.docx
+++ b/manuscript/preprint_current.docx
@@ -15,7 +15,7 @@
           <w:color w:val="000000"/>
           <w:sz w:val="30"/>
         </w:rPr>
-        <w:t>Distance to the nearest annotated active or binding residue: a calibration and audit in yeast and human phosphosite-mutant screens</w:t>
+        <w:t>Distance to the nearest annotated active or binding residue: what it measures, and how it ranks sites in yeast and human phosphosite-mutant screens</w:t>
       </w:r>
     </w:p>
     <w:p>
@@ -291,7 +291,7 @@
           <w:color w:val="000000"/>
           <w:sz w:val="20"/>
         </w:rPr>
-        <w:t>A phosphosite is a serine, threonine or tyrosine that the cell can tag with a phosphate group to change how a protein behaves. Most phosphosites that have been observed have no assigned function. Methods that pick out the ones worth studying therefore score each site by combining several kinds of evidence: how conserved the position is across species, the surrounding sequence, the protein domain it sits in, how exposed it is on the surface, whether it lies where two proteins touch, and how close it sits to a residue already annotated as an active site or a binding site [1–4]. That last item, proximity, is one ingredient inside a composite score. In a literature sweep completed on 11 August 2026, we located no method, database, or paper that ranks or scores sites by distance to the nearest annotated active or binding residue on its own.</w:t>
+        <w:t>A phosphosite is a serine, threonine or tyrosine that the cell can tag with a phosphate group to change how a protein behaves. Most phosphosites that have been observed have no assigned function. Methods that pick out the ones worth studying score each site by combining several kinds of evidence: how conserved the position is across species, the surrounding sequence, the protein domain it sits in, how exposed it is on the surface, and whether it lies where two proteins touch [1–4]. Distance to a residue already annotated as an active site or a binding site is not among the features those published scores combine. The largest of them, the 59-feature model of Ochoa et al. [3], contains no such distance, and we checked its released feature table rather than inferring this.</w:t>
       </w:r>
     </w:p>
     <w:p>
@@ -307,7 +307,7 @@
           <w:color w:val="000000"/>
           <w:sz w:val="20"/>
         </w:rPr>
-        <w:t>The 5 Å figure that travels with this idea traces to Strumillo et al. [2]. They mapped conserved phosphorylation hotspots onto experimentally determined structures from the Protein Data Bank and tested closeness to catalytic residues with Fisher's exact test. In enzyme domains, 3.3% of hotspot residues lie within 5 Å of a catalytic residue against 0.97% of other residues, which they report as hotspot positions being "5 times more likely to be within 5 Å distance" of a catalytic residue (p = 1.5 × 10⁻⁸). A 15 Å criterion appears in the same analysis. That figure is an enrichment ratio: one group of residues compared against the other residues of the same proteins. No individual site is classified by its distance, and the area under the ROC curve that the paper reports belongs to a conservation p-value.</w:t>
+        <w:t>What the literature contains instead is proximity used as evidence in two other forms. One is enrichment: asking whether functional sites cluster near catalytic residues, across groups of residues rather than site by site. The other is a fixed cut-off used to decide that two residues are in contact. In a literature sweep completed on 11 August 2026 we located no method, database or paper that ranks or scores individual sites by distance to the nearest annotated active or binding residue.</w:t>
       </w:r>
     </w:p>
     <w:p>
@@ -323,7 +323,7 @@
           <w:color w:val="000000"/>
           <w:sz w:val="20"/>
         </w:rPr>
-        <w:t>Similar distance figures elsewhere in the field are cut-offs for deciding that two residues touch. PTMcode v2 calls two modified residues in contact below 4.69 Å, a threshold set from the average distance of twelve interacting pairs reported in the literature [5]. ProtVar highlights residues at a contact between two chains at 8 Å [6]. HotSpot3D pairs mutations at 10 Å or less within a chain, requiring more than twenty residues of separation along the sequence, and allows up to 20 Å between chains and for drug–mutation pairs [7]; the 20 Å figure is the between-chain rule, not a universal one. None of the three ranks sites.</w:t>
+        <w:t>That absence is the reason for this paper rather than an objection to it. A quantity can circulate as a rule of thumb without ever being calibrated, and these two forms together make a short distance to a functional residue read as evidence that a site matters. What that reading is worth, applied one site at a time against a measured phenotype, is not recorded anywhere. This paper writes the heuristic down as a single number, applies it to two mutational screens, and asks what it separates.</w:t>
       </w:r>
     </w:p>
     <w:p>
@@ -339,7 +339,7 @@
           <w:color w:val="000000"/>
           <w:sz w:val="20"/>
         </w:rPr>
-        <w:t>Beltrao et al. [8] is the yeast precedent for prioritizing modification sites by evolutionary and structural context. Phosphorylation happens often at the surfaces where two proteins touch [9]. A model of a protein on its own — a monomer model, which is what is used here — contains no such surface, because the partner is absent. Modelling a complex requires AlphaFold-Multimer [10], and no complex model is used here.</w:t>
+        <w:t>The 5 Å figure that travels with this idea traces to Strumillo et al. [2]. They mapped conserved phosphorylation hotspots onto experimentally determined structures from the Protein Data Bank and tested closeness to catalytic residues with Fisher's exact test. In enzyme domains, 3.3% of hotspot residues lie within 5 Å of a catalytic residue against 0.97% of other residues, which they report as hotspot positions being "5 times more likely to be within 5 Å distance" of a catalytic residue (p = 1.5 × 10⁻⁸). A 15 Å criterion appears in the same analysis. That figure is an enrichment ratio: one group of residues compared against the other residues of the same proteins. No individual site is classified by its distance, and the area under the ROC curve that the paper reports belongs to a conservation p-value.</w:t>
       </w:r>
     </w:p>
     <w:p>
@@ -355,7 +355,79 @@
           <w:color w:val="000000"/>
           <w:sz w:val="20"/>
         </w:rPr>
-        <w:t xml:space="preserve">Two studies sit closer to this one than the rest, in different ways. Correa Marrero et al. [22] measure distance from a phosphosite to the nearest functional site directly, in paired phosphorylated and unphosphorylated structures, and relate it to mechanical strain; they report co-straining for about 5% of phosphosite–functional-site pairs. That is the same distance this paper measures, evaluated against structural response rather than against a phenotype. StructureMap [4] is the closer relative on method rather than on quantity: it also works from AlphaFold monomer coordinates, binning distances at 1 Å up to 35 Å in 5 Å steps, with co-localization bins starting at 0 Å and no minimum separation along the sequence. Its headline structural variable is side-chain exposure, computed within a 12 Å radius and a 70° angle, and it reports no discrimination statistic for distance taken on its own. The 59-feature functional score of Ochoa et al. [3] names "1D structural properties, phosphorylation structural hotspots, structural stability and interfaces and protein topology annotations". Its Supplementary Table 2 does report a mean AUC for each feature before training, in a </w:t>
+        <w:t>Similar distance figures elsewhere in the field are cut-offs for deciding that two residues touch. PTMcode v2 calls two modified residues in contact below 4.69 Å [5]; the cited paper states the threshold without setting out its derivation. ProtVar highlights residues at a contact between two chains at 8 Å [6]. HotSpot3D pairs mutations at 10 Å or less within a chain, requiring more than twenty residues of separation along the sequence, and allows up to 20 Å between chains and for drug–mutation pairs [7]; the 20 Å figure is the between-chain rule, not a universal one. None of the three ranks sites.</w:t>
+      </w:r>
+    </w:p>
+    <w:p>
+      <w:pPr>
+        <w:spacing w:before="0" w:after="200" w:line="284" w:lineRule="exact"/>
+        <w:jc w:val="left"/>
+      </w:pPr>
+      <w:r>
+        <w:rPr>
+          <w:rFonts w:ascii="Charis SIL" w:hAnsi="Charis SIL" w:cs="Charis SIL" w:eastAsia="Charis SIL"/>
+          <w:b w:val="0"/>
+          <w:i w:val="0"/>
+          <w:color w:val="000000"/>
+          <w:sz w:val="20"/>
+        </w:rPr>
+        <w:t>Beltrao et al. [8] prioritized modification sites by evolutionary and structural context across eleven eukaryotes, with validation in yeast. Phosphosites are enriched at interfaces in heterooligomers and in weak transient homooligomers [9], which is narrower than a claim about protein contact surfaces in general. A model of a protein on its own — a monomer model, which is what is used here — contains no such surface, because the partner is absent. Complexes can be obtained experimentally, by homology, by docking, or by prediction methods including AlphaFold-Multimer [10]; none is used here.</w:t>
+      </w:r>
+    </w:p>
+    <w:p>
+      <w:pPr>
+        <w:spacing w:before="0" w:after="200" w:line="284" w:lineRule="exact"/>
+        <w:jc w:val="left"/>
+      </w:pPr>
+      <w:r>
+        <w:rPr>
+          <w:rFonts w:ascii="Charis SIL" w:hAnsi="Charis SIL" w:cs="Charis SIL" w:eastAsia="Charis SIL"/>
+          <w:b w:val="0"/>
+          <w:i w:val="0"/>
+          <w:color w:val="000000"/>
+          <w:sz w:val="20"/>
+        </w:rPr>
+        <w:t xml:space="preserve">Two studies sit closer to this one than the rest, in different ways. Correa Marrero et al. [22] measure distance from a phosphosite to the nearest functional site directly, in paired phosphorylated and unphosphorylated structures, and relate it to mechanical strain; they report co-straining for about 5% of phosphosite–functional-site pairs. That is an analogous phosphosite-to-functional-site relation rather than the same measurement: they work from paired experimental structures over a broader set of functional-site categories, and this paper works from AlphaFold monomers, restricted to </w:t>
+      </w:r>
+      <w:r>
+        <w:rPr>
+          <w:rFonts w:ascii="Courier New" w:hAnsi="Courier New" w:cs="Courier New" w:eastAsia="Courier New"/>
+          <w:b w:val="0"/>
+          <w:i w:val="0"/>
+          <w:color w:val="000000"/>
+          <w:sz w:val="17"/>
+        </w:rPr>
+        <w:t>ACT_SITE</w:t>
+      </w:r>
+      <w:r>
+        <w:rPr>
+          <w:rFonts w:ascii="Charis SIL" w:hAnsi="Charis SIL" w:cs="Charis SIL" w:eastAsia="Charis SIL"/>
+          <w:b w:val="0"/>
+          <w:i w:val="0"/>
+          <w:color w:val="000000"/>
+          <w:sz w:val="20"/>
+        </w:rPr>
+        <w:t xml:space="preserve"> and </w:t>
+      </w:r>
+      <w:r>
+        <w:rPr>
+          <w:rFonts w:ascii="Courier New" w:hAnsi="Courier New" w:cs="Courier New" w:eastAsia="Courier New"/>
+          <w:b w:val="0"/>
+          <w:i w:val="0"/>
+          <w:color w:val="000000"/>
+          <w:sz w:val="17"/>
+        </w:rPr>
+        <w:t>BINDING</w:t>
+      </w:r>
+      <w:r>
+        <w:rPr>
+          <w:rFonts w:ascii="Charis SIL" w:hAnsi="Charis SIL" w:cs="Charis SIL" w:eastAsia="Charis SIL"/>
+          <w:b w:val="0"/>
+          <w:i w:val="0"/>
+          <w:color w:val="000000"/>
+          <w:sz w:val="20"/>
+        </w:rPr>
+        <w:t xml:space="preserve">, using the closest pair of non-hydrogen atoms. The evaluation differs too — theirs against structural response, this against a phenotype. StructureMap [4] is the closer relative on method rather than on quantity: it also works from AlphaFold monomer coordinates, binning distances at 1 Å up to 35 Å in 5 Å steps, with co-localization bins starting at 0 Å and no minimum separation along the sequence. Its headline structural variable is side-chain exposure, computed within a 12 Å radius and a 70° angle, and it reports no discrimination statistic for distance taken on its own. The 59-feature functional score of Ochoa et al. [3] names "1D structural properties, phosphorylation structural hotspots, structural stability and interfaces and protein topology annotations". Its Supplementary Table 2 does report a mean AUC for each feature before training, in a </w:t>
       </w:r>
       <w:r>
         <w:rPr>
@@ -1268,6 +1340,32 @@
           <w:sz w:val="20"/>
         </w:rPr>
         <w:t>The rest of this subsection was specified after the primary result. Shuffling the affected and unaffected labels 20,000 times across the whole cohort gives a null distribution centred at 0.500 with a standard deviation of 0.045, and 2.5th and 97.5th percentiles at 0.411 and 0.588. The observed value sits 0.59 standard deviations above that centre, two-sided p = 0.55. Shuffling labels only within each protein keeps every comparison between proteins fixed; that null centres at 0.512 with a standard deviation of 0.030, and the observed value sits 0.49 standard deviations above its centre, p = 0.63 measured from that centre.</w:t>
+      </w:r>
+    </w:p>
+    <w:p>
+      <w:pPr>
+        <w:spacing w:before="0" w:after="200" w:line="284" w:lineRule="exact"/>
+        <w:jc w:val="left"/>
+      </w:pPr>
+      <w:r>
+        <w:rPr>
+          <w:rFonts w:ascii="Charis SIL" w:hAnsi="Charis SIL" w:cs="Charis SIL" w:eastAsia="Charis SIL"/>
+          <w:b/>
+          <w:i w:val="0"/>
+          <w:color w:val="000000"/>
+          <w:sz w:val="20"/>
+        </w:rPr>
+        <w:t>Both of these are diagnostic reference distributions rather than tests, and are reported as such.</w:t>
+      </w:r>
+      <w:r>
+        <w:rPr>
+          <w:rFonts w:ascii="Charis SIL" w:hAnsi="Charis SIL" w:cs="Charis SIL" w:eastAsia="Charis SIL"/>
+          <w:b w:val="0"/>
+          <w:i w:val="0"/>
+          <w:color w:val="000000"/>
+          <w:sz w:val="20"/>
+        </w:rPr>
+        <w:t xml:space="preserve"> Uncertainty everywhere else in this paper treats the protein as the resampling unit, on the grounds that sites in one protein are not independent. Shuffling labels across the whole cohort breaks that structure, since it moves labels between proteins and so destroys the protein-level composition the clustered interval is built to respect. Shuffling within proteins preserves it but leaves every between-protein comparison fixed, and those comparisons are 97.35% of the statistic, which is why that null centres at 0.512 rather than 0.500. Neither is the null distribution of the clustered site-weighted quantity actually reported. No p-value in this paper should be read as a formal test of that quantity; a null-generating process that preserves the relevant cluster structure was not constructed here.</w:t>
       </w:r>
     </w:p>
     <w:p>
@@ -3016,6 +3114,22 @@
         <w:t>Models were fitted and tested on the same 163 replaced sites by five-fold cross-validation: the sites are split into five parts with the affected and unaffected balanced across them, each part is predicted in turn by a model fitted on the other four, and whole proteins are kept together so no protein is split across parts. The split was repeated 10 times, over 10 split seeds, and folds were weighted by the number of affected/unaffected pairs they contain. Two summaries are given for each model. Split-averaged means the AUC is computed inside each fold and then averaged. Pooled out-of-fold means the 163 predictions, each made by a model that never saw that site, are put together and ranked once.</w:t>
       </w:r>
     </w:p>
+    <w:p>
+      <w:pPr>
+        <w:spacing w:before="0" w:after="200" w:line="284" w:lineRule="exact"/>
+        <w:jc w:val="left"/>
+      </w:pPr>
+      <w:r>
+        <w:rPr>
+          <w:rFonts w:ascii="Charis SIL" w:hAnsi="Charis SIL" w:cs="Charis SIL" w:eastAsia="Charis SIL"/>
+          <w:b w:val="0"/>
+          <w:i w:val="0"/>
+          <w:color w:val="000000"/>
+          <w:sz w:val="20"/>
+        </w:rPr>
+        <w:t>The model is L2-penalised logistic regression at the scikit-learn default inverse regularisation strength of 1.0, solved by liblinear, with no hyperparameter search. Every preprocessing step sits inside the cross-validation pipeline and is therefore fitted on the training rows of each fold only: missing values are filled with the training-fold median and a binary indicator column is added for each feature that had any, then all features are standardised to zero mean and unit variance on the training fold. That imputation is why models using inverse SIFT report all 163 sites although SIFT covers 152; the 11 sites without a score are given the fold median and flagged, rather than dropped. Splits use scikit-learn's stratified grouped five-fold splitter with the protein as the group.</w:t>
+      </w:r>
+    </w:p>
     <w:tbl>
       <w:tblPr>
         <w:tblW w:type="auto" w:w="0"/>
@@ -7764,7 +7878,27 @@
           <w:color w:val="000000"/>
           <w:sz w:val="20"/>
         </w:rPr>
-        <w:t>The two screens are analysed separately and each supplies its own declared outcome: a site counts as affected in a screen when twice that screen's released per-site value is below 0.05. The doubling corrects the two directions MAGeCK reports inside a screen; keeping the screens apart leaves no union to correct. §2.7 records that the released columns track the smaller of the two directional values on most rows but not all, and that the construction of the remaining rows is not established. The first version of this analysis pooled the two screens at an uncorrected 0.05 and is withdrawn; that arm and six other candidate definitions are reported in Table 3, and the numerical authority marks the declaration as post hoc.</w:t>
+        <w:t xml:space="preserve">The cohort cascade runs 7,425 rows in the source phosphosite table, to 6,968 with a parsable serine, threonine or tyrosine position, to 6,950 mapping to a reviewed UniProt entry, to 6,148 whose residue matches the canonical sequence at that position, to 1,595 sites in 818 proteins carrying at least one eligible annotated residue, to </w:t>
+      </w:r>
+      <w:r>
+        <w:rPr>
+          <w:rFonts w:ascii="Charis SIL" w:hAnsi="Charis SIL" w:cs="Charis SIL" w:eastAsia="Charis SIL"/>
+          <w:b/>
+          <w:i w:val="0"/>
+          <w:color w:val="000000"/>
+          <w:sz w:val="20"/>
+        </w:rPr>
+        <w:t>1,475 sites in 793 proteins</w:t>
+      </w:r>
+      <w:r>
+        <w:rPr>
+          <w:rFonts w:ascii="Charis SIL" w:hAnsi="Charis SIL" w:cs="Charis SIL" w:eastAsia="Charis SIL"/>
+          <w:b w:val="0"/>
+          <w:i w:val="0"/>
+          <w:color w:val="000000"/>
+          <w:sz w:val="20"/>
+        </w:rPr>
+        <w:t xml:space="preserve"> with a distance. Guides are aggregated to the site they target: a site enters once, and where several guides name the same site the screen's own per-site summary is used rather than a guide-level average. Sites edited by more than one guide, and guides producing bystander edits at neighbouring residues, are retained in the primary cohorts and separated in the single-edit arm of §2.7.5. Editor identity, ABE8e or BE4, is recorded per guide and used only in the substitution-class arms; it does not enter the primary.</w:t>
       </w:r>
     </w:p>
     <w:p>
@@ -7780,11 +7914,27 @@
           <w:color w:val="000000"/>
           <w:sz w:val="20"/>
         </w:rPr>
-        <w:t>Intervals use the same protein-cluster percentile bootstrap at 20,000 resamples and seed 20260728, with the estimator imported from the yeast analysis module rather than reimplemented, so the two cohorts share an estimator even though they do not share a cohort builder. Every interval reported for this cohort retained all 20,000 resamples.</w:t>
+        <w:t>The two screens are analysed separately and each supplies its own declared outcome: a site counts as affected in a screen when twice that screen's released per-site value is below 0.05. The doubling corrects the two directions MAGeCK reports inside a screen; keeping the screens apart leaves no union to correct. §2.7 records that the released columns track the smaller of the two directional values on most rows but not all, and that the construction of the remaining rows is not established. The first version of this analysis pooled the two screens at an uncorrected 0.05 and is withdrawn; that arm and six other candidate definitions are reported in Table 3, and the numerical authority marks the declaration as post hoc.</w:t>
       </w:r>
     </w:p>
     <w:p>
       <w:pPr>
+        <w:spacing w:before="0" w:after="200" w:line="284" w:lineRule="exact"/>
+        <w:jc w:val="left"/>
+      </w:pPr>
+      <w:r>
+        <w:rPr>
+          <w:rFonts w:ascii="Charis SIL" w:hAnsi="Charis SIL" w:cs="Charis SIL" w:eastAsia="Charis SIL"/>
+          <w:b w:val="0"/>
+          <w:i w:val="0"/>
+          <w:color w:val="000000"/>
+          <w:sz w:val="20"/>
+        </w:rPr>
+        <w:t>Intervals use the same protein-cluster percentile bootstrap at 20,000 resamples and seed 20260728, with the estimator imported from the yeast analysis module rather than reimplemented, so the two cohorts share an estimator even though they do not share a cohort builder. Every interval reported for this cohort retained all 20,000 resamples.</w:t>
+      </w:r>
+    </w:p>
+    <w:p>
+      <w:pPr>
         <w:spacing w:before="240" w:after="120" w:line="284" w:lineRule="exact"/>
         <w:jc w:val="left"/>
       </w:pPr>
@@ -7833,6 +7983,102 @@
           <w:sz w:val="20"/>
         </w:rPr>
         <w:t xml:space="preserve"> is deposited with them and is the numerical authority for every value reported here. Stored cohort intervals were reused in every reader-facing table and figure rather than recomputed at build time. The code and derived data are at https://github.com/kyle-nguyen-git/phosphosite-proximity. No archive DOI has been minted yet, so cite the repository and commit rather than a DOI.</w:t>
+      </w:r>
+    </w:p>
+    <w:p>
+      <w:pPr>
+        <w:spacing w:before="0" w:after="200" w:line="284" w:lineRule="exact"/>
+        <w:jc w:val="left"/>
+      </w:pPr>
+      <w:r>
+        <w:rPr>
+          <w:rFonts w:ascii="Charis SIL" w:hAnsi="Charis SIL" w:cs="Charis SIL" w:eastAsia="Charis SIL"/>
+          <w:b w:val="0"/>
+          <w:i w:val="0"/>
+          <w:color w:val="000000"/>
+          <w:sz w:val="20"/>
+        </w:rPr>
+        <w:t xml:space="preserve">The human cohort draws on Supplementary Tables 3 and 4 of Kennedy et al. [21] — the </w:t>
+      </w:r>
+      <w:r>
+        <w:rPr>
+          <w:rFonts w:ascii="Courier New" w:hAnsi="Courier New" w:cs="Courier New" w:eastAsia="Courier New"/>
+          <w:b w:val="0"/>
+          <w:i w:val="0"/>
+          <w:color w:val="000000"/>
+          <w:sz w:val="17"/>
+        </w:rPr>
+        <w:t>Phosphosites</w:t>
+      </w:r>
+      <w:r>
+        <w:rPr>
+          <w:rFonts w:ascii="Charis SIL" w:hAnsi="Charis SIL" w:cs="Charis SIL" w:eastAsia="Charis SIL"/>
+          <w:b w:val="0"/>
+          <w:i w:val="0"/>
+          <w:color w:val="000000"/>
+          <w:sz w:val="20"/>
+        </w:rPr>
+        <w:t xml:space="preserve"> and </w:t>
+      </w:r>
+      <w:r>
+        <w:rPr>
+          <w:rFonts w:ascii="Courier New" w:hAnsi="Courier New" w:cs="Courier New" w:eastAsia="Courier New"/>
+          <w:b w:val="0"/>
+          <w:i w:val="0"/>
+          <w:color w:val="000000"/>
+          <w:sz w:val="17"/>
+        </w:rPr>
+        <w:t>MAGeCK gene_summary</w:t>
+      </w:r>
+      <w:r>
+        <w:rPr>
+          <w:rFonts w:ascii="Charis SIL" w:hAnsi="Charis SIL" w:cs="Charis SIL" w:eastAsia="Charis SIL"/>
+          <w:b w:val="0"/>
+          <w:i w:val="0"/>
+          <w:color w:val="000000"/>
+          <w:sz w:val="20"/>
+        </w:rPr>
+        <w:t xml:space="preserve"> sheets of each — and on the </w:t>
+      </w:r>
+      <w:r>
+        <w:rPr>
+          <w:rFonts w:ascii="Courier New" w:hAnsi="Courier New" w:cs="Courier New" w:eastAsia="Courier New"/>
+          <w:b w:val="0"/>
+          <w:i w:val="0"/>
+          <w:color w:val="000000"/>
+          <w:sz w:val="17"/>
+        </w:rPr>
+        <w:t>annotated_phosphoproteome</w:t>
+      </w:r>
+      <w:r>
+        <w:rPr>
+          <w:rFonts w:ascii="Charis SIL" w:hAnsi="Charis SIL" w:cs="Charis SIL" w:eastAsia="Charis SIL"/>
+          <w:b w:val="0"/>
+          <w:i w:val="0"/>
+          <w:color w:val="000000"/>
+          <w:sz w:val="20"/>
+        </w:rPr>
+        <w:t xml:space="preserve"> and </w:t>
+      </w:r>
+      <w:r>
+        <w:rPr>
+          <w:rFonts w:ascii="Courier New" w:hAnsi="Courier New" w:cs="Courier New" w:eastAsia="Courier New"/>
+          <w:b w:val="0"/>
+          <w:i w:val="0"/>
+          <w:color w:val="000000"/>
+          <w:sz w:val="17"/>
+        </w:rPr>
+        <w:t>known_regulatory_PSP</w:t>
+      </w:r>
+      <w:r>
+        <w:rPr>
+          <w:rFonts w:ascii="Charis SIL" w:hAnsi="Charis SIL" w:cs="Charis SIL" w:eastAsia="Charis SIL"/>
+          <w:b w:val="0"/>
+          <w:i w:val="0"/>
+          <w:color w:val="000000"/>
+          <w:sz w:val="20"/>
+        </w:rPr>
+        <w:t xml:space="preserve"> sheets of the Ochoa et al. [3] Supplementary Table 2, from which twelve named feature columns were read. Neither workbook is redistributed. The derived human cohort table, the scripts that build and analyse it, and the result files are deposited with the analysis materials. One limit is recorded rather than worked around: the table the human build starts from has no generator in the deposited materials, and the human builder does not carry the sequence and model-version checks the yeast builder applies, so that cohort cannot at present be rebuilt from source end to end.</w:t>
       </w:r>
     </w:p>
     <w:p>

--- a/manuscript/preprint_current.docx
+++ b/manuscript/preprint_current.docx
@@ -78,7 +78,7 @@
           <w:color w:val="000000"/>
           <w:sz w:val="20"/>
         </w:rPr>
-        <w:t xml:space="preserve">, </w:t>
+        <w:t xml:space="preserve">\*, </w:t>
       </w:r>
       <w:r>
         <w:rPr>
@@ -164,6 +164,22 @@
       <w:r>
         <w:rPr>
           <w:rFonts w:ascii="Charis SIL" w:hAnsi="Charis SIL" w:cs="Charis SIL" w:eastAsia="Charis SIL"/>
+          <w:b w:val="0"/>
+          <w:i w:val="0"/>
+          <w:color w:val="000000"/>
+          <w:sz w:val="20"/>
+        </w:rPr>
+        <w:t>\* Corresponding author. Email: ktnuyen04@gmail.com</w:t>
+      </w:r>
+    </w:p>
+    <w:p>
+      <w:pPr>
+        <w:spacing w:before="0" w:after="200" w:line="284" w:lineRule="exact"/>
+        <w:jc w:val="left"/>
+      </w:pPr>
+      <w:r>
+        <w:rPr>
+          <w:rFonts w:ascii="Charis SIL" w:hAnsi="Charis SIL" w:cs="Charis SIL" w:eastAsia="Charis SIL"/>
           <w:b/>
           <w:i w:val="0"/>
           <w:color w:val="000000"/>
@@ -243,7 +259,7 @@
           <w:color w:val="000000"/>
           <w:sz w:val="20"/>
         </w:rPr>
-        <w:t>In yeast, distance ranked sites at an area under the receiver-operating-characteristic curve of 0.527 (95% confidence interval 0.417–0.632, resampling whole proteins), where 0.5 is uninformative; a second cohort version keeping the three self-annotated sites gives 0.544 (0.436–0.649) on 166 sites. The human experiment reports two screens with different readouts, analysed separately: 0.559 (0.476–0.641) on a fitness screen and 0.487 (0.421–0.554) on an NFAT reporter screen. Six further endpoint definitions, three using no p-value, all give intervals containing 0.5.</w:t>
+        <w:t>In yeast, distance ranked sites at an area under the receiver-operating-characteristic curve of 0.527 (95% confidence interval 0.417–0.632, resampling whole proteins), where 0.5 is uninformative; a second cohort version keeping the three self-annotated sites gives 0.544 (0.436–0.649) on 166 sites. The human experiment reports two screens with different readouts, analysed separately: 0.559 (0.476–0.641) on a fitness screen and 0.486 (0.422–0.552) on an NFAT reporter screen. Six further endpoint definitions, three using no p-value, all give intervals containing 0.5.</w:t>
       </w:r>
     </w:p>
     <w:p>
@@ -259,7 +275,7 @@
           <w:color w:val="000000"/>
           <w:sz w:val="20"/>
         </w:rPr>
-        <w:t>What the statistic rests on is mostly not experimental and mostly not within a protein. Of 163 yeast nearest-target assignments, 143 were not experimentally established; half the sites within 5 Å are the next residue along the chain; and 2.65% of yeast and 0.10% and 0.16% of human ranked pairs compare two sites in one protein. Two post hoc results survive, neither adjusted for multiplicity: burial has an interval above 0.5 in the fitness screen, and sequence separation has a paired difference above distance of +0.071 (+0.005 to +0.137) in the reporter screen though its own interval contains 0.5.</w:t>
+        <w:t>What the statistic rests on is mostly not experimental and mostly not within a protein. Of 163 yeast nearest-target assignments, 143 were not experimentally established; half the sites within 5 Å are the next residue along the chain; and 2.65% of yeast and 0.10% and 0.16% of human ranked pairs compare two sites in one protein. One post hoc result stands out and is not adjusted for multiplicity: how deeply a residue is buried has an interval above 0.5 in the fitness screen, 0.604 (0.528–0.675), although its paired difference against distance contains zero. No paired difference in either cohort excludes zero.</w:t>
       </w:r>
     </w:p>
     <w:p>
@@ -349,7 +365,7 @@
           <w:color w:val="000000"/>
           <w:sz w:val="20"/>
         </w:rPr>
-        <w:t>That absence is the reason for this paper rather than an objection to it. A quantity can circulate as a rule of thumb without ever being calibrated, and these two forms together make a short distance to a functional residue read as evidence that a site matters. What that reading is worth, applied one site at a time against a measured phenotype, is not recorded anywhere. This paper writes the heuristic down as a single number, applies it to two mutational screens, and asks what it separates.</w:t>
+        <w:t>That absence is the reason for this paper rather than an objection to it. A quantity can circulate as a rule of thumb without ever being calibrated, and these two forms together make a short distance to a functional residue read as evidence that a site matters. What that reading is worth, applied one site at a time against a measured phenotype, is not recorded anywhere. This paper writes the heuristic down as a single number, applies it to two mutational screens, and asks what it separates. No probability calibration is performed; the question is ranking.</w:t>
       </w:r>
     </w:p>
     <w:p>
@@ -1010,7 +1026,7 @@
           <w:color w:val="000000"/>
           <w:sz w:val="20"/>
         </w:rPr>
-        <w:t>Supplementary Data 1 of the source screen [1] contains 497 point-mutant strain records, covering 490 replaced sites as numbered in the source, in 116 UniProt entries. After one provisional coordinate resolution, 487 records matched the reviewed sequence (479 replaced sites, 113 proteins). Of those, 465 carried a growth profile across conditions (458, 111). Two strain-level quality-control filters then left 447 (443, 110) and 427 (423, 107). Requiring both an annotated active or binding residue and an AlphaFold model left 169 strain records in 50 proteins, which collapse to 166 distinct replaced sites once repeat strains are averaged (Table 1, Figure 1A).</w:t>
+        <w:t>Supplementary Data 1 of the source screen [1] contains 497 point-mutant strain records, covering 490 replaced sites as numbered in the source, in 116 UniProt entries. After one provisional coordinate resolution, 487 records matched the reviewed sequence (479 replaced sites, 113 proteins). Of those, 465 carried a growth profile across conditions (458, 111). Two strain-level quality-control filters then left 447 (443, 110) and 427 (423, 107). Requiring both an annotated active or binding residue and an AlphaFold model left 169 strain records in 50 proteins, which collapse to 166 distinct replaced sites once repeat strains are averaged (Table 1, Fig 1A).</w:t>
       </w:r>
     </w:p>
     <w:p>
@@ -1044,6 +1060,9 @@
         <w:gridCol w:w="1936"/>
       </w:tblGrid>
       <w:tr>
+        <w:trPr>
+          <w:tblHeader w:val="true"/>
+        </w:trPr>
         <w:tc>
           <w:tcPr>
             <w:tcW w:type="dxa" w:w="1936"/>
@@ -2096,7 +2115,7 @@
           <w:color w:val="000000"/>
           <w:sz w:val="20"/>
         </w:rPr>
-        <w:t>Figure 1. Cohort reconstruction and the primary distance estimate.</w:t>
+        <w:t>Fig 1. Cohort reconstruction and the primary distance estimate.</w:t>
       </w:r>
       <w:r>
         <w:rPr>
@@ -2406,7 +2425,7 @@
           <w:color w:val="000000"/>
           <w:sz w:val="20"/>
         </w:rPr>
-        <w:t>The median distance to the nearest annotated target is 26.23 Å at affected sites and 31.83 Å at unaffected ones. The primary AUC is 0.527 (protein-cluster bootstrap 95% confidence interval, 0.417–0.632; Figure 1B) on 163 replaced sites in 48 proteins. The inclusive arm gives 0.544 (0.436–0.649) on 166 replaced sites in 50 proteins. Both intervals use 200,000 protein-cluster resamples at seed 20260729, and all 200,000 were usable.</w:t>
+        <w:t>The median distance to the nearest annotated target is 26.23 Å at affected sites and 31.83 Å at unaffected ones. The primary AUC is 0.527 (protein-cluster bootstrap 95% confidence interval, 0.417–0.632; Fig 1B) on 163 replaced sites in 48 proteins. The inclusive arm gives 0.544 (0.436–0.649) on 166 replaced sites in 50 proteins. Both intervals use 200,000 protein-cluster resamples at seed 20260729, and all 200,000 were usable.</w:t>
       </w:r>
     </w:p>
     <w:p>
@@ -2616,7 +2635,7 @@
           <w:color w:val="000000"/>
           <w:sz w:val="20"/>
         </w:rPr>
-        <w:t xml:space="preserve">Sites inside the 5 Å cut-off are affected less often than sites beyond it, 40.0% against 49.0%, a descriptive odds ratio of 0.693 on 10 sites; the two distance distributions are drawn in Figure 2A. That inversion comes entirely from the peptide-bond neighbours. With those removed the cut-off holds 4 sites, 2 of them affected, an odds ratio of 1.040; on a bin of four sites only the count is reported. The declared predictor is not redefined. </w:t>
+        <w:t xml:space="preserve">Sites inside the 5 Å cut-off are affected less often than sites beyond it, 40.0% against 49.0%, a descriptive odds ratio of 0.693 on 10 sites; the two distance distributions are drawn in Fig 2A. That inversion comes entirely from the peptide-bond neighbours. With those removed the cut-off holds 4 sites, 2 of them affected, an odds ratio of 1.040; on a bin of four sites only the count is reported. The declared predictor is not redefined. </w:t>
       </w:r>
       <w:r>
         <w:rPr>
@@ -2691,7 +2710,7 @@
           <w:color w:val="000000"/>
           <w:sz w:val="20"/>
         </w:rPr>
-        <w:t>Figure 2. Model confidence and the declared sensitivity families.</w:t>
+        <w:t>Fig 2. Model confidence and the declared sensitivity families.</w:t>
       </w:r>
       <w:r>
         <w:rPr>
@@ -2792,6 +2811,9 @@
         <w:gridCol w:w="1613"/>
       </w:tblGrid>
       <w:tr>
+        <w:trPr>
+          <w:tblHeader w:val="true"/>
+        </w:trPr>
         <w:tc>
           <w:tcPr>
             <w:tcW w:type="dxa" w:w="1613"/>
@@ -4313,6 +4335,9 @@
         <w:gridCol w:w="1936"/>
       </w:tblGrid>
       <w:tr>
+        <w:trPr>
+          <w:tblHeader w:val="true"/>
+        </w:trPr>
         <w:tc>
           <w:tcPr>
             <w:tcW w:type="dxa" w:w="1936"/>
@@ -5249,7 +5274,7 @@
           <w:color w:val="000000"/>
           <w:sz w:val="20"/>
         </w:rPr>
-        <w:t xml:space="preserve">Median site pLDDT in the primary cohort is 46.50; 84 of the 163 replaced residues sit below 50 and 103 of 163 below 70. The Spearman rank correlation between log10(distance + 1 Å) and site pLDDT is −0.541 (Figure 2B). Distance correlates with </w:t>
+        <w:t xml:space="preserve">Median site pLDDT in the primary cohort is 46.50; 84 of the 163 replaced residues sit below 50 and 103 of 163 below 70. The Spearman rank correlation between log10(distance + 1 Å) and site pLDDT is −0.541 (Fig 2B). Distance correlates with </w:t>
       </w:r>
       <w:r>
         <w:rPr>
@@ -5305,7 +5330,7 @@
           <w:color w:val="000000"/>
           <w:sz w:val="20"/>
         </w:rPr>
-        <w:t>The full eleven-stratum family, for both cohort versions, is S1 Table and Figure 2C. Its primary-cohort values run from 0.416 on 41 sites to 0.683 on 27, and the number of sites falls from 163 to 27 across the family. The rise where both the site and its target are above pLDDT 90 appears in both cohort versions, 0.641 on 28 primary sites and 0.697 on 31 inclusive. This design cannot separate an effect in well-folded regions from what picking out a stratum of 28 sites can produce on its own.</w:t>
+        <w:t>The full eleven-stratum family, for both cohort versions, is S1 Table and Fig 2C. Its primary-cohort values run from 0.416 on 41 sites to 0.683 on 27, and the number of sites falls from 163 to 27 across the family. The rise where both the site and its target are above pLDDT 90 appears in both cohort versions, 0.641 on 28 primary sites and 0.697 on 31 inclusive. This design cannot separate an effect in well-folded regions from what picking out a stratum of 28 sites can produce on its own.</w:t>
       </w:r>
     </w:p>
     <w:p>
@@ -5321,7 +5346,7 @@
           <w:color w:val="000000"/>
           <w:sz w:val="20"/>
         </w:rPr>
-        <w:t>Tyrosine sites alone give an AUC of 0.604 (16 sites in 12 proteins; 12 affected, 4 unaffected). Figure 2D places this and the other cohort, residue-class and feature-definition checks on one scale. No interval is reported: the upper end of the protein-cluster bootstrap reaches 1, the highest value an AUC can take, and 3.3% (665 / 20,000) of resamples were discarded because every site in them had the same outcome.</w:t>
+        <w:t>Tyrosine sites alone give an AUC of 0.604 (16 sites in 12 proteins; 12 affected, 4 unaffected). Fig 2D places this and the other cohort, residue-class and feature-definition checks on one scale. No interval is reported: the upper end of the protein-cluster bootstrap reaches 1, the highest value an AUC can take, and 3.3% (665 / 20,000) of resamples were discarded because every site in them had the same outcome.</w:t>
       </w:r>
     </w:p>
     <w:p>
@@ -5441,7 +5466,7 @@
           <w:color w:val="000000"/>
           <w:sz w:val="20"/>
         </w:rPr>
-        <w:t>Each screen releases one value per site. That value tracks the smaller of MAGeCK's two one-sided gene-level p-values on most rows but not all: reconstructing that minimum reproduces it on 1,428 of the 1,475 rows for the fitness screen and 1,372 of 1,475 for the reporter screen, and the construction of the remaining 47 and 103 is not established here. A minimum of two one-sided tests is not a two-sided p-value, so each screen's released value is doubled before use. That doubling has the meaning of a directional correction only where the column is in fact that minimum, which is not established on the 47 and 103 rows above; elsewhere in this paper the resulting endpoint is called a doubled released-column threshold for that reason. Keeping the screens apart means there is no second union to correct.</w:t>
+        <w:t>Each screen releases one value per site. That value tracks the smaller of MAGeCK's two one-sided gene-level p-values on most rows but not all: reconstructing that minimum reproduces it on 1,428 of the 1,475 rows for the fitness screen and 1,372 of 1,475 for the reporter screen, and the construction of the remaining 47 and 103 is not established here. A minimum of two one-sided tests is not a two-sided p-value, so the endpoint doubles that minimum. Because the released column does not reproduce it on the 47 and 103 rows above, the minimum is reconstructed from the two directional columns of the source rather than taken from the released one, and doubled. Reconstructing changes nothing in the fitness screen, where no mismatched row crosses the threshold, and moves the reporter screen from 80 affected sites to 83, with TBKBP1 S335, PDE4A S13 and BRSK2 S367 changing classification. Keeping the screens apart means there is no second union to correct.</w:t>
       </w:r>
     </w:p>
     <w:p>
@@ -5487,7 +5512,7 @@
           <w:color w:val="000000"/>
           <w:sz w:val="20"/>
         </w:rPr>
-        <w:t>0.487 (0.421–0.554)</w:t>
+        <w:t>0.486 (0.422–0.552)</w:t>
       </w:r>
       <w:r>
         <w:rPr>
@@ -5497,7 +5522,7 @@
           <w:color w:val="000000"/>
           <w:sz w:val="20"/>
         </w:rPr>
-        <w:t xml:space="preserve"> on the reporter screen, where 80 are. The two land on opposite sides of 0.5 from the same predictor on the same 1,475 sites. Both intervals contain 0.5, and the fitness value is the further from it: shuffling the outcome labels 20,000 times puts it 1.68 standard deviations out, at </w:t>
+        <w:t xml:space="preserve"> on the reporter screen, where 83 are. The two land on opposite sides of 0.5 from the same predictor on the same 1,475 sites. Both intervals contain 0.5, and the fitness value is the further from it: shuffling the outcome labels 20,000 times puts it 1.68 standard deviations out, at </w:t>
       </w:r>
       <w:r>
         <w:rPr>
@@ -5582,6 +5607,9 @@
         <w:gridCol w:w="2420"/>
       </w:tblGrid>
       <w:tr>
+        <w:trPr>
+          <w:tblHeader w:val="true"/>
+        </w:trPr>
         <w:tc>
           <w:tcPr>
             <w:tcW w:type="dxa" w:w="2420"/>
@@ -5697,7 +5725,7 @@
                 <w:color w:val="000000"/>
                 <w:sz w:val="16"/>
               </w:rPr>
-              <w:t>Fitness screen, direction-corrected (declared)</w:t>
+              <w:t>Fitness screen, reconstructed and doubled (declared)</w:t>
             </w:r>
           </w:p>
         </w:tc>
@@ -5783,7 +5811,7 @@
                 <w:color w:val="000000"/>
                 <w:sz w:val="16"/>
               </w:rPr>
-              <w:t>Reporter screen, direction-corrected (declared)</w:t>
+              <w:t>Reporter screen, reconstructed and doubled (declared)</w:t>
             </w:r>
           </w:p>
         </w:tc>
@@ -5804,7 +5832,7 @@
                 <w:color w:val="000000"/>
                 <w:sz w:val="16"/>
               </w:rPr>
-              <w:t>80</w:t>
+              <w:t>83</w:t>
             </w:r>
           </w:p>
         </w:tc>
@@ -5825,7 +5853,7 @@
                 <w:color w:val="000000"/>
                 <w:sz w:val="16"/>
               </w:rPr>
-              <w:t>0.487</w:t>
+              <w:t>0.486</w:t>
             </w:r>
           </w:p>
         </w:tc>
@@ -5846,7 +5874,7 @@
                 <w:color w:val="000000"/>
                 <w:sz w:val="16"/>
               </w:rPr>
-              <w:t>0.421–0.554</w:t>
+              <w:t>0.422–0.552</w:t>
             </w:r>
           </w:p>
         </w:tc>
@@ -6471,7 +6499,7 @@
           <w:color w:val="000000"/>
           <w:sz w:val="20"/>
         </w:rPr>
-        <w:t xml:space="preserve">In the reporter screen a feature that uses no structure at all outranks the declared predictor, on the paired comparison rather than on its own. The smallest gap in sequence position to an eligible annotated residue gives 0.558 (0.492–0.624), an interval that contains 0.5, so it does not separate the classes on its own account. Its paired difference against distance is </w:t>
+        <w:t xml:space="preserve">In the reporter screen the smallest gap in sequence position to an eligible annotated residue gives 0.551 (0.486–0.616), an interval containing 0.5, and its paired difference against distance is +0.065 (−0.001 to +0.130), which also contains zero. An earlier version of this analysis reported that difference as +0.071 (+0.005 to +0.137), excluding zero; that rested on the screen's released per-site column rather than a reconstruction from the two directional columns, and it does not survive the endpoint being rebuilt from source. </w:t>
       </w:r>
       <w:r>
         <w:rPr>
@@ -6481,7 +6509,7 @@
           <w:color w:val="000000"/>
           <w:sz w:val="20"/>
         </w:rPr>
-        <w:t>+0.071 (+0.005 to +0.137)</w:t>
+        <w:t>No paired difference in either cohort excludes zero.</w:t>
       </w:r>
       <w:r>
         <w:rPr>
@@ -6491,7 +6519,7 @@
           <w:color w:val="000000"/>
           <w:sz w:val="20"/>
         </w:rPr>
-        <w:t>, which excludes zero and is the only paired difference in either cohort that does. Every other comparison in both screens contains zero. Both this and the burial result above are post hoc, and neither is adjusted for the number of features and endpoints examined; they are the strongest leads here, not findings.</w:t>
+        <w:t xml:space="preserve"> The burial result above is post hoc and unadjusted for the number of features and endpoints examined; it is the strongest lead here, not a finding.</w:t>
       </w:r>
     </w:p>
     <w:p>
@@ -6553,7 +6581,7 @@
           <w:color w:val="000000"/>
           <w:sz w:val="20"/>
         </w:rPr>
-        <w:t>180 of 111,600</w:t>
+        <w:t>185 of 115,536</w:t>
       </w:r>
       <w:r>
         <w:rPr>
@@ -6563,7 +6591,7 @@
           <w:color w:val="000000"/>
           <w:sz w:val="20"/>
         </w:rPr>
-        <w:t xml:space="preserve"> on the reporter screen, which is 0.10% and 0.16% against 2.65% in yeast. The larger cohort makes this worse, because adding proteins adds across-protein pairs quadratically and within-protein pairs linearly. Only 39 and 48 proteins contribute any within-protein comparison at all, against 754 and 745 that carry a single outcome class throughout.</w:t>
+        <w:t xml:space="preserve"> on the reporter screen, which is 0.10% and 0.16% against 2.65% in yeast. The larger cohort makes this worse, because adding proteins adds across-protein pairs quadratically and within-protein pairs linearly. Only 39 and 50 proteins contribute any within-protein comparison at all; the rest carry a single outcome class throughout.</w:t>
       </w:r>
     </w:p>
     <w:p>
@@ -6629,6 +6657,9 @@
         <w:gridCol w:w="1936"/>
       </w:tblGrid>
       <w:tr>
+        <w:trPr>
+          <w:tblHeader w:val="true"/>
+        </w:trPr>
         <w:tc>
           <w:tcPr>
             <w:tcW w:type="dxa" w:w="1936"/>
@@ -7003,7 +7034,7 @@
                 <w:color w:val="000000"/>
                 <w:sz w:val="16"/>
               </w:rPr>
-              <w:t>48</w:t>
+              <w:t>50</w:t>
             </w:r>
           </w:p>
         </w:tc>
@@ -7024,7 +7055,7 @@
                 <w:color w:val="000000"/>
                 <w:sz w:val="16"/>
               </w:rPr>
-              <w:t>180</w:t>
+              <w:t>185</w:t>
             </w:r>
           </w:p>
         </w:tc>
@@ -7045,7 +7076,7 @@
                 <w:color w:val="000000"/>
                 <w:sz w:val="16"/>
               </w:rPr>
-              <w:t>0.422 (0.322–0.521)</w:t>
+              <w:t>0.416 (0.317–0.516)</w:t>
             </w:r>
           </w:p>
         </w:tc>
@@ -7066,7 +7097,7 @@
                 <w:color w:val="000000"/>
                 <w:sz w:val="16"/>
               </w:rPr>
-              <w:t>0.384 (0.272–0.498)</w:t>
+              <w:t>0.388 (0.279–0.502)</w:t>
             </w:r>
           </w:p>
         </w:tc>
@@ -7086,12 +7117,22 @@
       <w:r>
         <w:rPr>
           <w:rFonts w:ascii="Charis SIL" w:hAnsi="Charis SIL" w:cs="Charis SIL" w:eastAsia="Charis SIL"/>
+          <w:b/>
+          <w:i w:val="0"/>
+          <w:color w:val="000000"/>
+          <w:sz w:val="20"/>
+        </w:rPr>
+        <w:t>All six intervals contain 0.5.</w:t>
+      </w:r>
+      <w:r>
+        <w:rPr>
+          <w:rFonts w:ascii="Charis SIL" w:hAnsi="Charis SIL" w:cs="Charis SIL" w:eastAsia="Charis SIL"/>
           <w:b w:val="0"/>
           <w:i w:val="0"/>
           <w:color w:val="000000"/>
           <w:sz w:val="20"/>
         </w:rPr>
-        <w:t>Five of the six intervals contain 0.5. The exception is the reporter screen's equal-protein-weight estimate, whose upper endpoint is 0.498; it points the opposite way to the hypothesis, meaning greater distance associated with being called. It rests on 48 proteins, the pair-weighted aggregation of the same data includes 0.5, the fitness screen's two aggregations point the other way, and it is one estimate in a post hoc family that carries no multiplicity adjustment. It is reported because it is the estimate the design produces, not as evidence of an inverse relationship.</w:t>
+        <w:t xml:space="preserve"> The reporter screen's two aggregations sit below it and the fitness screen's two above, on 39 and 50 informative proteins and 102 and 185 pairs. An earlier version of this analysis reported the reporter equal-protein estimate as 0.384 (0.272–0.498), an interval excluding 0.5 from below; that rested on the released per-site column, and the upper endpoint moves to 0.502 once the endpoint is rebuilt from the source directional columns. No within-protein interval in either cohort excludes 0.5 in either direction.</w:t>
       </w:r>
     </w:p>
     <w:p>
@@ -7159,7 +7200,7 @@
           <w:color w:val="000000"/>
           <w:sz w:val="20"/>
         </w:rPr>
-        <w:t xml:space="preserve"> here: 0.575 (0.446–0.699) on the fitness screen and 0.491 (0.391–0.590) on the reporter screen. Annotation evidence does not move the reading in either.</w:t>
+        <w:t xml:space="preserve"> here: 0.575 (0.446–0.699) on the fitness screen and 0.485 (0.388–0.582) on the reporter screen. Annotation evidence does not move the reading in either.</w:t>
       </w:r>
     </w:p>
     <w:p>
@@ -7287,7 +7328,7 @@
           <w:color w:val="000000"/>
           <w:sz w:val="20"/>
         </w:rPr>
-        <w:t xml:space="preserve"> on the 997 sites carrying a score. On the reporter screen the same feature gives 0.565 (0.486–0.643), an interval that contains 0.5.</w:t>
+        <w:t xml:space="preserve"> on the 997 sites carrying a score. On the reporter screen the same feature gives 0.574 (0.497–0.651), an interval that contains 0.5.</w:t>
       </w:r>
     </w:p>
     <w:p>
@@ -7303,7 +7344,7 @@
           <w:color w:val="000000"/>
           <w:sz w:val="20"/>
         </w:rPr>
-        <w:t>So the fitness endpoint can support discrimination by a general substitution-effect predictor, and endpoint blindness alone does not explain its near-chance distance estimate. The same argument is not available for the reporter screen. Neither result shows that either endpoint resolves loss of phosphorylation: SIFT scores intolerance to substitution, and the substitutions here are mostly serine to proline (33.0%) and serine to glycine (22.3%), with threonine to alanine — the clean removal of a phosphoacceptor — reaching only 9.5%. Restricted to those 39 threonine-to-alanine sites the AUC is 0.470 (0.212–0.733), an interval too wide to carry any reading. Restricting instead to the 425 sites edited by a guide that made only one change, so no bystander edit is present, gives 0.516 (0.392–0.641) on the fitness screen and 0.527 (0.415–0.639) on the reporter screen. Li et al. [22], profiling 584,337 serine, threonine and tyrosine positions with 817,089 guides, report that serine-to-proline substitution disrupts domain structure broadly, which is the confound this arm cannot separate from loss of the phosphoacceptor.</w:t>
+        <w:t>So the fitness endpoint can support discrimination by a general substitution-effect predictor, and endpoint blindness alone does not explain its near-chance distance estimate. The same argument is not available for the reporter screen. Neither result shows that either endpoint resolves loss of phosphorylation: SIFT scores intolerance to substitution, and the substitutions here are mostly serine to proline (33.0%) and serine to glycine (22.3%), with threonine to alanine — the clean removal of a phosphoacceptor — reaching only 9.5%. Restricted to those 39 threonine-to-alanine sites the AUC is 0.470 (0.212–0.733), an interval too wide to carry any reading. Restricting instead to the 425 sites edited by a guide that made only one change, so no bystander edit is present, gives 0.516 (0.392–0.641) on the fitness screen and 0.512 (0.402–0.624) on the reporter screen. Li et al. [22], profiling 584,337 serine, threonine and tyrosine positions with 817,089 guides, report that serine-to-proline substitution disrupts domain structure broadly, which is the confound this arm cannot separate from loss of the phosphoacceptor.</w:t>
       </w:r>
     </w:p>
     <w:p>
@@ -7906,6 +7947,9 @@
         <w:gridCol w:w="1613"/>
       </w:tblGrid>
       <w:tr>
+        <w:trPr>
+          <w:tblHeader w:val="true"/>
+        </w:trPr>
         <w:tc>
           <w:tcPr>
             <w:tcW w:type="dxa" w:w="1613"/>
@@ -8495,7 +8539,7 @@
                 <w:color w:val="000000"/>
                 <w:sz w:val="16"/>
               </w:rPr>
-              <w:t>1,475, 793; 80 affected</w:t>
+              <w:t>1,475, 793; 83 affected</w:t>
             </w:r>
           </w:p>
         </w:tc>
@@ -8516,7 +8560,7 @@
                 <w:color w:val="000000"/>
                 <w:sz w:val="16"/>
               </w:rPr>
-              <w:t>0.487</w:t>
+              <w:t>0.486</w:t>
             </w:r>
           </w:p>
         </w:tc>
@@ -8537,7 +8581,7 @@
                 <w:color w:val="000000"/>
                 <w:sz w:val="16"/>
               </w:rPr>
-              <w:t>0.421–0.554</w:t>
+              <w:t>0.422–0.552</w:t>
             </w:r>
           </w:p>
         </w:tc>
@@ -8686,7 +8730,7 @@
                 <w:color w:val="000000"/>
                 <w:sz w:val="16"/>
               </w:rPr>
-              <w:t>Declared within-protein estimand</w:t>
+              <w:t>Post hoc</w:t>
             </w:r>
           </w:p>
         </w:tc>
@@ -8879,7 +8923,7 @@
                 <w:color w:val="000000"/>
                 <w:sz w:val="16"/>
               </w:rPr>
-              <w:t>210 sites, 48 proteins, 180 pairs</w:t>
+              <w:t>217 sites, 50 proteins, 185 pairs</w:t>
             </w:r>
           </w:p>
         </w:tc>
@@ -8900,7 +8944,7 @@
                 <w:color w:val="000000"/>
                 <w:sz w:val="16"/>
               </w:rPr>
-              <w:t>0.422</w:t>
+              <w:t>0.416</w:t>
             </w:r>
           </w:p>
         </w:tc>
@@ -8921,7 +8965,7 @@
                 <w:color w:val="000000"/>
                 <w:sz w:val="16"/>
               </w:rPr>
-              <w:t>0.322–0.521</w:t>
+              <w:t>0.317–0.516</w:t>
             </w:r>
           </w:p>
         </w:tc>
@@ -9007,7 +9051,7 @@
                 <w:color w:val="000000"/>
                 <w:sz w:val="16"/>
               </w:rPr>
-              <w:t>48 proteins</w:t>
+              <w:t>50 proteins</w:t>
             </w:r>
           </w:p>
         </w:tc>
@@ -9028,7 +9072,7 @@
                 <w:color w:val="000000"/>
                 <w:sz w:val="16"/>
               </w:rPr>
-              <w:t>0.384</w:t>
+              <w:t>0.388</w:t>
             </w:r>
           </w:p>
         </w:tc>
@@ -9049,7 +9093,7 @@
                 <w:color w:val="000000"/>
                 <w:sz w:val="16"/>
               </w:rPr>
-              <w:t>0.272–0.498</w:t>
+              <w:t>0.279–0.502</w:t>
             </w:r>
           </w:p>
         </w:tc>
@@ -9070,7 +9114,7 @@
                 <w:color w:val="000000"/>
                 <w:sz w:val="16"/>
               </w:rPr>
-              <w:t>Post hoc; the only interval here excluding 0.5 from below</w:t>
+              <w:t>Post hoc</w:t>
             </w:r>
           </w:p>
         </w:tc>
@@ -9284,7 +9328,7 @@
                 <w:color w:val="000000"/>
                 <w:sz w:val="16"/>
               </w:rPr>
-              <w:t>0.558</w:t>
+              <w:t>0.551</w:t>
             </w:r>
           </w:p>
         </w:tc>
@@ -9305,7 +9349,7 @@
                 <w:color w:val="000000"/>
                 <w:sz w:val="16"/>
               </w:rPr>
-              <w:t>0.492–0.624</w:t>
+              <w:t>0.486–0.616</w:t>
             </w:r>
           </w:p>
         </w:tc>
@@ -9344,22 +9388,12 @@
             <w:r>
               <w:rPr>
                 <w:rFonts w:ascii="Charis SIL" w:hAnsi="Charis SIL" w:cs="Charis SIL" w:eastAsia="Charis SIL"/>
-                <w:b/>
-                <w:i w:val="0"/>
-                <w:color w:val="000000"/>
-                <w:sz w:val="16"/>
-              </w:rPr>
-              <w:t>Difference in AUC</w:t>
-            </w:r>
-            <w:r>
-              <w:rPr>
-                <w:rFonts w:ascii="Charis SIL" w:hAnsi="Charis SIL" w:cs="Charis SIL" w:eastAsia="Charis SIL"/>
                 <w:b w:val="0"/>
                 <w:i w:val="0"/>
                 <w:color w:val="000000"/>
                 <w:sz w:val="16"/>
               </w:rPr>
-              <w:t>, sequence separation minus distance, paired</w:t>
+              <w:t>Difference in AUC, sequence separation minus distance, paired</w:t>
             </w:r>
           </w:p>
         </w:tc>
@@ -9422,7 +9456,7 @@
                 <w:color w:val="000000"/>
                 <w:sz w:val="16"/>
               </w:rPr>
-              <w:t>+0.071</w:t>
+              <w:t>+0.065</w:t>
             </w:r>
           </w:p>
         </w:tc>
@@ -9443,7 +9477,7 @@
                 <w:color w:val="000000"/>
                 <w:sz w:val="16"/>
               </w:rPr>
-              <w:t>+0.005 to +0.137</w:t>
+              <w:t>−0.001 to +0.130</w:t>
             </w:r>
           </w:p>
         </w:tc>
@@ -9464,7 +9498,7 @@
                 <w:color w:val="000000"/>
                 <w:sz w:val="16"/>
               </w:rPr>
-              <w:t>Post hoc; the only paired difference excluding zero</w:t>
+              <w:t>Post hoc; contains zero, as does every other paired difference</w:t>
             </w:r>
           </w:p>
         </w:tc>
@@ -10062,7 +10096,7 @@
                 <w:color w:val="000000"/>
                 <w:sz w:val="16"/>
               </w:rPr>
-              <w:t>0.565</w:t>
+              <w:t>0.574</w:t>
             </w:r>
           </w:p>
         </w:tc>
@@ -10083,7 +10117,7 @@
                 <w:color w:val="000000"/>
                 <w:sz w:val="16"/>
               </w:rPr>
-              <w:t>0.486–0.643</w:t>
+              <w:t>0.497–0.651</w:t>
             </w:r>
           </w:p>
         </w:tc>
@@ -10722,7 +10756,7 @@
                 <w:color w:val="000000"/>
                 <w:sz w:val="16"/>
               </w:rPr>
-              <w:t>0.491</w:t>
+              <w:t>0.485</w:t>
             </w:r>
           </w:p>
         </w:tc>
@@ -10743,7 +10777,7 @@
                 <w:color w:val="000000"/>
                 <w:sz w:val="16"/>
               </w:rPr>
-              <w:t>0.391–0.590</w:t>
+              <w:t>0.388–0.582</w:t>
             </w:r>
           </w:p>
         </w:tc>
@@ -10837,7 +10871,7 @@
           <w:color w:val="000000"/>
           <w:sz w:val="20"/>
         </w:rPr>
-        <w:t>The sequence and annotation features the source screen already publishes did at least as well on this cohort as geometry read off models of single proteins. Under repeated cross-validation with proteins kept together, a five-feature model built from published annotations gave 0.590 split-averaged and 0.573 pooled out-of-fold, against 0.484 and 0.393 for distance alone, with the same ordering of models under both summaries. These estimates are post hoc, the ranges across split seeds describe how stable the answer is to how the data are divided rather than being confidence intervals, and the four models are not distinguishable at this sample size.</w:t>
+        <w:t>The cross-validation values for the four models are given descriptively below and are not ranked against each other, since no paired sampling-uncertainty comparison between them was computed. Under repeated cross-validation with proteins kept together, a five-feature model built from published annotations gave 0.590 split-averaged and 0.573 pooled out-of-fold, against 0.484 and 0.393 for distance alone, with the same ordering of models under both summaries. These estimates are post hoc, the ranges across split seeds describe how stable the answer is to how the data are divided rather than being confidence intervals, and the four models are not distinguishable at this sample size.</w:t>
       </w:r>
     </w:p>
     <w:p>
@@ -12813,6 +12847,9 @@
         <w:gridCol w:w="1383"/>
       </w:tblGrid>
       <w:tr>
+        <w:trPr>
+          <w:tblHeader w:val="true"/>
+        </w:trPr>
         <w:tc>
           <w:tcPr>
             <w:tcW w:type="dxa" w:w="1383"/>
@@ -14711,7 +14748,7 @@
           <w:color w:val="000000"/>
           <w:sz w:val="20"/>
         </w:rPr>
-        <w:t>All eleven strata are post hoc and are shown here and in Figure 2C for both cohort versions. The number of sites falls from 163 to 27 across the primary family, whose lowest and highest values are 0.416 and 0.683. Four strata kept fewer than their nominal 20,000 resamples: 19,999 for the two primary high-confidence rows, and 19,997 and 19,999 for their inclusive counterparts. Tightening the PAE threshold does not move the AUC steadily in either direction, in either cohort version.</w:t>
+        <w:t>All eleven strata are post hoc and are shown here and in Fig 2C for both cohort versions. The number of sites falls from 163 to 27 across the primary family, whose lowest and highest values are 0.416 and 0.683. Four strata kept fewer than their nominal 20,000 resamples: 19,999 for the two primary high-confidence rows, and 19,997 and 19,999 for their inclusive counterparts. Tightening the PAE threshold does not move the AUC steadily in either direction, in either cohort version.</w:t>
       </w:r>
     </w:p>
     <w:p>

--- a/manuscript/preprint_current.docx
+++ b/manuscript/preprint_current.docx
@@ -2710,7 +2710,7 @@
           <w:color w:val="000000"/>
           <w:sz w:val="20"/>
         </w:rPr>
-        <w:t>Fig 2. Model confidence and the declared sensitivity families.</w:t>
+        <w:t>Fig 2. What the distance measurement contains.</w:t>
       </w:r>
       <w:r>
         <w:rPr>
@@ -2720,27 +2720,7 @@
           <w:color w:val="000000"/>
           <w:sz w:val="20"/>
         </w:rPr>
-        <w:t xml:space="preserve"> (A) Cumulative distance distributions in the primary cohort, drawn separately for affected and unaffected sites. The marked maximum vertical gap between them is the two-sample Kolmogorov–Smirnov statistic, 0.137 on 79 affected and 84 unaffected sites; it is descriptive and no p-value is reported. The rug at 0 Å marks the three sites that coincide with an annotated residue, which enter only the inclusive cohort. (B) </w:t>
-      </w:r>
-      <w:r>
-        <w:rPr>
-          <w:rFonts w:ascii="Courier New" w:hAnsi="Courier New" w:cs="Courier New" w:eastAsia="Courier New"/>
-          <w:b w:val="0"/>
-          <w:i w:val="0"/>
-          <w:color w:val="000000"/>
-          <w:sz w:val="17"/>
-        </w:rPr>
-        <w:t>pae_pair_max</w:t>
-      </w:r>
-      <w:r>
-        <w:rPr>
-          <w:rFonts w:ascii="Charis SIL" w:hAnsi="Charis SIL" w:cs="Charis SIL" w:eastAsia="Charis SIL"/>
-          <w:b w:val="0"/>
-          <w:i w:val="0"/>
-          <w:color w:val="000000"/>
-          <w:sz w:val="20"/>
-        </w:rPr>
-        <w:t>, the larger of the two directed site–target predicted-aligned-error values, against distance, coloured by site pLDDT. (C) Protein-cluster AUC intervals for all 11 confidence strata in both cohort versions. The primary-cohort family minimum (0.416, n = 41) and maximum (0.683, n = 27) are labelled as extremes of the family; tightening the PAE threshold moves the value up and down in both versions. Marker area is proportional to the number of sites in the stratum, which falls from 163 to 27. (D) The cohort, residue-class and feature-definition checks and the SIFT comparator, on the AUC scale of (C). The tyrosine subset appears as a point estimate with no interval, its bootstrap upper endpoint having reached 1, the highest value an AUC can take. In (C) and (D) the dashed vertical line marks AUC 0.5; labels carry n as primary/inclusive in (C) and a single n in (D).</w:t>
+        <w:t xml:space="preserve"> (A) Cumulative distance distributions in the primary cohort, drawn separately for screen-negative and screen-positive sites, with the three inclusive-only sites at 0 Å marked. (B) Maximum directional predicted aligned error for each site–target pair against the distance between them, with each point coloured by the confidence the model assigns the site. Longer distances co-occur with lower site confidence and higher pair error, so distance and model confidence are not separable in this cohort. The eleven-stratum confidence family and the cohort, residue-class and feature-definition checks that earlier occupied this figure are S1 Fig and S2 Fig.</w:t>
       </w:r>
     </w:p>
     <w:p>
@@ -5330,7 +5310,7 @@
           <w:color w:val="000000"/>
           <w:sz w:val="20"/>
         </w:rPr>
-        <w:t>The full eleven-stratum family, for both cohort versions, is S1 Table and Fig 2C. Its primary-cohort values run from 0.416 on 41 sites to 0.683 on 27, and the number of sites falls from 163 to 27 across the family. The rise where both the site and its target are above pLDDT 90 appears in both cohort versions, 0.641 on 28 primary sites and 0.697 on 31 inclusive. This design cannot separate an effect in well-folded regions from what picking out a stratum of 28 sites can produce on its own.</w:t>
+        <w:t>The full eleven-stratum family, for both cohort versions, is S1 Table and S1 Fig. Its primary-cohort values run from 0.416 on 41 sites to 0.683 on 27, and the number of sites falls from 163 to 27 across the family. The rise where both the site and its target are above pLDDT 90 appears in both cohort versions, 0.641 on 28 primary sites and 0.697 on 31 inclusive. This design cannot separate an effect in well-folded regions from what picking out a stratum of 28 sites can produce on its own.</w:t>
       </w:r>
     </w:p>
     <w:p>
@@ -5346,7 +5326,7 @@
           <w:color w:val="000000"/>
           <w:sz w:val="20"/>
         </w:rPr>
-        <w:t>Tyrosine sites alone give an AUC of 0.604 (16 sites in 12 proteins; 12 affected, 4 unaffected). Fig 2D places this and the other cohort, residue-class and feature-definition checks on one scale. No interval is reported: the upper end of the protein-cluster bootstrap reaches 1, the highest value an AUC can take, and 3.3% (665 / 20,000) of resamples were discarded because every site in them had the same outcome.</w:t>
+        <w:t>Tyrosine sites alone give an AUC of 0.604 (16 sites in 12 proteins; 12 affected, 4 unaffected). S2 Fig places this and the other cohort, residue-class and feature-definition checks on one scale. No interval is reported: the upper end of the protein-cluster bootstrap reaches 1, the highest value an AUC can take, and 3.3% (665 / 20,000) of resamples were discarded because every site in them had the same outcome.</w:t>
       </w:r>
     </w:p>
     <w:p>
@@ -6623,7 +6603,72 @@
           <w:color w:val="000000"/>
           <w:sz w:val="20"/>
         </w:rPr>
-        <w:t>That question can be asked directly, on the proteins carrying both classes, and the answer is Table 3. No aggregation in either cohort puts the declared predictor above chance within a protein.</w:t>
+        <w:t>That question can be asked directly, on the proteins carrying both classes. Table 3 gives the numbers and Fig 3 puts them on one scale beside the pooled estimate for all three cohorts. No aggregation in either cohort puts the declared predictor above chance within a protein.</w:t>
+      </w:r>
+    </w:p>
+    <w:p>
+      <w:pPr>
+        <w:jc w:val="left"/>
+      </w:pPr>
+      <w:r>
+        <w:drawing>
+          <wp:inline xmlns:a="http://schemas.openxmlformats.org/drawingml/2006/main" xmlns:pic="http://schemas.openxmlformats.org/drawingml/2006/picture">
+            <wp:extent cx="6146800" cy="2619714"/>
+            <wp:docPr id="3" name="Picture 3"/>
+            <wp:cNvGraphicFramePr>
+              <a:graphicFrameLocks noChangeAspect="1"/>
+            </wp:cNvGraphicFramePr>
+            <a:graphic>
+              <a:graphicData uri="http://schemas.openxmlformats.org/drawingml/2006/picture">
+                <pic:pic>
+                  <pic:nvPicPr>
+                    <pic:cNvPr id="0" name="figure3.png"/>
+                    <pic:cNvPicPr/>
+                  </pic:nvPicPr>
+                  <pic:blipFill>
+                    <a:blip r:embed="rId11"/>
+                    <a:stretch>
+                      <a:fillRect/>
+                    </a:stretch>
+                  </pic:blipFill>
+                  <pic:spPr>
+                    <a:xfrm>
+                      <a:off x="0" y="0"/>
+                      <a:ext cx="6146800" cy="2619714"/>
+                    </a:xfrm>
+                    <a:prstGeom prst="rect"/>
+                  </pic:spPr>
+                </pic:pic>
+              </a:graphicData>
+            </a:graphic>
+          </wp:inline>
+        </w:drawing>
+      </w:r>
+    </w:p>
+    <w:p>
+      <w:pPr>
+        <w:spacing w:before="0" w:after="200" w:line="284" w:lineRule="exact"/>
+        <w:jc w:val="left"/>
+      </w:pPr>
+      <w:r>
+        <w:rPr>
+          <w:rFonts w:ascii="Charis SIL" w:hAnsi="Charis SIL" w:cs="Charis SIL" w:eastAsia="Charis SIL"/>
+          <w:b/>
+          <w:i w:val="0"/>
+          <w:color w:val="000000"/>
+          <w:sz w:val="20"/>
+        </w:rPr>
+        <w:t>Fig 3. What the statistic estimates, in both organisms.</w:t>
+      </w:r>
+      <w:r>
+        <w:rPr>
+          <w:rFonts w:ascii="Charis SIL" w:hAnsi="Charis SIL" w:cs="Charis SIL" w:eastAsia="Charis SIL"/>
+          <w:b w:val="0"/>
+          <w:i w:val="0"/>
+          <w:color w:val="000000"/>
+          <w:sz w:val="20"/>
+        </w:rPr>
+        <w:t xml:space="preserve"> Pooled and within-protein estimates for the yeast cohort and for each human screen, on one axis, with the number of sites and informative proteins behind each. The pooled estimate is a mostly across-protein quantity; the two within-protein aggregations weight each protein by the affected/unaffected pairs it contributes and equally. Bars are 95% protein-cluster bootstrap intervals and the dashed line is chance. Every interval crosses it. Estimand is distinguished by colour, marker and line style together, so the panel survives grayscale.</w:t>
       </w:r>
     </w:p>
     <w:p>
@@ -14748,7 +14793,7 @@
           <w:color w:val="000000"/>
           <w:sz w:val="20"/>
         </w:rPr>
-        <w:t>All eleven strata are post hoc and are shown here and in Fig 2C for both cohort versions. The number of sites falls from 163 to 27 across the primary family, whose lowest and highest values are 0.416 and 0.683. Four strata kept fewer than their nominal 20,000 resamples: 19,999 for the two primary high-confidence rows, and 19,997 and 19,999 for their inclusive counterparts. Tightening the PAE threshold does not move the AUC steadily in either direction, in either cohort version.</w:t>
+        <w:t>All eleven strata are post hoc and are shown here and in S1 Fig for both cohort versions. The number of sites falls from 163 to 27 across the primary family, whose lowest and highest values are 0.416 and 0.683. Four strata kept fewer than their nominal 20,000 resamples: 19,999 for the two primary high-confidence rows, and 19,997 and 19,999 for their inclusive counterparts. Tightening the PAE threshold does not move the AUC steadily in either direction, in either cohort version.</w:t>
       </w:r>
     </w:p>
     <w:p>
@@ -14781,6 +14826,70 @@
           <w:sz w:val="20"/>
         </w:rPr>
         <w:t>Two rounds of simulated review were run against this manuscript, in which every reviewer was an AI agent running on one model family, together with an automated reference audit. They produced the revisions recorded in the analysis materials, including the retirement of an exclusion claim about the interval endpoint, the retirement of a claim that no positive control existed, the separation of the two human screens, and corrections to several literature summaries. None of it is peer review. Agreement among those reviewers is not independent replication, and no finding in this manuscript rests on their agreement rather than on a recomputation.</w:t>
+      </w:r>
+    </w:p>
+    <w:p>
+      <w:pPr>
+        <w:spacing w:before="240" w:after="120" w:line="284" w:lineRule="exact"/>
+        <w:jc w:val="left"/>
+      </w:pPr>
+      <w:r>
+        <w:rPr>
+          <w:rFonts w:ascii="Charis SIL" w:hAnsi="Charis SIL" w:cs="Charis SIL" w:eastAsia="Charis SIL"/>
+          <w:b/>
+          <w:i w:val="0"/>
+          <w:color w:val="000000"/>
+          <w:sz w:val="22"/>
+        </w:rPr>
+        <w:t>S1 Fig. The eleven-stratum confidence family</w:t>
+      </w:r>
+    </w:p>
+    <w:p>
+      <w:pPr>
+        <w:spacing w:before="0" w:after="200" w:line="284" w:lineRule="exact"/>
+        <w:jc w:val="left"/>
+      </w:pPr>
+      <w:r>
+        <w:rPr>
+          <w:rFonts w:ascii="Charis SIL" w:hAnsi="Charis SIL" w:cs="Charis SIL" w:eastAsia="Charis SIL"/>
+          <w:b w:val="0"/>
+          <w:i w:val="0"/>
+          <w:color w:val="000000"/>
+          <w:sz w:val="20"/>
+        </w:rPr>
+        <w:t>Primary and inclusive arms across eleven model-confidence strata, from 163 sites down to 27. All post hoc. This occupied panel C of Fig 2 in an earlier version.</w:t>
+      </w:r>
+    </w:p>
+    <w:p>
+      <w:pPr>
+        <w:spacing w:before="240" w:after="120" w:line="284" w:lineRule="exact"/>
+        <w:jc w:val="left"/>
+      </w:pPr>
+      <w:r>
+        <w:rPr>
+          <w:rFonts w:ascii="Charis SIL" w:hAnsi="Charis SIL" w:cs="Charis SIL" w:eastAsia="Charis SIL"/>
+          <w:b/>
+          <w:i w:val="0"/>
+          <w:color w:val="000000"/>
+          <w:sz w:val="22"/>
+        </w:rPr>
+        <w:t>S2 Fig. Cohort, residue-class and feature-definition checks</w:t>
+      </w:r>
+    </w:p>
+    <w:p>
+      <w:pPr>
+        <w:spacing w:before="0" w:after="200" w:line="284" w:lineRule="exact"/>
+        <w:jc w:val="left"/>
+      </w:pPr>
+      <w:r>
+        <w:rPr>
+          <w:rFonts w:ascii="Charis SIL" w:hAnsi="Charis SIL" w:cs="Charis SIL" w:eastAsia="Charis SIL"/>
+          <w:b w:val="0"/>
+          <w:i w:val="0"/>
+          <w:color w:val="000000"/>
+          <w:sz w:val="20"/>
+        </w:rPr>
+        <w:t>Cohort versions, residue classes, alternative distance-feature definitions, and the post hoc SIFT comparator on common support, on one scale. All post hoc. This occupied panel D of Fig 2 in an earlier version.</w:t>
       </w:r>
     </w:p>
     <w:p>

--- a/manuscript/preprint_current.docx
+++ b/manuscript/preprint_current.docx
@@ -5310,7 +5310,7 @@
           <w:color w:val="000000"/>
           <w:sz w:val="20"/>
         </w:rPr>
-        <w:t>The full eleven-stratum family, for both cohort versions, is S1 Table and S1 Fig. Its primary-cohort values run from 0.416 on 41 sites to 0.683 on 27, and the number of sites falls from 163 to 27 across the family. The rise where both the site and its target are above pLDDT 90 appears in both cohort versions, 0.641 on 28 primary sites and 0.697 on 31 inclusive. This design cannot separate an effect in well-folded regions from what picking out a stratum of 28 sites can produce on its own.</w:t>
+        <w:t>The full eleven-stratum family, for both cohort versions, is S1 Table and S1 Fig. The four predicted-aligned-error summaries at 10 Å and the 72-cell grids are S2 Table. Its primary-cohort values run from 0.416 on 41 sites to 0.683 on 27, and the number of sites falls from 163 to 27 across the family. The rise where both the site and its target are above pLDDT 90 appears in both cohort versions, 0.641 on 28 primary sites and 0.697 on 31 inclusive. This design cannot separate an effect in well-folded regions from what picking out a stratum of 28 sites can produce on its own.</w:t>
       </w:r>
     </w:p>
     <w:p>
@@ -12748,12 +12748,12 @@
           <w:color w:val="000000"/>
           <w:sz w:val="20"/>
         </w:rPr>
-        <w:t>Material moved out of the main narrative. Nothing here is withdrawn; it is placed where a reader who wants it can find it and a reader following the argument is not detained by it.</w:t>
+        <w:t>Captions only. Each item is uploaded as its own file, as PLOS ONE requires.</w:t>
       </w:r>
     </w:p>
     <w:p>
       <w:pPr>
-        <w:spacing w:before="240" w:after="120" w:line="284" w:lineRule="exact"/>
+        <w:spacing w:before="0" w:after="200" w:line="284" w:lineRule="exact"/>
         <w:jc w:val="left"/>
       </w:pPr>
       <w:r>
@@ -12762,9 +12762,19 @@
           <w:b/>
           <w:i w:val="0"/>
           <w:color w:val="000000"/>
-          <w:sz w:val="22"/>
-        </w:rPr>
-        <w:t>S1 Appendix. Annotation records, residue expansion, and a withdrawn count</w:t>
+          <w:sz w:val="20"/>
+        </w:rPr>
+        <w:t>S1 Appendix.</w:t>
+      </w:r>
+      <w:r>
+        <w:rPr>
+          <w:rFonts w:ascii="Charis SIL" w:hAnsi="Charis SIL" w:cs="Charis SIL" w:eastAsia="Charis SIL"/>
+          <w:b w:val="0"/>
+          <w:i w:val="0"/>
+          <w:color w:val="000000"/>
+          <w:sz w:val="20"/>
+        </w:rPr>
+        <w:t xml:space="preserve"> Annotation records, residue expansion, and a withdrawn count. The record-to-residue expansion behind the 560-residue target set, the duplicate-removal rules giving 565 and 566 rows, the source of the excess over 560, and an earlier expanded row count that does not reproduce and is withdrawn.</w:t>
       </w:r>
     </w:p>
     <w:p>
@@ -12775,22 +12785,12 @@
       <w:r>
         <w:rPr>
           <w:rFonts w:ascii="Charis SIL" w:hAnsi="Charis SIL" w:cs="Charis SIL" w:eastAsia="Charis SIL"/>
-          <w:b w:val="0"/>
+          <w:b/>
           <w:i w:val="0"/>
           <w:color w:val="000000"/>
           <w:sz w:val="20"/>
         </w:rPr>
-        <w:t xml:space="preserve">Every </w:t>
-      </w:r>
-      <w:r>
-        <w:rPr>
-          <w:rFonts w:ascii="Courier New" w:hAnsi="Courier New" w:cs="Courier New" w:eastAsia="Courier New"/>
-          <w:b w:val="0"/>
-          <w:i w:val="0"/>
-          <w:color w:val="000000"/>
-          <w:sz w:val="17"/>
-        </w:rPr>
-        <w:t>ACT_SITE</w:t>
+        <w:t>S1 Fig.</w:t>
       </w:r>
       <w:r>
         <w:rPr>
@@ -12800,8 +12800,14 @@
           <w:color w:val="000000"/>
           <w:sz w:val="20"/>
         </w:rPr>
-        <w:t xml:space="preserve"> record covers a single residue. Expanding all 262 eligible records to one row per covered residue gives 594 rows: 565 after removing duplicates on (accession, start, end) and 566 on (accession, start, end, feature type). The target set itself is </w:t>
-      </w:r>
+        <w:t xml:space="preserve"> The eleven-stratum confidence family, drawn. Primary and inclusive arms across eleven model-confidence strata, from 163 sites down to 27. All post hoc.</w:t>
+      </w:r>
+    </w:p>
+    <w:p>
+      <w:pPr>
+        <w:spacing w:before="0" w:after="200" w:line="284" w:lineRule="exact"/>
+        <w:jc w:val="left"/>
+      </w:pPr>
       <w:r>
         <w:rPr>
           <w:rFonts w:ascii="Charis SIL" w:hAnsi="Charis SIL" w:cs="Charis SIL" w:eastAsia="Charis SIL"/>
@@ -12810,7 +12816,7 @@
           <w:color w:val="000000"/>
           <w:sz w:val="20"/>
         </w:rPr>
-        <w:t>560 distinct residues</w:t>
+        <w:t>S2 Fig.</w:t>
       </w:r>
       <w:r>
         <w:rPr>
@@ -12820,7 +12826,7 @@
           <w:color w:val="000000"/>
           <w:sz w:val="20"/>
         </w:rPr>
-        <w:t>, and that count reproduces exactly. The excess over 560 arises from P12904, whose intervals are recorded once per ligand, so the same residue appears under more than one record.</w:t>
+        <w:t xml:space="preserve"> Cohort, residue-class and feature-definition checks. Cohort versions, residue classes, alternative distance-feature definitions, and the post hoc SIFT comparator on common support, on one scale. All post hoc.</w:t>
       </w:r>
     </w:p>
     <w:p>
@@ -12831,13 +12837,29 @@
       <w:r>
         <w:rPr>
           <w:rFonts w:ascii="Charis SIL" w:hAnsi="Charis SIL" w:cs="Charis SIL" w:eastAsia="Charis SIL"/>
+          <w:b/>
+          <w:i w:val="0"/>
+          <w:color w:val="000000"/>
+          <w:sz w:val="20"/>
+        </w:rPr>
+        <w:t>S1 Table.</w:t>
+      </w:r>
+      <w:r>
+        <w:rPr>
+          <w:rFonts w:ascii="Charis SIL" w:hAnsi="Charis SIL" w:cs="Charis SIL" w:eastAsia="Charis SIL"/>
           <w:b w:val="0"/>
           <w:i w:val="0"/>
           <w:color w:val="000000"/>
           <w:sz w:val="20"/>
         </w:rPr>
-        <w:t xml:space="preserve">An earlier expanded row count kept in the analysis records does not reproduce under any simple rule and is </w:t>
-      </w:r>
+        <w:t xml:space="preserve"> The eleven-stratum confidence family, tabulated. Both cohort versions across every stratum, with sites and intervals. All post hoc.</w:t>
+      </w:r>
+    </w:p>
+    <w:p>
+      <w:pPr>
+        <w:spacing w:before="0" w:after="200" w:line="284" w:lineRule="exact"/>
+        <w:jc w:val="left"/>
+      </w:pPr>
       <w:r>
         <w:rPr>
           <w:rFonts w:ascii="Charis SIL" w:hAnsi="Charis SIL" w:cs="Charis SIL" w:eastAsia="Charis SIL"/>
@@ -12846,7 +12868,7 @@
           <w:color w:val="000000"/>
           <w:sz w:val="20"/>
         </w:rPr>
-        <w:t>withdrawn</w:t>
+        <w:t>S2 Appendix.</w:t>
       </w:r>
       <w:r>
         <w:rPr>
@@ -12856,12 +12878,12 @@
           <w:color w:val="000000"/>
           <w:sz w:val="20"/>
         </w:rPr>
-        <w:t>. It is named here rather than deleted because it appeared in an earlier version of this manuscript. No figure, table or claim in the present text depends on it; the numerical authority bars citing it.</w:t>
+        <w:t xml:space="preserve"> The simulated reviews. What was run, what it produced, and the statement that none of it is peer review.</w:t>
       </w:r>
     </w:p>
     <w:p>
       <w:pPr>
-        <w:spacing w:before="240" w:after="120" w:line="284" w:lineRule="exact"/>
+        <w:spacing w:before="0" w:after="200" w:line="284" w:lineRule="exact"/>
         <w:jc w:val="left"/>
       </w:pPr>
       <w:r>
@@ -12870,1921 +12892,10 @@
           <w:b/>
           <w:i w:val="0"/>
           <w:color w:val="000000"/>
-          <w:sz w:val="22"/>
-        </w:rPr>
-        <w:t>S1 Table. The eleven-stratum confidence family</w:t>
-      </w:r>
-    </w:p>
-    <w:tbl>
-      <w:tblPr>
-        <w:tblW w:type="auto" w:w="0"/>
-        <w:jc w:val="left"/>
-        <w:tblLayout w:type="autofit"/>
-        <w:tblLook w:firstColumn="1" w:firstRow="1" w:lastColumn="0" w:lastRow="0" w:noHBand="0" w:noVBand="1" w:val="04A0"/>
-      </w:tblPr>
-      <w:tblGrid>
-        <w:gridCol w:w="1383"/>
-        <w:gridCol w:w="1383"/>
-        <w:gridCol w:w="1383"/>
-        <w:gridCol w:w="1383"/>
-        <w:gridCol w:w="1383"/>
-        <w:gridCol w:w="1383"/>
-        <w:gridCol w:w="1383"/>
-      </w:tblGrid>
-      <w:tr>
-        <w:trPr>
-          <w:tblHeader w:val="true"/>
-        </w:trPr>
-        <w:tc>
-          <w:tcPr>
-            <w:tcW w:type="dxa" w:w="1383"/>
-            <w:tcBorders>
-              <w:bottom w:val="single" w:sz="6" w:color="000000"/>
-            </w:tcBorders>
-          </w:tcPr>
-          <w:p>
-            <w:pPr>
-              <w:spacing w:before="0" w:after="40" w:line="208" w:lineRule="exact"/>
-              <w:jc w:val="left"/>
-            </w:pPr>
-            <w:r>
-              <w:rPr>
-                <w:rFonts w:ascii="Charis SIL" w:hAnsi="Charis SIL" w:cs="Charis SIL" w:eastAsia="Charis SIL"/>
-                <w:b/>
-                <w:i w:val="0"/>
-                <w:color w:val="000000"/>
-                <w:sz w:val="16"/>
-              </w:rPr>
-              <w:t>Stratum</w:t>
-            </w:r>
-          </w:p>
-        </w:tc>
-        <w:tc>
-          <w:tcPr>
-            <w:tcW w:type="dxa" w:w="1383"/>
-            <w:tcBorders>
-              <w:bottom w:val="single" w:sz="6" w:color="000000"/>
-            </w:tcBorders>
-          </w:tcPr>
-          <w:p>
-            <w:pPr>
-              <w:spacing w:before="0" w:after="40" w:line="208" w:lineRule="exact"/>
-              <w:jc w:val="left"/>
-            </w:pPr>
-            <w:r>
-              <w:rPr>
-                <w:rFonts w:ascii="Charis SIL" w:hAnsi="Charis SIL" w:cs="Charis SIL" w:eastAsia="Charis SIL"/>
-                <w:b/>
-                <w:i w:val="0"/>
-                <w:color w:val="000000"/>
-                <w:sz w:val="16"/>
-              </w:rPr>
-              <w:t>Primary AUC</w:t>
-            </w:r>
-          </w:p>
-        </w:tc>
-        <w:tc>
-          <w:tcPr>
-            <w:tcW w:type="dxa" w:w="1383"/>
-            <w:tcBorders>
-              <w:bottom w:val="single" w:sz="6" w:color="000000"/>
-            </w:tcBorders>
-          </w:tcPr>
-          <w:p>
-            <w:pPr>
-              <w:spacing w:before="0" w:after="40" w:line="208" w:lineRule="exact"/>
-              <w:jc w:val="left"/>
-            </w:pPr>
-            <w:r>
-              <w:rPr>
-                <w:rFonts w:ascii="Charis SIL" w:hAnsi="Charis SIL" w:cs="Charis SIL" w:eastAsia="Charis SIL"/>
-                <w:b/>
-                <w:i w:val="0"/>
-                <w:color w:val="000000"/>
-                <w:sz w:val="16"/>
-              </w:rPr>
-              <w:t>95% interval</w:t>
-            </w:r>
-          </w:p>
-        </w:tc>
-        <w:tc>
-          <w:tcPr>
-            <w:tcW w:type="dxa" w:w="1383"/>
-            <w:tcBorders>
-              <w:bottom w:val="single" w:sz="6" w:color="000000"/>
-            </w:tcBorders>
-          </w:tcPr>
-          <w:p>
-            <w:pPr>
-              <w:spacing w:before="0" w:after="40" w:line="208" w:lineRule="exact"/>
-              <w:jc w:val="left"/>
-            </w:pPr>
-            <w:r>
-              <w:rPr>
-                <w:rFonts w:ascii="Charis SIL" w:hAnsi="Charis SIL" w:cs="Charis SIL" w:eastAsia="Charis SIL"/>
-                <w:b/>
-                <w:i w:val="0"/>
-                <w:color w:val="000000"/>
-                <w:sz w:val="16"/>
-              </w:rPr>
-              <w:t>n</w:t>
-            </w:r>
-          </w:p>
-        </w:tc>
-        <w:tc>
-          <w:tcPr>
-            <w:tcW w:type="dxa" w:w="1383"/>
-            <w:tcBorders>
-              <w:bottom w:val="single" w:sz="6" w:color="000000"/>
-            </w:tcBorders>
-          </w:tcPr>
-          <w:p>
-            <w:pPr>
-              <w:spacing w:before="0" w:after="40" w:line="208" w:lineRule="exact"/>
-              <w:jc w:val="left"/>
-            </w:pPr>
-            <w:r>
-              <w:rPr>
-                <w:rFonts w:ascii="Charis SIL" w:hAnsi="Charis SIL" w:cs="Charis SIL" w:eastAsia="Charis SIL"/>
-                <w:b/>
-                <w:i w:val="0"/>
-                <w:color w:val="000000"/>
-                <w:sz w:val="16"/>
-              </w:rPr>
-              <w:t>Inclusive AUC</w:t>
-            </w:r>
-          </w:p>
-        </w:tc>
-        <w:tc>
-          <w:tcPr>
-            <w:tcW w:type="dxa" w:w="1383"/>
-            <w:tcBorders>
-              <w:bottom w:val="single" w:sz="6" w:color="000000"/>
-            </w:tcBorders>
-          </w:tcPr>
-          <w:p>
-            <w:pPr>
-              <w:spacing w:before="0" w:after="40" w:line="208" w:lineRule="exact"/>
-              <w:jc w:val="left"/>
-            </w:pPr>
-            <w:r>
-              <w:rPr>
-                <w:rFonts w:ascii="Charis SIL" w:hAnsi="Charis SIL" w:cs="Charis SIL" w:eastAsia="Charis SIL"/>
-                <w:b/>
-                <w:i w:val="0"/>
-                <w:color w:val="000000"/>
-                <w:sz w:val="16"/>
-              </w:rPr>
-              <w:t>95% interval</w:t>
-            </w:r>
-          </w:p>
-        </w:tc>
-        <w:tc>
-          <w:tcPr>
-            <w:tcW w:type="dxa" w:w="1383"/>
-            <w:tcBorders>
-              <w:bottom w:val="single" w:sz="6" w:color="000000"/>
-            </w:tcBorders>
-          </w:tcPr>
-          <w:p>
-            <w:pPr>
-              <w:spacing w:before="0" w:after="40" w:line="208" w:lineRule="exact"/>
-              <w:jc w:val="left"/>
-            </w:pPr>
-            <w:r>
-              <w:rPr>
-                <w:rFonts w:ascii="Charis SIL" w:hAnsi="Charis SIL" w:cs="Charis SIL" w:eastAsia="Charis SIL"/>
-                <w:b/>
-                <w:i w:val="0"/>
-                <w:color w:val="000000"/>
-                <w:sz w:val="16"/>
-              </w:rPr>
-              <w:t>n</w:t>
-            </w:r>
-          </w:p>
-        </w:tc>
-      </w:tr>
-      <w:tr>
-        <w:tc>
-          <w:tcPr>
-            <w:tcW w:type="dxa" w:w="1383"/>
-          </w:tcPr>
-          <w:p>
-            <w:pPr>
-              <w:spacing w:before="0" w:after="40" w:line="208" w:lineRule="exact"/>
-              <w:jc w:val="left"/>
-            </w:pPr>
-            <w:r>
-              <w:rPr>
-                <w:rFonts w:ascii="Charis SIL" w:hAnsi="Charis SIL" w:cs="Charis SIL" w:eastAsia="Charis SIL"/>
-                <w:b w:val="0"/>
-                <w:i w:val="0"/>
-                <w:color w:val="000000"/>
-                <w:sz w:val="16"/>
-              </w:rPr>
-              <w:t>All</w:t>
-            </w:r>
-          </w:p>
-        </w:tc>
-        <w:tc>
-          <w:tcPr>
-            <w:tcW w:type="dxa" w:w="1383"/>
-          </w:tcPr>
-          <w:p>
-            <w:pPr>
-              <w:spacing w:before="0" w:after="40" w:line="208" w:lineRule="exact"/>
-              <w:jc w:val="left"/>
-            </w:pPr>
-            <w:r>
-              <w:rPr>
-                <w:rFonts w:ascii="Charis SIL" w:hAnsi="Charis SIL" w:cs="Charis SIL" w:eastAsia="Charis SIL"/>
-                <w:b w:val="0"/>
-                <w:i w:val="0"/>
-                <w:color w:val="000000"/>
-                <w:sz w:val="16"/>
-              </w:rPr>
-              <w:t>0.527</w:t>
-            </w:r>
-          </w:p>
-        </w:tc>
-        <w:tc>
-          <w:tcPr>
-            <w:tcW w:type="dxa" w:w="1383"/>
-          </w:tcPr>
-          <w:p>
-            <w:pPr>
-              <w:spacing w:before="0" w:after="40" w:line="208" w:lineRule="exact"/>
-              <w:jc w:val="left"/>
-            </w:pPr>
-            <w:r>
-              <w:rPr>
-                <w:rFonts w:ascii="Charis SIL" w:hAnsi="Charis SIL" w:cs="Charis SIL" w:eastAsia="Charis SIL"/>
-                <w:b w:val="0"/>
-                <w:i w:val="0"/>
-                <w:color w:val="000000"/>
-                <w:sz w:val="16"/>
-              </w:rPr>
-              <w:t>0.417–0.632</w:t>
-            </w:r>
-          </w:p>
-        </w:tc>
-        <w:tc>
-          <w:tcPr>
-            <w:tcW w:type="dxa" w:w="1383"/>
-          </w:tcPr>
-          <w:p>
-            <w:pPr>
-              <w:spacing w:before="0" w:after="40" w:line="208" w:lineRule="exact"/>
-              <w:jc w:val="left"/>
-            </w:pPr>
-            <w:r>
-              <w:rPr>
-                <w:rFonts w:ascii="Charis SIL" w:hAnsi="Charis SIL" w:cs="Charis SIL" w:eastAsia="Charis SIL"/>
-                <w:b w:val="0"/>
-                <w:i w:val="0"/>
-                <w:color w:val="000000"/>
-                <w:sz w:val="16"/>
-              </w:rPr>
-              <w:t>163</w:t>
-            </w:r>
-          </w:p>
-        </w:tc>
-        <w:tc>
-          <w:tcPr>
-            <w:tcW w:type="dxa" w:w="1383"/>
-          </w:tcPr>
-          <w:p>
-            <w:pPr>
-              <w:spacing w:before="0" w:after="40" w:line="208" w:lineRule="exact"/>
-              <w:jc w:val="left"/>
-            </w:pPr>
-            <w:r>
-              <w:rPr>
-                <w:rFonts w:ascii="Charis SIL" w:hAnsi="Charis SIL" w:cs="Charis SIL" w:eastAsia="Charis SIL"/>
-                <w:b w:val="0"/>
-                <w:i w:val="0"/>
-                <w:color w:val="000000"/>
-                <w:sz w:val="16"/>
-              </w:rPr>
-              <w:t>0.544</w:t>
-            </w:r>
-          </w:p>
-        </w:tc>
-        <w:tc>
-          <w:tcPr>
-            <w:tcW w:type="dxa" w:w="1383"/>
-          </w:tcPr>
-          <w:p>
-            <w:pPr>
-              <w:spacing w:before="0" w:after="40" w:line="208" w:lineRule="exact"/>
-              <w:jc w:val="left"/>
-            </w:pPr>
-            <w:r>
-              <w:rPr>
-                <w:rFonts w:ascii="Charis SIL" w:hAnsi="Charis SIL" w:cs="Charis SIL" w:eastAsia="Charis SIL"/>
-                <w:b w:val="0"/>
-                <w:i w:val="0"/>
-                <w:color w:val="000000"/>
-                <w:sz w:val="16"/>
-              </w:rPr>
-              <w:t>0.436–0.649</w:t>
-            </w:r>
-          </w:p>
-        </w:tc>
-        <w:tc>
-          <w:tcPr>
-            <w:tcW w:type="dxa" w:w="1383"/>
-          </w:tcPr>
-          <w:p>
-            <w:pPr>
-              <w:spacing w:before="0" w:after="40" w:line="208" w:lineRule="exact"/>
-              <w:jc w:val="left"/>
-            </w:pPr>
-            <w:r>
-              <w:rPr>
-                <w:rFonts w:ascii="Charis SIL" w:hAnsi="Charis SIL" w:cs="Charis SIL" w:eastAsia="Charis SIL"/>
-                <w:b w:val="0"/>
-                <w:i w:val="0"/>
-                <w:color w:val="000000"/>
-                <w:sz w:val="16"/>
-              </w:rPr>
-              <w:t>166</w:t>
-            </w:r>
-          </w:p>
-        </w:tc>
-      </w:tr>
-      <w:tr>
-        <w:tc>
-          <w:tcPr>
-            <w:tcW w:type="dxa" w:w="1383"/>
-          </w:tcPr>
-          <w:p>
-            <w:pPr>
-              <w:spacing w:before="0" w:after="40" w:line="208" w:lineRule="exact"/>
-              <w:jc w:val="left"/>
-            </w:pPr>
-            <w:r>
-              <w:rPr>
-                <w:rFonts w:ascii="Charis SIL" w:hAnsi="Charis SIL" w:cs="Charis SIL" w:eastAsia="Charis SIL"/>
-                <w:b w:val="0"/>
-                <w:i w:val="0"/>
-                <w:color w:val="000000"/>
-                <w:sz w:val="16"/>
-              </w:rPr>
-              <w:t>Site pLDDT ≥50</w:t>
-            </w:r>
-          </w:p>
-        </w:tc>
-        <w:tc>
-          <w:tcPr>
-            <w:tcW w:type="dxa" w:w="1383"/>
-          </w:tcPr>
-          <w:p>
-            <w:pPr>
-              <w:spacing w:before="0" w:after="40" w:line="208" w:lineRule="exact"/>
-              <w:jc w:val="left"/>
-            </w:pPr>
-            <w:r>
-              <w:rPr>
-                <w:rFonts w:ascii="Charis SIL" w:hAnsi="Charis SIL" w:cs="Charis SIL" w:eastAsia="Charis SIL"/>
-                <w:b w:val="0"/>
-                <w:i w:val="0"/>
-                <w:color w:val="000000"/>
-                <w:sz w:val="16"/>
-              </w:rPr>
-              <w:t>0.489</w:t>
-            </w:r>
-          </w:p>
-        </w:tc>
-        <w:tc>
-          <w:tcPr>
-            <w:tcW w:type="dxa" w:w="1383"/>
-          </w:tcPr>
-          <w:p>
-            <w:pPr>
-              <w:spacing w:before="0" w:after="40" w:line="208" w:lineRule="exact"/>
-              <w:jc w:val="left"/>
-            </w:pPr>
-            <w:r>
-              <w:rPr>
-                <w:rFonts w:ascii="Charis SIL" w:hAnsi="Charis SIL" w:cs="Charis SIL" w:eastAsia="Charis SIL"/>
-                <w:b w:val="0"/>
-                <w:i w:val="0"/>
-                <w:color w:val="000000"/>
-                <w:sz w:val="16"/>
-              </w:rPr>
-              <w:t>0.347–0.634</w:t>
-            </w:r>
-          </w:p>
-        </w:tc>
-        <w:tc>
-          <w:tcPr>
-            <w:tcW w:type="dxa" w:w="1383"/>
-          </w:tcPr>
-          <w:p>
-            <w:pPr>
-              <w:spacing w:before="0" w:after="40" w:line="208" w:lineRule="exact"/>
-              <w:jc w:val="left"/>
-            </w:pPr>
-            <w:r>
-              <w:rPr>
-                <w:rFonts w:ascii="Charis SIL" w:hAnsi="Charis SIL" w:cs="Charis SIL" w:eastAsia="Charis SIL"/>
-                <w:b w:val="0"/>
-                <w:i w:val="0"/>
-                <w:color w:val="000000"/>
-                <w:sz w:val="16"/>
-              </w:rPr>
-              <w:t>79</w:t>
-            </w:r>
-          </w:p>
-        </w:tc>
-        <w:tc>
-          <w:tcPr>
-            <w:tcW w:type="dxa" w:w="1383"/>
-          </w:tcPr>
-          <w:p>
-            <w:pPr>
-              <w:spacing w:before="0" w:after="40" w:line="208" w:lineRule="exact"/>
-              <w:jc w:val="left"/>
-            </w:pPr>
-            <w:r>
-              <w:rPr>
-                <w:rFonts w:ascii="Charis SIL" w:hAnsi="Charis SIL" w:cs="Charis SIL" w:eastAsia="Charis SIL"/>
-                <w:b w:val="0"/>
-                <w:i w:val="0"/>
-                <w:color w:val="000000"/>
-                <w:sz w:val="16"/>
-              </w:rPr>
-              <w:t>0.522</w:t>
-            </w:r>
-          </w:p>
-        </w:tc>
-        <w:tc>
-          <w:tcPr>
-            <w:tcW w:type="dxa" w:w="1383"/>
-          </w:tcPr>
-          <w:p>
-            <w:pPr>
-              <w:spacing w:before="0" w:after="40" w:line="208" w:lineRule="exact"/>
-              <w:jc w:val="left"/>
-            </w:pPr>
-            <w:r>
-              <w:rPr>
-                <w:rFonts w:ascii="Charis SIL" w:hAnsi="Charis SIL" w:cs="Charis SIL" w:eastAsia="Charis SIL"/>
-                <w:b w:val="0"/>
-                <w:i w:val="0"/>
-                <w:color w:val="000000"/>
-                <w:sz w:val="16"/>
-              </w:rPr>
-              <w:t>0.380–0.665</w:t>
-            </w:r>
-          </w:p>
-        </w:tc>
-        <w:tc>
-          <w:tcPr>
-            <w:tcW w:type="dxa" w:w="1383"/>
-          </w:tcPr>
-          <w:p>
-            <w:pPr>
-              <w:spacing w:before="0" w:after="40" w:line="208" w:lineRule="exact"/>
-              <w:jc w:val="left"/>
-            </w:pPr>
-            <w:r>
-              <w:rPr>
-                <w:rFonts w:ascii="Charis SIL" w:hAnsi="Charis SIL" w:cs="Charis SIL" w:eastAsia="Charis SIL"/>
-                <w:b w:val="0"/>
-                <w:i w:val="0"/>
-                <w:color w:val="000000"/>
-                <w:sz w:val="16"/>
-              </w:rPr>
-              <w:t>82</w:t>
-            </w:r>
-          </w:p>
-        </w:tc>
-      </w:tr>
-      <w:tr>
-        <w:tc>
-          <w:tcPr>
-            <w:tcW w:type="dxa" w:w="1383"/>
-          </w:tcPr>
-          <w:p>
-            <w:pPr>
-              <w:spacing w:before="0" w:after="40" w:line="208" w:lineRule="exact"/>
-              <w:jc w:val="left"/>
-            </w:pPr>
-            <w:r>
-              <w:rPr>
-                <w:rFonts w:ascii="Charis SIL" w:hAnsi="Charis SIL" w:cs="Charis SIL" w:eastAsia="Charis SIL"/>
-                <w:b w:val="0"/>
-                <w:i w:val="0"/>
-                <w:color w:val="000000"/>
-                <w:sz w:val="16"/>
-              </w:rPr>
-              <w:t>Site pLDDT ≥70</w:t>
-            </w:r>
-          </w:p>
-        </w:tc>
-        <w:tc>
-          <w:tcPr>
-            <w:tcW w:type="dxa" w:w="1383"/>
-          </w:tcPr>
-          <w:p>
-            <w:pPr>
-              <w:spacing w:before="0" w:after="40" w:line="208" w:lineRule="exact"/>
-              <w:jc w:val="left"/>
-            </w:pPr>
-            <w:r>
-              <w:rPr>
-                <w:rFonts w:ascii="Charis SIL" w:hAnsi="Charis SIL" w:cs="Charis SIL" w:eastAsia="Charis SIL"/>
-                <w:b w:val="0"/>
-                <w:i w:val="0"/>
-                <w:color w:val="000000"/>
-                <w:sz w:val="16"/>
-              </w:rPr>
-              <w:t>0.459</w:t>
-            </w:r>
-          </w:p>
-        </w:tc>
-        <w:tc>
-          <w:tcPr>
-            <w:tcW w:type="dxa" w:w="1383"/>
-          </w:tcPr>
-          <w:p>
-            <w:pPr>
-              <w:spacing w:before="0" w:after="40" w:line="208" w:lineRule="exact"/>
-              <w:jc w:val="left"/>
-            </w:pPr>
-            <w:r>
-              <w:rPr>
-                <w:rFonts w:ascii="Charis SIL" w:hAnsi="Charis SIL" w:cs="Charis SIL" w:eastAsia="Charis SIL"/>
-                <w:b w:val="0"/>
-                <w:i w:val="0"/>
-                <w:color w:val="000000"/>
-                <w:sz w:val="16"/>
-              </w:rPr>
-              <w:t>0.303–0.618</w:t>
-            </w:r>
-          </w:p>
-        </w:tc>
-        <w:tc>
-          <w:tcPr>
-            <w:tcW w:type="dxa" w:w="1383"/>
-          </w:tcPr>
-          <w:p>
-            <w:pPr>
-              <w:spacing w:before="0" w:after="40" w:line="208" w:lineRule="exact"/>
-              <w:jc w:val="left"/>
-            </w:pPr>
-            <w:r>
-              <w:rPr>
-                <w:rFonts w:ascii="Charis SIL" w:hAnsi="Charis SIL" w:cs="Charis SIL" w:eastAsia="Charis SIL"/>
-                <w:b w:val="0"/>
-                <w:i w:val="0"/>
-                <w:color w:val="000000"/>
-                <w:sz w:val="16"/>
-              </w:rPr>
-              <w:t>60</w:t>
-            </w:r>
-          </w:p>
-        </w:tc>
-        <w:tc>
-          <w:tcPr>
-            <w:tcW w:type="dxa" w:w="1383"/>
-          </w:tcPr>
-          <w:p>
-            <w:pPr>
-              <w:spacing w:before="0" w:after="40" w:line="208" w:lineRule="exact"/>
-              <w:jc w:val="left"/>
-            </w:pPr>
-            <w:r>
-              <w:rPr>
-                <w:rFonts w:ascii="Charis SIL" w:hAnsi="Charis SIL" w:cs="Charis SIL" w:eastAsia="Charis SIL"/>
-                <w:b w:val="0"/>
-                <w:i w:val="0"/>
-                <w:color w:val="000000"/>
-                <w:sz w:val="16"/>
-              </w:rPr>
-              <w:t>0.507</w:t>
-            </w:r>
-          </w:p>
-        </w:tc>
-        <w:tc>
-          <w:tcPr>
-            <w:tcW w:type="dxa" w:w="1383"/>
-          </w:tcPr>
-          <w:p>
-            <w:pPr>
-              <w:spacing w:before="0" w:after="40" w:line="208" w:lineRule="exact"/>
-              <w:jc w:val="left"/>
-            </w:pPr>
-            <w:r>
-              <w:rPr>
-                <w:rFonts w:ascii="Charis SIL" w:hAnsi="Charis SIL" w:cs="Charis SIL" w:eastAsia="Charis SIL"/>
-                <w:b w:val="0"/>
-                <w:i w:val="0"/>
-                <w:color w:val="000000"/>
-                <w:sz w:val="16"/>
-              </w:rPr>
-              <w:t>0.351–0.663</w:t>
-            </w:r>
-          </w:p>
-        </w:tc>
-        <w:tc>
-          <w:tcPr>
-            <w:tcW w:type="dxa" w:w="1383"/>
-          </w:tcPr>
-          <w:p>
-            <w:pPr>
-              <w:spacing w:before="0" w:after="40" w:line="208" w:lineRule="exact"/>
-              <w:jc w:val="left"/>
-            </w:pPr>
-            <w:r>
-              <w:rPr>
-                <w:rFonts w:ascii="Charis SIL" w:hAnsi="Charis SIL" w:cs="Charis SIL" w:eastAsia="Charis SIL"/>
-                <w:b w:val="0"/>
-                <w:i w:val="0"/>
-                <w:color w:val="000000"/>
-                <w:sz w:val="16"/>
-              </w:rPr>
-              <w:t>63</w:t>
-            </w:r>
-          </w:p>
-        </w:tc>
-      </w:tr>
-      <w:tr>
-        <w:tc>
-          <w:tcPr>
-            <w:tcW w:type="dxa" w:w="1383"/>
-          </w:tcPr>
-          <w:p>
-            <w:pPr>
-              <w:spacing w:before="0" w:after="40" w:line="208" w:lineRule="exact"/>
-              <w:jc w:val="left"/>
-            </w:pPr>
-            <w:r>
-              <w:rPr>
-                <w:rFonts w:ascii="Charis SIL" w:hAnsi="Charis SIL" w:cs="Charis SIL" w:eastAsia="Charis SIL"/>
-                <w:b w:val="0"/>
-                <w:i w:val="0"/>
-                <w:color w:val="000000"/>
-                <w:sz w:val="16"/>
-              </w:rPr>
-              <w:t>Site and target pLDDT ≥70</w:t>
-            </w:r>
-          </w:p>
-        </w:tc>
-        <w:tc>
-          <w:tcPr>
-            <w:tcW w:type="dxa" w:w="1383"/>
-          </w:tcPr>
-          <w:p>
-            <w:pPr>
-              <w:spacing w:before="0" w:after="40" w:line="208" w:lineRule="exact"/>
-              <w:jc w:val="left"/>
-            </w:pPr>
-            <w:r>
-              <w:rPr>
-                <w:rFonts w:ascii="Charis SIL" w:hAnsi="Charis SIL" w:cs="Charis SIL" w:eastAsia="Charis SIL"/>
-                <w:b w:val="0"/>
-                <w:i w:val="0"/>
-                <w:color w:val="000000"/>
-                <w:sz w:val="16"/>
-              </w:rPr>
-              <w:t>0.450</w:t>
-            </w:r>
-          </w:p>
-        </w:tc>
-        <w:tc>
-          <w:tcPr>
-            <w:tcW w:type="dxa" w:w="1383"/>
-          </w:tcPr>
-          <w:p>
-            <w:pPr>
-              <w:spacing w:before="0" w:after="40" w:line="208" w:lineRule="exact"/>
-              <w:jc w:val="left"/>
-            </w:pPr>
-            <w:r>
-              <w:rPr>
-                <w:rFonts w:ascii="Charis SIL" w:hAnsi="Charis SIL" w:cs="Charis SIL" w:eastAsia="Charis SIL"/>
-                <w:b w:val="0"/>
-                <w:i w:val="0"/>
-                <w:color w:val="000000"/>
-                <w:sz w:val="16"/>
-              </w:rPr>
-              <w:t>0.288–0.606</w:t>
-            </w:r>
-          </w:p>
-        </w:tc>
-        <w:tc>
-          <w:tcPr>
-            <w:tcW w:type="dxa" w:w="1383"/>
-          </w:tcPr>
-          <w:p>
-            <w:pPr>
-              <w:spacing w:before="0" w:after="40" w:line="208" w:lineRule="exact"/>
-              <w:jc w:val="left"/>
-            </w:pPr>
-            <w:r>
-              <w:rPr>
-                <w:rFonts w:ascii="Charis SIL" w:hAnsi="Charis SIL" w:cs="Charis SIL" w:eastAsia="Charis SIL"/>
-                <w:b w:val="0"/>
-                <w:i w:val="0"/>
-                <w:color w:val="000000"/>
-                <w:sz w:val="16"/>
-              </w:rPr>
-              <w:t>58</w:t>
-            </w:r>
-          </w:p>
-        </w:tc>
-        <w:tc>
-          <w:tcPr>
-            <w:tcW w:type="dxa" w:w="1383"/>
-          </w:tcPr>
-          <w:p>
-            <w:pPr>
-              <w:spacing w:before="0" w:after="40" w:line="208" w:lineRule="exact"/>
-              <w:jc w:val="left"/>
-            </w:pPr>
-            <w:r>
-              <w:rPr>
-                <w:rFonts w:ascii="Charis SIL" w:hAnsi="Charis SIL" w:cs="Charis SIL" w:eastAsia="Charis SIL"/>
-                <w:b w:val="0"/>
-                <w:i w:val="0"/>
-                <w:color w:val="000000"/>
-                <w:sz w:val="16"/>
-              </w:rPr>
-              <w:t>0.500</w:t>
-            </w:r>
-          </w:p>
-        </w:tc>
-        <w:tc>
-          <w:tcPr>
-            <w:tcW w:type="dxa" w:w="1383"/>
-          </w:tcPr>
-          <w:p>
-            <w:pPr>
-              <w:spacing w:before="0" w:after="40" w:line="208" w:lineRule="exact"/>
-              <w:jc w:val="left"/>
-            </w:pPr>
-            <w:r>
-              <w:rPr>
-                <w:rFonts w:ascii="Charis SIL" w:hAnsi="Charis SIL" w:cs="Charis SIL" w:eastAsia="Charis SIL"/>
-                <w:b w:val="0"/>
-                <w:i w:val="0"/>
-                <w:color w:val="000000"/>
-                <w:sz w:val="16"/>
-              </w:rPr>
-              <w:t>0.337–0.658</w:t>
-            </w:r>
-          </w:p>
-        </w:tc>
-        <w:tc>
-          <w:tcPr>
-            <w:tcW w:type="dxa" w:w="1383"/>
-          </w:tcPr>
-          <w:p>
-            <w:pPr>
-              <w:spacing w:before="0" w:after="40" w:line="208" w:lineRule="exact"/>
-              <w:jc w:val="left"/>
-            </w:pPr>
-            <w:r>
-              <w:rPr>
-                <w:rFonts w:ascii="Charis SIL" w:hAnsi="Charis SIL" w:cs="Charis SIL" w:eastAsia="Charis SIL"/>
-                <w:b w:val="0"/>
-                <w:i w:val="0"/>
-                <w:color w:val="000000"/>
-                <w:sz w:val="16"/>
-              </w:rPr>
-              <w:t>61</w:t>
-            </w:r>
-          </w:p>
-        </w:tc>
-      </w:tr>
-      <w:tr>
-        <w:tc>
-          <w:tcPr>
-            <w:tcW w:type="dxa" w:w="1383"/>
-          </w:tcPr>
-          <w:p>
-            <w:pPr>
-              <w:spacing w:before="0" w:after="40" w:line="208" w:lineRule="exact"/>
-              <w:jc w:val="left"/>
-            </w:pPr>
-            <w:r>
-              <w:rPr>
-                <w:rFonts w:ascii="Charis SIL" w:hAnsi="Charis SIL" w:cs="Charis SIL" w:eastAsia="Charis SIL"/>
-                <w:b w:val="0"/>
-                <w:i w:val="0"/>
-                <w:color w:val="000000"/>
-                <w:sz w:val="16"/>
-              </w:rPr>
-              <w:t>Site pLDDT ≥90</w:t>
-            </w:r>
-          </w:p>
-        </w:tc>
-        <w:tc>
-          <w:tcPr>
-            <w:tcW w:type="dxa" w:w="1383"/>
-          </w:tcPr>
-          <w:p>
-            <w:pPr>
-              <w:spacing w:before="0" w:after="40" w:line="208" w:lineRule="exact"/>
-              <w:jc w:val="left"/>
-            </w:pPr>
-            <w:r>
-              <w:rPr>
-                <w:rFonts w:ascii="Charis SIL" w:hAnsi="Charis SIL" w:cs="Charis SIL" w:eastAsia="Charis SIL"/>
-                <w:b w:val="0"/>
-                <w:i w:val="0"/>
-                <w:color w:val="000000"/>
-                <w:sz w:val="16"/>
-              </w:rPr>
-              <w:t>0.570</w:t>
-            </w:r>
-          </w:p>
-        </w:tc>
-        <w:tc>
-          <w:tcPr>
-            <w:tcW w:type="dxa" w:w="1383"/>
-          </w:tcPr>
-          <w:p>
-            <w:pPr>
-              <w:spacing w:before="0" w:after="40" w:line="208" w:lineRule="exact"/>
-              <w:jc w:val="left"/>
-            </w:pPr>
-            <w:r>
-              <w:rPr>
-                <w:rFonts w:ascii="Charis SIL" w:hAnsi="Charis SIL" w:cs="Charis SIL" w:eastAsia="Charis SIL"/>
-                <w:b w:val="0"/>
-                <w:i w:val="0"/>
-                <w:color w:val="000000"/>
-                <w:sz w:val="16"/>
-              </w:rPr>
-              <w:t>0.371–0.746</w:t>
-            </w:r>
-          </w:p>
-        </w:tc>
-        <w:tc>
-          <w:tcPr>
-            <w:tcW w:type="dxa" w:w="1383"/>
-          </w:tcPr>
-          <w:p>
-            <w:pPr>
-              <w:spacing w:before="0" w:after="40" w:line="208" w:lineRule="exact"/>
-              <w:jc w:val="left"/>
-            </w:pPr>
-            <w:r>
-              <w:rPr>
-                <w:rFonts w:ascii="Charis SIL" w:hAnsi="Charis SIL" w:cs="Charis SIL" w:eastAsia="Charis SIL"/>
-                <w:b w:val="0"/>
-                <w:i w:val="0"/>
-                <w:color w:val="000000"/>
-                <w:sz w:val="16"/>
-              </w:rPr>
-              <w:t>35</w:t>
-            </w:r>
-          </w:p>
-        </w:tc>
-        <w:tc>
-          <w:tcPr>
-            <w:tcW w:type="dxa" w:w="1383"/>
-          </w:tcPr>
-          <w:p>
-            <w:pPr>
-              <w:spacing w:before="0" w:after="40" w:line="208" w:lineRule="exact"/>
-              <w:jc w:val="left"/>
-            </w:pPr>
-            <w:r>
-              <w:rPr>
-                <w:rFonts w:ascii="Charis SIL" w:hAnsi="Charis SIL" w:cs="Charis SIL" w:eastAsia="Charis SIL"/>
-                <w:b w:val="0"/>
-                <w:i w:val="0"/>
-                <w:color w:val="000000"/>
-                <w:sz w:val="16"/>
-              </w:rPr>
-              <w:t>0.622</w:t>
-            </w:r>
-          </w:p>
-        </w:tc>
-        <w:tc>
-          <w:tcPr>
-            <w:tcW w:type="dxa" w:w="1383"/>
-          </w:tcPr>
-          <w:p>
-            <w:pPr>
-              <w:spacing w:before="0" w:after="40" w:line="208" w:lineRule="exact"/>
-              <w:jc w:val="left"/>
-            </w:pPr>
-            <w:r>
-              <w:rPr>
-                <w:rFonts w:ascii="Charis SIL" w:hAnsi="Charis SIL" w:cs="Charis SIL" w:eastAsia="Charis SIL"/>
-                <w:b w:val="0"/>
-                <w:i w:val="0"/>
-                <w:color w:val="000000"/>
-                <w:sz w:val="16"/>
-              </w:rPr>
-              <w:t>0.435–0.791</w:t>
-            </w:r>
-          </w:p>
-        </w:tc>
-        <w:tc>
-          <w:tcPr>
-            <w:tcW w:type="dxa" w:w="1383"/>
-          </w:tcPr>
-          <w:p>
-            <w:pPr>
-              <w:spacing w:before="0" w:after="40" w:line="208" w:lineRule="exact"/>
-              <w:jc w:val="left"/>
-            </w:pPr>
-            <w:r>
-              <w:rPr>
-                <w:rFonts w:ascii="Charis SIL" w:hAnsi="Charis SIL" w:cs="Charis SIL" w:eastAsia="Charis SIL"/>
-                <w:b w:val="0"/>
-                <w:i w:val="0"/>
-                <w:color w:val="000000"/>
-                <w:sz w:val="16"/>
-              </w:rPr>
-              <w:t>38</w:t>
-            </w:r>
-          </w:p>
-        </w:tc>
-      </w:tr>
-      <w:tr>
-        <w:tc>
-          <w:tcPr>
-            <w:tcW w:type="dxa" w:w="1383"/>
-          </w:tcPr>
-          <w:p>
-            <w:pPr>
-              <w:spacing w:before="0" w:after="40" w:line="208" w:lineRule="exact"/>
-              <w:jc w:val="left"/>
-            </w:pPr>
-            <w:r>
-              <w:rPr>
-                <w:rFonts w:ascii="Charis SIL" w:hAnsi="Charis SIL" w:cs="Charis SIL" w:eastAsia="Charis SIL"/>
-                <w:b w:val="0"/>
-                <w:i w:val="0"/>
-                <w:color w:val="000000"/>
-                <w:sz w:val="16"/>
-              </w:rPr>
-              <w:t>Site and target pLDDT ≥90</w:t>
-            </w:r>
-          </w:p>
-        </w:tc>
-        <w:tc>
-          <w:tcPr>
-            <w:tcW w:type="dxa" w:w="1383"/>
-          </w:tcPr>
-          <w:p>
-            <w:pPr>
-              <w:spacing w:before="0" w:after="40" w:line="208" w:lineRule="exact"/>
-              <w:jc w:val="left"/>
-            </w:pPr>
-            <w:r>
-              <w:rPr>
-                <w:rFonts w:ascii="Charis SIL" w:hAnsi="Charis SIL" w:cs="Charis SIL" w:eastAsia="Charis SIL"/>
-                <w:b w:val="0"/>
-                <w:i w:val="0"/>
-                <w:color w:val="000000"/>
-                <w:sz w:val="16"/>
-              </w:rPr>
-              <w:t>0.641</w:t>
-            </w:r>
-          </w:p>
-        </w:tc>
-        <w:tc>
-          <w:tcPr>
-            <w:tcW w:type="dxa" w:w="1383"/>
-          </w:tcPr>
-          <w:p>
-            <w:pPr>
-              <w:spacing w:before="0" w:after="40" w:line="208" w:lineRule="exact"/>
-              <w:jc w:val="left"/>
-            </w:pPr>
-            <w:r>
-              <w:rPr>
-                <w:rFonts w:ascii="Charis SIL" w:hAnsi="Charis SIL" w:cs="Charis SIL" w:eastAsia="Charis SIL"/>
-                <w:b w:val="0"/>
-                <w:i w:val="0"/>
-                <w:color w:val="000000"/>
-                <w:sz w:val="16"/>
-              </w:rPr>
-              <w:t>0.464–0.789</w:t>
-            </w:r>
-          </w:p>
-        </w:tc>
-        <w:tc>
-          <w:tcPr>
-            <w:tcW w:type="dxa" w:w="1383"/>
-          </w:tcPr>
-          <w:p>
-            <w:pPr>
-              <w:spacing w:before="0" w:after="40" w:line="208" w:lineRule="exact"/>
-              <w:jc w:val="left"/>
-            </w:pPr>
-            <w:r>
-              <w:rPr>
-                <w:rFonts w:ascii="Charis SIL" w:hAnsi="Charis SIL" w:cs="Charis SIL" w:eastAsia="Charis SIL"/>
-                <w:b w:val="0"/>
-                <w:i w:val="0"/>
-                <w:color w:val="000000"/>
-                <w:sz w:val="16"/>
-              </w:rPr>
-              <w:t>28</w:t>
-            </w:r>
-          </w:p>
-        </w:tc>
-        <w:tc>
-          <w:tcPr>
-            <w:tcW w:type="dxa" w:w="1383"/>
-          </w:tcPr>
-          <w:p>
-            <w:pPr>
-              <w:spacing w:before="0" w:after="40" w:line="208" w:lineRule="exact"/>
-              <w:jc w:val="left"/>
-            </w:pPr>
-            <w:r>
-              <w:rPr>
-                <w:rFonts w:ascii="Charis SIL" w:hAnsi="Charis SIL" w:cs="Charis SIL" w:eastAsia="Charis SIL"/>
-                <w:b w:val="0"/>
-                <w:i w:val="0"/>
-                <w:color w:val="000000"/>
-                <w:sz w:val="16"/>
-              </w:rPr>
-              <w:t>0.697</w:t>
-            </w:r>
-          </w:p>
-        </w:tc>
-        <w:tc>
-          <w:tcPr>
-            <w:tcW w:type="dxa" w:w="1383"/>
-          </w:tcPr>
-          <w:p>
-            <w:pPr>
-              <w:spacing w:before="0" w:after="40" w:line="208" w:lineRule="exact"/>
-              <w:jc w:val="left"/>
-            </w:pPr>
-            <w:r>
-              <w:rPr>
-                <w:rFonts w:ascii="Charis SIL" w:hAnsi="Charis SIL" w:cs="Charis SIL" w:eastAsia="Charis SIL"/>
-                <w:b w:val="0"/>
-                <w:i w:val="0"/>
-                <w:color w:val="000000"/>
-                <w:sz w:val="16"/>
-              </w:rPr>
-              <w:t>0.536–0.842</w:t>
-            </w:r>
-          </w:p>
-        </w:tc>
-        <w:tc>
-          <w:tcPr>
-            <w:tcW w:type="dxa" w:w="1383"/>
-          </w:tcPr>
-          <w:p>
-            <w:pPr>
-              <w:spacing w:before="0" w:after="40" w:line="208" w:lineRule="exact"/>
-              <w:jc w:val="left"/>
-            </w:pPr>
-            <w:r>
-              <w:rPr>
-                <w:rFonts w:ascii="Charis SIL" w:hAnsi="Charis SIL" w:cs="Charis SIL" w:eastAsia="Charis SIL"/>
-                <w:b w:val="0"/>
-                <w:i w:val="0"/>
-                <w:color w:val="000000"/>
-                <w:sz w:val="16"/>
-              </w:rPr>
-              <w:t>31</w:t>
-            </w:r>
-          </w:p>
-        </w:tc>
-      </w:tr>
-      <w:tr>
-        <w:tc>
-          <w:tcPr>
-            <w:tcW w:type="dxa" w:w="1383"/>
-          </w:tcPr>
-          <w:p>
-            <w:pPr>
-              <w:spacing w:before="0" w:after="40" w:line="208" w:lineRule="exact"/>
-              <w:jc w:val="left"/>
-            </w:pPr>
-            <w:r>
-              <w:rPr>
-                <w:rFonts w:ascii="Courier New" w:hAnsi="Courier New" w:cs="Courier New" w:eastAsia="Courier New"/>
-                <w:b w:val="0"/>
-                <w:i w:val="0"/>
-                <w:color w:val="000000"/>
-                <w:sz w:val="17"/>
-              </w:rPr>
-              <w:t>pae_pair_max</w:t>
-            </w:r>
-            <w:r>
-              <w:rPr>
-                <w:rFonts w:ascii="Charis SIL" w:hAnsi="Charis SIL" w:cs="Charis SIL" w:eastAsia="Charis SIL"/>
-                <w:b w:val="0"/>
-                <w:i w:val="0"/>
-                <w:color w:val="000000"/>
-                <w:sz w:val="16"/>
-              </w:rPr>
-              <w:t xml:space="preserve"> ≤5 Å</w:t>
-            </w:r>
-          </w:p>
-        </w:tc>
-        <w:tc>
-          <w:tcPr>
-            <w:tcW w:type="dxa" w:w="1383"/>
-          </w:tcPr>
-          <w:p>
-            <w:pPr>
-              <w:spacing w:before="0" w:after="40" w:line="208" w:lineRule="exact"/>
-              <w:jc w:val="left"/>
-            </w:pPr>
-            <w:r>
-              <w:rPr>
-                <w:rFonts w:ascii="Charis SIL" w:hAnsi="Charis SIL" w:cs="Charis SIL" w:eastAsia="Charis SIL"/>
-                <w:b w:val="0"/>
-                <w:i w:val="0"/>
-                <w:color w:val="000000"/>
-                <w:sz w:val="16"/>
-              </w:rPr>
-              <w:t>0.488</w:t>
-            </w:r>
-          </w:p>
-        </w:tc>
-        <w:tc>
-          <w:tcPr>
-            <w:tcW w:type="dxa" w:w="1383"/>
-          </w:tcPr>
-          <w:p>
-            <w:pPr>
-              <w:spacing w:before="0" w:after="40" w:line="208" w:lineRule="exact"/>
-              <w:jc w:val="left"/>
-            </w:pPr>
-            <w:r>
-              <w:rPr>
-                <w:rFonts w:ascii="Charis SIL" w:hAnsi="Charis SIL" w:cs="Charis SIL" w:eastAsia="Charis SIL"/>
-                <w:b w:val="0"/>
-                <w:i w:val="0"/>
-                <w:color w:val="000000"/>
-                <w:sz w:val="16"/>
-              </w:rPr>
-              <w:t>0.261–0.666</w:t>
-            </w:r>
-          </w:p>
-        </w:tc>
-        <w:tc>
-          <w:tcPr>
-            <w:tcW w:type="dxa" w:w="1383"/>
-          </w:tcPr>
-          <w:p>
-            <w:pPr>
-              <w:spacing w:before="0" w:after="40" w:line="208" w:lineRule="exact"/>
-              <w:jc w:val="left"/>
-            </w:pPr>
-            <w:r>
-              <w:rPr>
-                <w:rFonts w:ascii="Charis SIL" w:hAnsi="Charis SIL" w:cs="Charis SIL" w:eastAsia="Charis SIL"/>
-                <w:b w:val="0"/>
-                <w:i w:val="0"/>
-                <w:color w:val="000000"/>
-                <w:sz w:val="16"/>
-              </w:rPr>
-              <w:t>37</w:t>
-            </w:r>
-          </w:p>
-        </w:tc>
-        <w:tc>
-          <w:tcPr>
-            <w:tcW w:type="dxa" w:w="1383"/>
-          </w:tcPr>
-          <w:p>
-            <w:pPr>
-              <w:spacing w:before="0" w:after="40" w:line="208" w:lineRule="exact"/>
-              <w:jc w:val="left"/>
-            </w:pPr>
-            <w:r>
-              <w:rPr>
-                <w:rFonts w:ascii="Charis SIL" w:hAnsi="Charis SIL" w:cs="Charis SIL" w:eastAsia="Charis SIL"/>
-                <w:b w:val="0"/>
-                <w:i w:val="0"/>
-                <w:color w:val="000000"/>
-                <w:sz w:val="16"/>
-              </w:rPr>
-              <w:t>0.555</w:t>
-            </w:r>
-          </w:p>
-        </w:tc>
-        <w:tc>
-          <w:tcPr>
-            <w:tcW w:type="dxa" w:w="1383"/>
-          </w:tcPr>
-          <w:p>
-            <w:pPr>
-              <w:spacing w:before="0" w:after="40" w:line="208" w:lineRule="exact"/>
-              <w:jc w:val="left"/>
-            </w:pPr>
-            <w:r>
-              <w:rPr>
-                <w:rFonts w:ascii="Charis SIL" w:hAnsi="Charis SIL" w:cs="Charis SIL" w:eastAsia="Charis SIL"/>
-                <w:b w:val="0"/>
-                <w:i w:val="0"/>
-                <w:color w:val="000000"/>
-                <w:sz w:val="16"/>
-              </w:rPr>
-              <w:t>0.332–0.730</w:t>
-            </w:r>
-          </w:p>
-        </w:tc>
-        <w:tc>
-          <w:tcPr>
-            <w:tcW w:type="dxa" w:w="1383"/>
-          </w:tcPr>
-          <w:p>
-            <w:pPr>
-              <w:spacing w:before="0" w:after="40" w:line="208" w:lineRule="exact"/>
-              <w:jc w:val="left"/>
-            </w:pPr>
-            <w:r>
-              <w:rPr>
-                <w:rFonts w:ascii="Charis SIL" w:hAnsi="Charis SIL" w:cs="Charis SIL" w:eastAsia="Charis SIL"/>
-                <w:b w:val="0"/>
-                <w:i w:val="0"/>
-                <w:color w:val="000000"/>
-                <w:sz w:val="16"/>
-              </w:rPr>
-              <w:t>40</w:t>
-            </w:r>
-          </w:p>
-        </w:tc>
-      </w:tr>
-      <w:tr>
-        <w:tc>
-          <w:tcPr>
-            <w:tcW w:type="dxa" w:w="1383"/>
-          </w:tcPr>
-          <w:p>
-            <w:pPr>
-              <w:spacing w:before="0" w:after="40" w:line="208" w:lineRule="exact"/>
-              <w:jc w:val="left"/>
-            </w:pPr>
-            <w:r>
-              <w:rPr>
-                <w:rFonts w:ascii="Courier New" w:hAnsi="Courier New" w:cs="Courier New" w:eastAsia="Courier New"/>
-                <w:b w:val="0"/>
-                <w:i w:val="0"/>
-                <w:color w:val="000000"/>
-                <w:sz w:val="17"/>
-              </w:rPr>
-              <w:t>pae_pair_max</w:t>
-            </w:r>
-            <w:r>
-              <w:rPr>
-                <w:rFonts w:ascii="Charis SIL" w:hAnsi="Charis SIL" w:cs="Charis SIL" w:eastAsia="Charis SIL"/>
-                <w:b w:val="0"/>
-                <w:i w:val="0"/>
-                <w:color w:val="000000"/>
-                <w:sz w:val="16"/>
-              </w:rPr>
-              <w:t xml:space="preserve"> ≤10 Å</w:t>
-            </w:r>
-          </w:p>
-        </w:tc>
-        <w:tc>
-          <w:tcPr>
-            <w:tcW w:type="dxa" w:w="1383"/>
-          </w:tcPr>
-          <w:p>
-            <w:pPr>
-              <w:spacing w:before="0" w:after="40" w:line="208" w:lineRule="exact"/>
-              <w:jc w:val="left"/>
-            </w:pPr>
-            <w:r>
-              <w:rPr>
-                <w:rFonts w:ascii="Charis SIL" w:hAnsi="Charis SIL" w:cs="Charis SIL" w:eastAsia="Charis SIL"/>
-                <w:b w:val="0"/>
-                <w:i w:val="0"/>
-                <w:color w:val="000000"/>
-                <w:sz w:val="16"/>
-              </w:rPr>
-              <w:t>0.436</w:t>
-            </w:r>
-          </w:p>
-        </w:tc>
-        <w:tc>
-          <w:tcPr>
-            <w:tcW w:type="dxa" w:w="1383"/>
-          </w:tcPr>
-          <w:p>
-            <w:pPr>
-              <w:spacing w:before="0" w:after="40" w:line="208" w:lineRule="exact"/>
-              <w:jc w:val="left"/>
-            </w:pPr>
-            <w:r>
-              <w:rPr>
-                <w:rFonts w:ascii="Charis SIL" w:hAnsi="Charis SIL" w:cs="Charis SIL" w:eastAsia="Charis SIL"/>
-                <w:b w:val="0"/>
-                <w:i w:val="0"/>
-                <w:color w:val="000000"/>
-                <w:sz w:val="16"/>
-              </w:rPr>
-              <w:t>0.208–0.633</w:t>
-            </w:r>
-          </w:p>
-        </w:tc>
-        <w:tc>
-          <w:tcPr>
-            <w:tcW w:type="dxa" w:w="1383"/>
-          </w:tcPr>
-          <w:p>
-            <w:pPr>
-              <w:spacing w:before="0" w:after="40" w:line="208" w:lineRule="exact"/>
-              <w:jc w:val="left"/>
-            </w:pPr>
-            <w:r>
-              <w:rPr>
-                <w:rFonts w:ascii="Charis SIL" w:hAnsi="Charis SIL" w:cs="Charis SIL" w:eastAsia="Charis SIL"/>
-                <w:b w:val="0"/>
-                <w:i w:val="0"/>
-                <w:color w:val="000000"/>
-                <w:sz w:val="16"/>
-              </w:rPr>
-              <w:t>44</w:t>
-            </w:r>
-          </w:p>
-        </w:tc>
-        <w:tc>
-          <w:tcPr>
-            <w:tcW w:type="dxa" w:w="1383"/>
-          </w:tcPr>
-          <w:p>
-            <w:pPr>
-              <w:spacing w:before="0" w:after="40" w:line="208" w:lineRule="exact"/>
-              <w:jc w:val="left"/>
-            </w:pPr>
-            <w:r>
-              <w:rPr>
-                <w:rFonts w:ascii="Charis SIL" w:hAnsi="Charis SIL" w:cs="Charis SIL" w:eastAsia="Charis SIL"/>
-                <w:b w:val="0"/>
-                <w:i w:val="0"/>
-                <w:color w:val="000000"/>
-                <w:sz w:val="16"/>
-              </w:rPr>
-              <w:t>0.496</w:t>
-            </w:r>
-          </w:p>
-        </w:tc>
-        <w:tc>
-          <w:tcPr>
-            <w:tcW w:type="dxa" w:w="1383"/>
-          </w:tcPr>
-          <w:p>
-            <w:pPr>
-              <w:spacing w:before="0" w:after="40" w:line="208" w:lineRule="exact"/>
-              <w:jc w:val="left"/>
-            </w:pPr>
-            <w:r>
-              <w:rPr>
-                <w:rFonts w:ascii="Charis SIL" w:hAnsi="Charis SIL" w:cs="Charis SIL" w:eastAsia="Charis SIL"/>
-                <w:b w:val="0"/>
-                <w:i w:val="0"/>
-                <w:color w:val="000000"/>
-                <w:sz w:val="16"/>
-              </w:rPr>
-              <w:t>0.277–0.692</w:t>
-            </w:r>
-          </w:p>
-        </w:tc>
-        <w:tc>
-          <w:tcPr>
-            <w:tcW w:type="dxa" w:w="1383"/>
-          </w:tcPr>
-          <w:p>
-            <w:pPr>
-              <w:spacing w:before="0" w:after="40" w:line="208" w:lineRule="exact"/>
-              <w:jc w:val="left"/>
-            </w:pPr>
-            <w:r>
-              <w:rPr>
-                <w:rFonts w:ascii="Charis SIL" w:hAnsi="Charis SIL" w:cs="Charis SIL" w:eastAsia="Charis SIL"/>
-                <w:b w:val="0"/>
-                <w:i w:val="0"/>
-                <w:color w:val="000000"/>
-                <w:sz w:val="16"/>
-              </w:rPr>
-              <w:t>47</w:t>
-            </w:r>
-          </w:p>
-        </w:tc>
-      </w:tr>
-      <w:tr>
-        <w:tc>
-          <w:tcPr>
-            <w:tcW w:type="dxa" w:w="1383"/>
-          </w:tcPr>
-          <w:p>
-            <w:pPr>
-              <w:spacing w:before="0" w:after="40" w:line="208" w:lineRule="exact"/>
-              <w:jc w:val="left"/>
-            </w:pPr>
-            <w:r>
-              <w:rPr>
-                <w:rFonts w:ascii="Courier New" w:hAnsi="Courier New" w:cs="Courier New" w:eastAsia="Courier New"/>
-                <w:b w:val="0"/>
-                <w:i w:val="0"/>
-                <w:color w:val="000000"/>
-                <w:sz w:val="17"/>
-              </w:rPr>
-              <w:t>pae_pair_max</w:t>
-            </w:r>
-            <w:r>
-              <w:rPr>
-                <w:rFonts w:ascii="Charis SIL" w:hAnsi="Charis SIL" w:cs="Charis SIL" w:eastAsia="Charis SIL"/>
-                <w:b w:val="0"/>
-                <w:i w:val="0"/>
-                <w:color w:val="000000"/>
-                <w:sz w:val="16"/>
-              </w:rPr>
-              <w:t xml:space="preserve"> ≤15 Å</w:t>
-            </w:r>
-          </w:p>
-        </w:tc>
-        <w:tc>
-          <w:tcPr>
-            <w:tcW w:type="dxa" w:w="1383"/>
-          </w:tcPr>
-          <w:p>
-            <w:pPr>
-              <w:spacing w:before="0" w:after="40" w:line="208" w:lineRule="exact"/>
-              <w:jc w:val="left"/>
-            </w:pPr>
-            <w:r>
-              <w:rPr>
-                <w:rFonts w:ascii="Charis SIL" w:hAnsi="Charis SIL" w:cs="Charis SIL" w:eastAsia="Charis SIL"/>
-                <w:b w:val="0"/>
-                <w:i w:val="0"/>
-                <w:color w:val="000000"/>
-                <w:sz w:val="16"/>
-              </w:rPr>
-              <w:t>0.520</w:t>
-            </w:r>
-          </w:p>
-        </w:tc>
-        <w:tc>
-          <w:tcPr>
-            <w:tcW w:type="dxa" w:w="1383"/>
-          </w:tcPr>
-          <w:p>
-            <w:pPr>
-              <w:spacing w:before="0" w:after="40" w:line="208" w:lineRule="exact"/>
-              <w:jc w:val="left"/>
-            </w:pPr>
-            <w:r>
-              <w:rPr>
-                <w:rFonts w:ascii="Charis SIL" w:hAnsi="Charis SIL" w:cs="Charis SIL" w:eastAsia="Charis SIL"/>
-                <w:b w:val="0"/>
-                <w:i w:val="0"/>
-                <w:color w:val="000000"/>
-                <w:sz w:val="16"/>
-              </w:rPr>
-              <w:t>0.321–0.679</w:t>
-            </w:r>
-          </w:p>
-        </w:tc>
-        <w:tc>
-          <w:tcPr>
-            <w:tcW w:type="dxa" w:w="1383"/>
-          </w:tcPr>
-          <w:p>
-            <w:pPr>
-              <w:spacing w:before="0" w:after="40" w:line="208" w:lineRule="exact"/>
-              <w:jc w:val="left"/>
-            </w:pPr>
-            <w:r>
-              <w:rPr>
-                <w:rFonts w:ascii="Charis SIL" w:hAnsi="Charis SIL" w:cs="Charis SIL" w:eastAsia="Charis SIL"/>
-                <w:b w:val="0"/>
-                <w:i w:val="0"/>
-                <w:color w:val="000000"/>
-                <w:sz w:val="16"/>
-              </w:rPr>
-              <w:t>55</w:t>
-            </w:r>
-          </w:p>
-        </w:tc>
-        <w:tc>
-          <w:tcPr>
-            <w:tcW w:type="dxa" w:w="1383"/>
-          </w:tcPr>
-          <w:p>
-            <w:pPr>
-              <w:spacing w:before="0" w:after="40" w:line="208" w:lineRule="exact"/>
-              <w:jc w:val="left"/>
-            </w:pPr>
-            <w:r>
-              <w:rPr>
-                <w:rFonts w:ascii="Charis SIL" w:hAnsi="Charis SIL" w:cs="Charis SIL" w:eastAsia="Charis SIL"/>
-                <w:b w:val="0"/>
-                <w:i w:val="0"/>
-                <w:color w:val="000000"/>
-                <w:sz w:val="16"/>
-              </w:rPr>
-              <w:t>0.564</w:t>
-            </w:r>
-          </w:p>
-        </w:tc>
-        <w:tc>
-          <w:tcPr>
-            <w:tcW w:type="dxa" w:w="1383"/>
-          </w:tcPr>
-          <w:p>
-            <w:pPr>
-              <w:spacing w:before="0" w:after="40" w:line="208" w:lineRule="exact"/>
-              <w:jc w:val="left"/>
-            </w:pPr>
-            <w:r>
-              <w:rPr>
-                <w:rFonts w:ascii="Charis SIL" w:hAnsi="Charis SIL" w:cs="Charis SIL" w:eastAsia="Charis SIL"/>
-                <w:b w:val="0"/>
-                <w:i w:val="0"/>
-                <w:color w:val="000000"/>
-                <w:sz w:val="16"/>
-              </w:rPr>
-              <w:t>0.377–0.714</w:t>
-            </w:r>
-          </w:p>
-        </w:tc>
-        <w:tc>
-          <w:tcPr>
-            <w:tcW w:type="dxa" w:w="1383"/>
-          </w:tcPr>
-          <w:p>
-            <w:pPr>
-              <w:spacing w:before="0" w:after="40" w:line="208" w:lineRule="exact"/>
-              <w:jc w:val="left"/>
-            </w:pPr>
-            <w:r>
-              <w:rPr>
-                <w:rFonts w:ascii="Charis SIL" w:hAnsi="Charis SIL" w:cs="Charis SIL" w:eastAsia="Charis SIL"/>
-                <w:b w:val="0"/>
-                <w:i w:val="0"/>
-                <w:color w:val="000000"/>
-                <w:sz w:val="16"/>
-              </w:rPr>
-              <w:t>58</w:t>
-            </w:r>
-          </w:p>
-        </w:tc>
-      </w:tr>
-      <w:tr>
-        <w:tc>
-          <w:tcPr>
-            <w:tcW w:type="dxa" w:w="1383"/>
-          </w:tcPr>
-          <w:p>
-            <w:pPr>
-              <w:spacing w:before="0" w:after="40" w:line="208" w:lineRule="exact"/>
-              <w:jc w:val="left"/>
-            </w:pPr>
-            <w:r>
-              <w:rPr>
-                <w:rFonts w:ascii="Charis SIL" w:hAnsi="Charis SIL" w:cs="Charis SIL" w:eastAsia="Charis SIL"/>
-                <w:b w:val="0"/>
-                <w:i w:val="0"/>
-                <w:color w:val="000000"/>
-                <w:sz w:val="16"/>
-              </w:rPr>
-              <w:t xml:space="preserve">Both-residue pLDDT ≥70 and </w:t>
-            </w:r>
-            <w:r>
-              <w:rPr>
-                <w:rFonts w:ascii="Courier New" w:hAnsi="Courier New" w:cs="Courier New" w:eastAsia="Courier New"/>
-                <w:b w:val="0"/>
-                <w:i w:val="0"/>
-                <w:color w:val="000000"/>
-                <w:sz w:val="17"/>
-              </w:rPr>
-              <w:t>pae_pair_max</w:t>
-            </w:r>
-            <w:r>
-              <w:rPr>
-                <w:rFonts w:ascii="Charis SIL" w:hAnsi="Charis SIL" w:cs="Charis SIL" w:eastAsia="Charis SIL"/>
-                <w:b w:val="0"/>
-                <w:i w:val="0"/>
-                <w:color w:val="000000"/>
-                <w:sz w:val="16"/>
-              </w:rPr>
-              <w:t xml:space="preserve"> ≤10 Å</w:t>
-            </w:r>
-          </w:p>
-        </w:tc>
-        <w:tc>
-          <w:tcPr>
-            <w:tcW w:type="dxa" w:w="1383"/>
-          </w:tcPr>
-          <w:p>
-            <w:pPr>
-              <w:spacing w:before="0" w:after="40" w:line="208" w:lineRule="exact"/>
-              <w:jc w:val="left"/>
-            </w:pPr>
-            <w:r>
-              <w:rPr>
-                <w:rFonts w:ascii="Charis SIL" w:hAnsi="Charis SIL" w:cs="Charis SIL" w:eastAsia="Charis SIL"/>
-                <w:b w:val="0"/>
-                <w:i w:val="0"/>
-                <w:color w:val="000000"/>
-                <w:sz w:val="16"/>
-              </w:rPr>
-              <w:t>0.416 (family minimum)</w:t>
-            </w:r>
-          </w:p>
-        </w:tc>
-        <w:tc>
-          <w:tcPr>
-            <w:tcW w:type="dxa" w:w="1383"/>
-          </w:tcPr>
-          <w:p>
-            <w:pPr>
-              <w:spacing w:before="0" w:after="40" w:line="208" w:lineRule="exact"/>
-              <w:jc w:val="left"/>
-            </w:pPr>
-            <w:r>
-              <w:rPr>
-                <w:rFonts w:ascii="Charis SIL" w:hAnsi="Charis SIL" w:cs="Charis SIL" w:eastAsia="Charis SIL"/>
-                <w:b w:val="0"/>
-                <w:i w:val="0"/>
-                <w:color w:val="000000"/>
-                <w:sz w:val="16"/>
-              </w:rPr>
-              <w:t>0.192–0.617</w:t>
-            </w:r>
-          </w:p>
-        </w:tc>
-        <w:tc>
-          <w:tcPr>
-            <w:tcW w:type="dxa" w:w="1383"/>
-          </w:tcPr>
-          <w:p>
-            <w:pPr>
-              <w:spacing w:before="0" w:after="40" w:line="208" w:lineRule="exact"/>
-              <w:jc w:val="left"/>
-            </w:pPr>
-            <w:r>
-              <w:rPr>
-                <w:rFonts w:ascii="Charis SIL" w:hAnsi="Charis SIL" w:cs="Charis SIL" w:eastAsia="Charis SIL"/>
-                <w:b w:val="0"/>
-                <w:i w:val="0"/>
-                <w:color w:val="000000"/>
-                <w:sz w:val="16"/>
-              </w:rPr>
-              <w:t>41</w:t>
-            </w:r>
-          </w:p>
-        </w:tc>
-        <w:tc>
-          <w:tcPr>
-            <w:tcW w:type="dxa" w:w="1383"/>
-          </w:tcPr>
-          <w:p>
-            <w:pPr>
-              <w:spacing w:before="0" w:after="40" w:line="208" w:lineRule="exact"/>
-              <w:jc w:val="left"/>
-            </w:pPr>
-            <w:r>
-              <w:rPr>
-                <w:rFonts w:ascii="Charis SIL" w:hAnsi="Charis SIL" w:cs="Charis SIL" w:eastAsia="Charis SIL"/>
-                <w:b w:val="0"/>
-                <w:i w:val="0"/>
-                <w:color w:val="000000"/>
-                <w:sz w:val="16"/>
-              </w:rPr>
-              <w:t>0.486</w:t>
-            </w:r>
-          </w:p>
-        </w:tc>
-        <w:tc>
-          <w:tcPr>
-            <w:tcW w:type="dxa" w:w="1383"/>
-          </w:tcPr>
-          <w:p>
-            <w:pPr>
-              <w:spacing w:before="0" w:after="40" w:line="208" w:lineRule="exact"/>
-              <w:jc w:val="left"/>
-            </w:pPr>
-            <w:r>
-              <w:rPr>
-                <w:rFonts w:ascii="Charis SIL" w:hAnsi="Charis SIL" w:cs="Charis SIL" w:eastAsia="Charis SIL"/>
-                <w:b w:val="0"/>
-                <w:i w:val="0"/>
-                <w:color w:val="000000"/>
-                <w:sz w:val="16"/>
-              </w:rPr>
-              <w:t>0.271–0.684</w:t>
-            </w:r>
-          </w:p>
-        </w:tc>
-        <w:tc>
-          <w:tcPr>
-            <w:tcW w:type="dxa" w:w="1383"/>
-          </w:tcPr>
-          <w:p>
-            <w:pPr>
-              <w:spacing w:before="0" w:after="40" w:line="208" w:lineRule="exact"/>
-              <w:jc w:val="left"/>
-            </w:pPr>
-            <w:r>
-              <w:rPr>
-                <w:rFonts w:ascii="Charis SIL" w:hAnsi="Charis SIL" w:cs="Charis SIL" w:eastAsia="Charis SIL"/>
-                <w:b w:val="0"/>
-                <w:i w:val="0"/>
-                <w:color w:val="000000"/>
-                <w:sz w:val="16"/>
-              </w:rPr>
-              <w:t>44</w:t>
-            </w:r>
-          </w:p>
-        </w:tc>
-      </w:tr>
-      <w:tr>
-        <w:tc>
-          <w:tcPr>
-            <w:tcW w:type="dxa" w:w="1383"/>
-          </w:tcPr>
-          <w:p>
-            <w:pPr>
-              <w:spacing w:before="0" w:after="40" w:line="208" w:lineRule="exact"/>
-              <w:jc w:val="left"/>
-            </w:pPr>
-            <w:r>
-              <w:rPr>
-                <w:rFonts w:ascii="Charis SIL" w:hAnsi="Charis SIL" w:cs="Charis SIL" w:eastAsia="Charis SIL"/>
-                <w:b w:val="0"/>
-                <w:i w:val="0"/>
-                <w:color w:val="000000"/>
-                <w:sz w:val="16"/>
-              </w:rPr>
-              <w:t xml:space="preserve">Both-residue pLDDT ≥90 and </w:t>
-            </w:r>
-            <w:r>
-              <w:rPr>
-                <w:rFonts w:ascii="Courier New" w:hAnsi="Courier New" w:cs="Courier New" w:eastAsia="Courier New"/>
-                <w:b w:val="0"/>
-                <w:i w:val="0"/>
-                <w:color w:val="000000"/>
-                <w:sz w:val="17"/>
-              </w:rPr>
-              <w:t>pae_pair_max</w:t>
-            </w:r>
-            <w:r>
-              <w:rPr>
-                <w:rFonts w:ascii="Charis SIL" w:hAnsi="Charis SIL" w:cs="Charis SIL" w:eastAsia="Charis SIL"/>
-                <w:b w:val="0"/>
-                <w:i w:val="0"/>
-                <w:color w:val="000000"/>
-                <w:sz w:val="16"/>
-              </w:rPr>
-              <w:t xml:space="preserve"> ≤10 Å</w:t>
-            </w:r>
-          </w:p>
-        </w:tc>
-        <w:tc>
-          <w:tcPr>
-            <w:tcW w:type="dxa" w:w="1383"/>
-          </w:tcPr>
-          <w:p>
-            <w:pPr>
-              <w:spacing w:before="0" w:after="40" w:line="208" w:lineRule="exact"/>
-              <w:jc w:val="left"/>
-            </w:pPr>
-            <w:r>
-              <w:rPr>
-                <w:rFonts w:ascii="Charis SIL" w:hAnsi="Charis SIL" w:cs="Charis SIL" w:eastAsia="Charis SIL"/>
-                <w:b w:val="0"/>
-                <w:i w:val="0"/>
-                <w:color w:val="000000"/>
-                <w:sz w:val="16"/>
-              </w:rPr>
-              <w:t>0.683 (family maximum)</w:t>
-            </w:r>
-          </w:p>
-        </w:tc>
-        <w:tc>
-          <w:tcPr>
-            <w:tcW w:type="dxa" w:w="1383"/>
-          </w:tcPr>
-          <w:p>
-            <w:pPr>
-              <w:spacing w:before="0" w:after="40" w:line="208" w:lineRule="exact"/>
-              <w:jc w:val="left"/>
-            </w:pPr>
-            <w:r>
-              <w:rPr>
-                <w:rFonts w:ascii="Charis SIL" w:hAnsi="Charis SIL" w:cs="Charis SIL" w:eastAsia="Charis SIL"/>
-                <w:b w:val="0"/>
-                <w:i w:val="0"/>
-                <w:color w:val="000000"/>
-                <w:sz w:val="16"/>
-              </w:rPr>
-              <w:t>0.481–0.864</w:t>
-            </w:r>
-          </w:p>
-        </w:tc>
-        <w:tc>
-          <w:tcPr>
-            <w:tcW w:type="dxa" w:w="1383"/>
-          </w:tcPr>
-          <w:p>
-            <w:pPr>
-              <w:spacing w:before="0" w:after="40" w:line="208" w:lineRule="exact"/>
-              <w:jc w:val="left"/>
-            </w:pPr>
-            <w:r>
-              <w:rPr>
-                <w:rFonts w:ascii="Charis SIL" w:hAnsi="Charis SIL" w:cs="Charis SIL" w:eastAsia="Charis SIL"/>
-                <w:b w:val="0"/>
-                <w:i w:val="0"/>
-                <w:color w:val="000000"/>
-                <w:sz w:val="16"/>
-              </w:rPr>
-              <w:t>27</w:t>
-            </w:r>
-          </w:p>
-        </w:tc>
-        <w:tc>
-          <w:tcPr>
-            <w:tcW w:type="dxa" w:w="1383"/>
-          </w:tcPr>
-          <w:p>
-            <w:pPr>
-              <w:spacing w:before="0" w:after="40" w:line="208" w:lineRule="exact"/>
-              <w:jc w:val="left"/>
-            </w:pPr>
-            <w:r>
-              <w:rPr>
-                <w:rFonts w:ascii="Charis SIL" w:hAnsi="Charis SIL" w:cs="Charis SIL" w:eastAsia="Charis SIL"/>
-                <w:b w:val="0"/>
-                <w:i w:val="0"/>
-                <w:color w:val="000000"/>
-                <w:sz w:val="16"/>
-              </w:rPr>
-              <w:t>0.736</w:t>
-            </w:r>
-          </w:p>
-        </w:tc>
-        <w:tc>
-          <w:tcPr>
-            <w:tcW w:type="dxa" w:w="1383"/>
-          </w:tcPr>
-          <w:p>
-            <w:pPr>
-              <w:spacing w:before="0" w:after="40" w:line="208" w:lineRule="exact"/>
-              <w:jc w:val="left"/>
-            </w:pPr>
-            <w:r>
-              <w:rPr>
-                <w:rFonts w:ascii="Charis SIL" w:hAnsi="Charis SIL" w:cs="Charis SIL" w:eastAsia="Charis SIL"/>
-                <w:b w:val="0"/>
-                <w:i w:val="0"/>
-                <w:color w:val="000000"/>
-                <w:sz w:val="16"/>
-              </w:rPr>
-              <w:t>0.553–0.903</w:t>
-            </w:r>
-          </w:p>
-        </w:tc>
-        <w:tc>
-          <w:tcPr>
-            <w:tcW w:type="dxa" w:w="1383"/>
-          </w:tcPr>
-          <w:p>
-            <w:pPr>
-              <w:spacing w:before="0" w:after="40" w:line="208" w:lineRule="exact"/>
-              <w:jc w:val="left"/>
-            </w:pPr>
-            <w:r>
-              <w:rPr>
-                <w:rFonts w:ascii="Charis SIL" w:hAnsi="Charis SIL" w:cs="Charis SIL" w:eastAsia="Charis SIL"/>
-                <w:b w:val="0"/>
-                <w:i w:val="0"/>
-                <w:color w:val="000000"/>
-                <w:sz w:val="16"/>
-              </w:rPr>
-              <w:t>30</w:t>
-            </w:r>
-          </w:p>
-        </w:tc>
-      </w:tr>
-    </w:tbl>
-    <w:p>
-      <w:pPr>
-        <w:spacing w:before="0" w:after="200" w:line="284" w:lineRule="exact"/>
-        <w:jc w:val="left"/>
-      </w:pPr>
-    </w:p>
-    <w:p>
-      <w:pPr>
-        <w:spacing w:before="0" w:after="200" w:line="284" w:lineRule="exact"/>
-        <w:jc w:val="left"/>
-      </w:pPr>
+          <w:sz w:val="20"/>
+        </w:rPr>
+        <w:t>S2 Table.</w:t>
+      </w:r>
       <w:r>
         <w:rPr>
           <w:rFonts w:ascii="Charis SIL" w:hAnsi="Charis SIL" w:cs="Charis SIL" w:eastAsia="Charis SIL"/>
@@ -14793,135 +12904,7 @@
           <w:color w:val="000000"/>
           <w:sz w:val="20"/>
         </w:rPr>
-        <w:t>All eleven strata are post hoc and are shown here and in S1 Fig for both cohort versions. The number of sites falls from 163 to 27 across the primary family, whose lowest and highest values are 0.416 and 0.683. Four strata kept fewer than their nominal 20,000 resamples: 19,999 for the two primary high-confidence rows, and 19,997 and 19,999 for their inclusive counterparts. Tightening the PAE threshold does not move the AUC steadily in either direction, in either cohort version.</w:t>
-      </w:r>
-    </w:p>
-    <w:p>
-      <w:pPr>
-        <w:spacing w:before="240" w:after="120" w:line="284" w:lineRule="exact"/>
-        <w:jc w:val="left"/>
-      </w:pPr>
-      <w:r>
-        <w:rPr>
-          <w:rFonts w:ascii="Charis SIL" w:hAnsi="Charis SIL" w:cs="Charis SIL" w:eastAsia="Charis SIL"/>
-          <w:b/>
-          <w:i w:val="0"/>
-          <w:color w:val="000000"/>
-          <w:sz w:val="22"/>
-        </w:rPr>
-        <w:t>S2 Appendix. The simulated reviews</w:t>
-      </w:r>
-    </w:p>
-    <w:p>
-      <w:pPr>
-        <w:spacing w:before="0" w:after="200" w:line="284" w:lineRule="exact"/>
-        <w:jc w:val="left"/>
-      </w:pPr>
-      <w:r>
-        <w:rPr>
-          <w:rFonts w:ascii="Charis SIL" w:hAnsi="Charis SIL" w:cs="Charis SIL" w:eastAsia="Charis SIL"/>
-          <w:b w:val="0"/>
-          <w:i w:val="0"/>
-          <w:color w:val="000000"/>
-          <w:sz w:val="20"/>
-        </w:rPr>
-        <w:t>Two rounds of simulated review were run against this manuscript, in which every reviewer was an AI agent running on one model family, together with an automated reference audit. They produced the revisions recorded in the analysis materials, including the retirement of an exclusion claim about the interval endpoint, the retirement of a claim that no positive control existed, the separation of the two human screens, and corrections to several literature summaries. None of it is peer review. Agreement among those reviewers is not independent replication, and no finding in this manuscript rests on their agreement rather than on a recomputation.</w:t>
-      </w:r>
-    </w:p>
-    <w:p>
-      <w:pPr>
-        <w:spacing w:before="240" w:after="120" w:line="284" w:lineRule="exact"/>
-        <w:jc w:val="left"/>
-      </w:pPr>
-      <w:r>
-        <w:rPr>
-          <w:rFonts w:ascii="Charis SIL" w:hAnsi="Charis SIL" w:cs="Charis SIL" w:eastAsia="Charis SIL"/>
-          <w:b/>
-          <w:i w:val="0"/>
-          <w:color w:val="000000"/>
-          <w:sz w:val="22"/>
-        </w:rPr>
-        <w:t>S1 Fig. The eleven-stratum confidence family</w:t>
-      </w:r>
-    </w:p>
-    <w:p>
-      <w:pPr>
-        <w:spacing w:before="0" w:after="200" w:line="284" w:lineRule="exact"/>
-        <w:jc w:val="left"/>
-      </w:pPr>
-      <w:r>
-        <w:rPr>
-          <w:rFonts w:ascii="Charis SIL" w:hAnsi="Charis SIL" w:cs="Charis SIL" w:eastAsia="Charis SIL"/>
-          <w:b w:val="0"/>
-          <w:i w:val="0"/>
-          <w:color w:val="000000"/>
-          <w:sz w:val="20"/>
-        </w:rPr>
-        <w:t>Primary and inclusive arms across eleven model-confidence strata, from 163 sites down to 27. All post hoc. This occupied panel C of Fig 2 in an earlier version.</w:t>
-      </w:r>
-    </w:p>
-    <w:p>
-      <w:pPr>
-        <w:spacing w:before="240" w:after="120" w:line="284" w:lineRule="exact"/>
-        <w:jc w:val="left"/>
-      </w:pPr>
-      <w:r>
-        <w:rPr>
-          <w:rFonts w:ascii="Charis SIL" w:hAnsi="Charis SIL" w:cs="Charis SIL" w:eastAsia="Charis SIL"/>
-          <w:b/>
-          <w:i w:val="0"/>
-          <w:color w:val="000000"/>
-          <w:sz w:val="22"/>
-        </w:rPr>
-        <w:t>S2 Fig. Cohort, residue-class and feature-definition checks</w:t>
-      </w:r>
-    </w:p>
-    <w:p>
-      <w:pPr>
-        <w:spacing w:before="0" w:after="200" w:line="284" w:lineRule="exact"/>
-        <w:jc w:val="left"/>
-      </w:pPr>
-      <w:r>
-        <w:rPr>
-          <w:rFonts w:ascii="Charis SIL" w:hAnsi="Charis SIL" w:cs="Charis SIL" w:eastAsia="Charis SIL"/>
-          <w:b w:val="0"/>
-          <w:i w:val="0"/>
-          <w:color w:val="000000"/>
-          <w:sz w:val="20"/>
-        </w:rPr>
-        <w:t>Cohort versions, residue classes, alternative distance-feature definitions, and the post hoc SIFT comparator on common support, on one scale. All post hoc. This occupied panel D of Fig 2 in an earlier version.</w:t>
-      </w:r>
-    </w:p>
-    <w:p>
-      <w:pPr>
-        <w:spacing w:before="240" w:after="120" w:line="284" w:lineRule="exact"/>
-        <w:jc w:val="left"/>
-      </w:pPr>
-      <w:r>
-        <w:rPr>
-          <w:rFonts w:ascii="Charis SIL" w:hAnsi="Charis SIL" w:cs="Charis SIL" w:eastAsia="Charis SIL"/>
-          <w:b/>
-          <w:i w:val="0"/>
-          <w:color w:val="000000"/>
-          <w:sz w:val="22"/>
-        </w:rPr>
-        <w:t>S2 Table. The 72-cell confidence-by-PAE grids</w:t>
-      </w:r>
-    </w:p>
-    <w:p>
-      <w:pPr>
-        <w:spacing w:before="0" w:after="200" w:line="284" w:lineRule="exact"/>
-        <w:jc w:val="left"/>
-      </w:pPr>
-      <w:r>
-        <w:rPr>
-          <w:rFonts w:ascii="Charis SIL" w:hAnsi="Charis SIL" w:cs="Charis SIL" w:eastAsia="Charis SIL"/>
-          <w:b w:val="0"/>
-          <w:i w:val="0"/>
-          <w:color w:val="000000"/>
-          <w:sz w:val="20"/>
-        </w:rPr>
-        <w:t>The four predicted-aligned-error summaries at 10 Å and the 72-cell grids are deposited with the analysis materials. The 72 primary-cohort cells run from 0.416 to 0.569.</w:t>
+        <w:t xml:space="preserve"> The 72-cell confidence-by-predicted-aligned-error grids. Four summaries at 10 Å; the 72 primary-cohort cells run from 0.416 to 0.569.</w:t>
       </w:r>
     </w:p>
     <w:sectPr>

--- a/manuscript/preprint_current.docx
+++ b/manuscript/preprint_current.docx
@@ -243,7 +243,7 @@
           <w:color w:val="000000"/>
           <w:sz w:val="20"/>
         </w:rPr>
-        <w:t>The predictor is the shortest distance between any non-hydrogen atom of the modified residue and any non-hydrogen atom of the nearest annotated residue, in an AlphaFold DB version 6 monomer model. It was measured on 163 alanine substitutions in 48 yeast proteins, and on 1,475 base-edited sites in 793 human proteins. The cohorts share the distance definition and the estimator, not a builder.</w:t>
+        <w:t>The predictor is the shortest distance between any non-hydrogen atom of the modified residue and any non-hydrogen atom of the nearest annotated residue, in an AlphaFold DB version 6 monomer model. It was measured on 163 alanine substitutions in 48 yeast proteins, and on 1,471 base-edited sites in 788 human proteins. The cohorts share the distance definition and the estimator, not a builder.</w:t>
       </w:r>
     </w:p>
     <w:p>
@@ -259,7 +259,7 @@
           <w:color w:val="000000"/>
           <w:sz w:val="20"/>
         </w:rPr>
-        <w:t>In yeast, distance ranked sites at an area under the receiver-operating-characteristic curve of 0.527 (95% confidence interval 0.417–0.632, resampling whole proteins), where 0.5 is uninformative; a second cohort version keeping the three self-annotated sites gives 0.544 (0.436–0.649) on 166 sites. The human experiment reports two screens with different readouts, analysed separately: 0.559 (0.476–0.641) on a fitness screen and 0.486 (0.422–0.552) on an NFAT reporter screen. Six further endpoint definitions, three using no p-value, all give intervals containing 0.5.</w:t>
+        <w:t>In yeast, distance ranked sites at an area under the receiver-operating-characteristic curve of 0.527 (95% confidence interval 0.417–0.632, resampling whole proteins), where 0.5 is uninformative; a second cohort version keeping the three self-annotated sites gives 0.544 (0.436–0.649) on 166 sites. The human experiment reports two screens with different readouts, analysed separately: 0.558 (0.474–0.637) on a fitness screen and 0.483 (0.418–0.550) on an NFAT reporter screen. Five further endpoint definitions, three using no p-value, all give intervals containing 0.5.</w:t>
       </w:r>
     </w:p>
     <w:p>
@@ -275,7 +275,7 @@
           <w:color w:val="000000"/>
           <w:sz w:val="20"/>
         </w:rPr>
-        <w:t>What the statistic rests on is mostly not experimental and mostly not within a protein. Of 163 yeast nearest-target assignments, 143 were not experimentally established; half the sites within 5 Å are the next residue along the chain; and 2.65% of yeast and 0.10% and 0.16% of human ranked pairs compare two sites in one protein. One post hoc result stands out and is not adjusted for multiplicity: how deeply a residue is buried has an interval above 0.5 in the fitness screen, 0.604 (0.528–0.675), although its paired difference against distance contains zero. No paired difference in either cohort excludes zero.</w:t>
+        <w:t>What the statistic rests on is mostly not experimental and mostly not within a protein. Of 163 yeast nearest-target assignments, 143 were not experimentally established; half the sites within 5 Å are the next residue along the chain; and 2.65% of yeast and 0.10% and 0.16% of human ranked pairs compare two sites in one protein. One post hoc result stands out and is not adjusted for multiplicity: how deeply a residue is buried has an interval above 0.5 in the fitness screen, 0.607 (0.530–0.678), although its paired difference against distance contains zero. No paired difference in either cohort excludes zero.</w:t>
       </w:r>
     </w:p>
     <w:p>
@@ -489,7 +489,7 @@
           <w:color w:val="000000"/>
           <w:sz w:val="20"/>
         </w:rPr>
-        <w:t xml:space="preserve"> sheet, and that same workbook supplies the twelve comparators used in §2.7.1. Those per-feature values are computed against that study's own curated labels and validation design, so they are not a like-for-like comparator for a mutant-screen estimate, and none of the features it lists is a distance to the nearest annotated active or binding residue.</w:t>
+        <w:t xml:space="preserve"> sheet, and that same workbook supplies the twelve comparators used in §2.7.5. Those per-feature values are computed against that study's own curated labels and validation design, so they are not a like-for-like comparator for a mutant-screen estimate, and none of the features it lists is a distance to the nearest annotated active or binding residue.</w:t>
       </w:r>
     </w:p>
     <w:p>
@@ -577,7 +577,7 @@
           <w:color w:val="000000"/>
           <w:sz w:val="20"/>
         </w:rPr>
-        <w:t>To our knowledge, based on searches of Europe PMC, publisher full texts, and tool documentation as of 11 August 2026, no earlier study tests minimum heavy-atom distance from an observed phosphosite to the nearest annotated active or binding residue, in a monomer model, against a phenotype measured in a mutant screen, with uncertainty computed over proteins. That statement is bounded by those databases, that search date, that model type, that target definition, that endpoint and that inferential unit; it is not a claim that proximity to functional sites is unstudied, and [21] measures the same distance against a structural rather than a phenotypic outcome.</w:t>
+        <w:t>To our knowledge, based on searches of Europe PMC, publisher full texts, and tool documentation as of 11 August 2026, no earlier study tests minimum heavy-atom distance from an observed phosphosite to the nearest annotated active or binding residue, in a monomer model, against a phenotype measured in a mutant screen, with uncertainty computed over proteins. That statement is bounded by those databases, that search date, that model type, that target definition, that endpoint and that inferential unit; it is not a claim that proximity to functional sites is unstudied, and [21] measures an analogous phosphosite-to-functional-site distance against a structural rather than a phenotypic outcome.</w:t>
       </w:r>
     </w:p>
     <w:p>
@@ -2070,7 +2070,7 @@
       <w:r>
         <w:drawing>
           <wp:inline xmlns:a="http://schemas.openxmlformats.org/drawingml/2006/main" xmlns:pic="http://schemas.openxmlformats.org/drawingml/2006/picture">
-            <wp:extent cx="6146800" cy="2486873"/>
+            <wp:extent cx="6146800" cy="2487720"/>
             <wp:docPr id="1" name="Picture 1"/>
             <wp:cNvGraphicFramePr>
               <a:graphicFrameLocks noChangeAspect="1"/>
@@ -2079,7 +2079,7 @@
               <a:graphicData uri="http://schemas.openxmlformats.org/drawingml/2006/picture">
                 <pic:pic>
                   <pic:nvPicPr>
-                    <pic:cNvPr id="0" name="figure1.png"/>
+                    <pic:cNvPr id="0" name="Fig1.png"/>
                     <pic:cNvPicPr/>
                   </pic:nvPicPr>
                   <pic:blipFill>
@@ -2091,7 +2091,7 @@
                   <pic:spPr>
                     <a:xfrm>
                       <a:off x="0" y="0"/>
-                      <a:ext cx="6146800" cy="2486873"/>
+                      <a:ext cx="6146800" cy="2487720"/>
                     </a:xfrm>
                     <a:prstGeom prst="rect"/>
                   </pic:spPr>
@@ -2483,7 +2483,7 @@
           <w:color w:val="000000"/>
           <w:sz w:val="20"/>
         </w:rPr>
-        <w:t>The declared post hoc families come to 255 estimates: 11 model-confidence strata in each of two cohort versions, 72 cells of a PAE grid in each of three cohorts, 5 alternative definitions of the distance feature, 7 cohort and residue-class checks, and 5 continuous outcomes. Out of 255 estimates, 12.75 are expected to reach p &lt; 0.05 by chance alone. Drawing 255 values from the nulls above, the median of the largest departure from the null centre corresponds to an AUC of 0.635 under the unrestricted null and 0.604 under the within-protein null. Those two figures come from drawing 255 independent values, which the actual family is not: the PAE grid cells are heavily overlapping subsets of the same sites, supports range from 27 to 1,475, and the variances differ. Independence is not guaranteed to bound the maximum of a dependent family in either direction, so the calculation is an illustrative reference rather than a bound. Permuting the complete family, preserving its filters and supports, would be required to make it one, and that was not done.</w:t>
+        <w:t>The declared post hoc families of the yeast analysis come to 255 estimates: 11 model-confidence strata in each of two cohort versions, 72 cells of a PAE grid in each of three cohorts, 5 alternative definitions of the distance feature, 7 cohort and residue-class checks, and 5 continuous outcomes. Out of 255 estimates, 12.75 are expected to reach p &lt; 0.05 by chance alone. Drawing 255 values from the nulls above, the median of the largest departure from the null centre corresponds to an AUC of 0.635 under the unrestricted null and 0.604 under the within-protein null. Those two figures come from drawing 255 independent values, which the actual family is not: the PAE grid cells are heavily overlapping subsets of the same sites, supports range from 16 to 166, and the variances differ. Independence is not guaranteed to bound the maximum of a dependent family in either direction, so the calculation is an illustrative reference rather than a bound. Permuting the complete family, preserving its filters and supports, would be required to make it one, and that was not done. The count is of yeast estimates only; the human endpoint, comparator and within-protein estimates of §2.7 are not in it, and no combined family was frozen.</w:t>
       </w:r>
     </w:p>
     <w:p>
@@ -2665,7 +2665,7 @@
       <w:r>
         <w:drawing>
           <wp:inline xmlns:a="http://schemas.openxmlformats.org/drawingml/2006/main" xmlns:pic="http://schemas.openxmlformats.org/drawingml/2006/picture">
-            <wp:extent cx="6146800" cy="7288572"/>
+            <wp:extent cx="6146800" cy="2351251"/>
             <wp:docPr id="2" name="Picture 2"/>
             <wp:cNvGraphicFramePr>
               <a:graphicFrameLocks noChangeAspect="1"/>
@@ -2674,7 +2674,7 @@
               <a:graphicData uri="http://schemas.openxmlformats.org/drawingml/2006/picture">
                 <pic:pic>
                   <pic:nvPicPr>
-                    <pic:cNvPr id="0" name="figure2.png"/>
+                    <pic:cNvPr id="0" name="Fig2.png"/>
                     <pic:cNvPicPr/>
                   </pic:nvPicPr>
                   <pic:blipFill>
@@ -2686,7 +2686,7 @@
                   <pic:spPr>
                     <a:xfrm>
                       <a:off x="0" y="0"/>
-                      <a:ext cx="6146800" cy="7288572"/>
+                      <a:ext cx="6146800" cy="2351251"/>
                     </a:xfrm>
                     <a:prstGeom prst="rect"/>
                   </pic:spPr>
@@ -5374,7 +5374,7 @@
           <w:color w:val="000000"/>
           <w:sz w:val="20"/>
         </w:rPr>
-        <w:t xml:space="preserve">The yeast cohort holds 48 proteins, and its interval is wider than the spread of feature estimates it would have to separate. That objection cannot be answered inside the cohort, so the same measurement was made on a second, independent experiment: Kennedy et al. [20] edited phosphosites in human Jurkat and HEK293 cells with base editors. The predictor, the annotation source, the structure source and the estimator are the ones declared above. The cohort holds </w:t>
+        <w:t xml:space="preserve">The yeast cohort holds 48 proteins, and its interval is wider than the spread of feature estimates it would have to separate. That objection cannot be answered inside the cohort, so the same measurement was made on a second, independent experiment: Kennedy et al. [20] edited phosphosites in human T cells with base editors; both screens analysed here were run in Jurkat-lineage cells. The predictor, the annotation source, the structure source and the estimator are the ones declared above. The cohort holds </w:t>
       </w:r>
       <w:r>
         <w:rPr>
@@ -5384,7 +5384,7 @@
           <w:color w:val="000000"/>
           <w:sz w:val="20"/>
         </w:rPr>
-        <w:t>1,475 edited sites in 793 proteins</w:t>
+        <w:t>1,471 edited sites in 788 proteins</w:t>
       </w:r>
       <w:r>
         <w:rPr>
@@ -5420,7 +5420,7 @@
           <w:color w:val="000000"/>
           <w:sz w:val="20"/>
         </w:rPr>
-        <w:t>65 sites in the fitness screen only, 74 in the reporter only, and 6 in both</w:t>
+        <w:t>66 sites in the fitness screen only, 76 in the reporter only, and 6 in both</w:t>
       </w:r>
       <w:r>
         <w:rPr>
@@ -5446,7 +5446,7 @@
           <w:color w:val="000000"/>
           <w:sz w:val="20"/>
         </w:rPr>
-        <w:t>Each screen releases one value per site. That value tracks the smaller of MAGeCK's two one-sided gene-level p-values on most rows but not all: reconstructing that minimum reproduces it on 1,428 of the 1,475 rows for the fitness screen and 1,372 of 1,475 for the reporter screen, and the construction of the remaining 47 and 103 is not established here. A minimum of two one-sided tests is not a two-sided p-value, so the endpoint doubles that minimum. Because the released column does not reproduce it on the 47 and 103 rows above, the minimum is reconstructed from the two directional columns of the source rather than taken from the released one, and doubled. Reconstructing changes nothing in the fitness screen, where no mismatched row crosses the threshold, and moves the reporter screen from 80 affected sites to 83, with TBKBP1 S335, PDE4A S13 and BRSK2 S367 changing classification. Keeping the screens apart means there is no second union to correct.</w:t>
+        <w:t>Each screen releases one value per site. That value tracks the smaller of MAGeCK's two one-sided gene-level p-values on most rows but not all: reconstructing that minimum reproduces it on 1,424 of the 1,471 rows for the fitness screen and 1,371 of 1,471 for the reporter screen, and the construction of the remaining 47 and 100 is not established here. A minimum of two one-sided tests is not a two-sided p-value, so the endpoint doubles that minimum. Because the released column does not reproduce it on the 47 and 100 rows above, the minimum is reconstructed from the two directional columns of the source rather than taken from the released one, and doubled. Reconstructing changes nothing in the fitness screen, where no mismatched row crosses the threshold, and moves the reporter screen from 81 affected sites to 82, with BRSK2 S367, DDX47 S9, NR1D1 S280, PDE4A S13 and TBKBP1 S335 changing classification. Keeping the screens apart means there is no second union to correct.</w:t>
       </w:r>
     </w:p>
     <w:p>
@@ -5472,7 +5472,7 @@
           <w:color w:val="000000"/>
           <w:sz w:val="20"/>
         </w:rPr>
-        <w:t>0.559 (0.476–0.641)</w:t>
+        <w:t>0.558 (0.474–0.637)</w:t>
       </w:r>
       <w:r>
         <w:rPr>
@@ -5482,7 +5482,7 @@
           <w:color w:val="000000"/>
           <w:sz w:val="20"/>
         </w:rPr>
-        <w:t xml:space="preserve"> on the fitness screen, where 71 sites are affected, and </w:t>
+        <w:t xml:space="preserve"> on the fitness screen, where 72 sites are affected, and </w:t>
       </w:r>
       <w:r>
         <w:rPr>
@@ -5492,7 +5492,7 @@
           <w:color w:val="000000"/>
           <w:sz w:val="20"/>
         </w:rPr>
-        <w:t>0.486 (0.422–0.552)</w:t>
+        <w:t>0.483 (0.418–0.550)</w:t>
       </w:r>
       <w:r>
         <w:rPr>
@@ -5502,27 +5502,7 @@
           <w:color w:val="000000"/>
           <w:sz w:val="20"/>
         </w:rPr>
-        <w:t xml:space="preserve"> on the reporter screen, where 83 are. The two land on opposite sides of 0.5 from the same predictor on the same 1,475 sites. Both intervals contain 0.5, and the fitness value is the further from it: shuffling the outcome labels 20,000 times puts it 1.68 standard deviations out, at </w:t>
-      </w:r>
-      <w:r>
-        <w:rPr>
-          <w:rFonts w:ascii="Charis SIL" w:hAnsi="Charis SIL" w:cs="Charis SIL" w:eastAsia="Charis SIL"/>
-          <w:b/>
-          <w:i w:val="0"/>
-          <w:color w:val="000000"/>
-          <w:sz w:val="20"/>
-        </w:rPr>
-        <w:t>p = 0.09</w:t>
-      </w:r>
-      <w:r>
-        <w:rPr>
-          <w:rFonts w:ascii="Charis SIL" w:hAnsi="Charis SIL" w:cs="Charis SIL" w:eastAsia="Charis SIL"/>
-          <w:b w:val="0"/>
-          <w:i w:val="0"/>
-          <w:color w:val="000000"/>
-          <w:sz w:val="20"/>
-        </w:rPr>
-        <w:t>. That is not a small number and it is not significance either; it is reported as it stands.</w:t>
+        <w:t xml:space="preserve"> on the reporter screen, where 82 are. The two land on opposite sides of 0.5 from the same predictor on the same 1,471 sites. Both intervals contain 0.5, and the fitness value is the further from it: shuffling the outcome labels 20,000 times puts it 1.66 standard deviations from the centre of that distribution. The shuffle moves labels between proteins and so is a diagnostic reference distribution rather than a test, for the reason given in §2.2, and no p-value is claimed from it.</w:t>
       </w:r>
     </w:p>
     <w:p>
@@ -5726,7 +5706,7 @@
                 <w:color w:val="000000"/>
                 <w:sz w:val="16"/>
               </w:rPr>
-              <w:t>71</w:t>
+              <w:t>72</w:t>
             </w:r>
           </w:p>
         </w:tc>
@@ -5747,7 +5727,7 @@
                 <w:color w:val="000000"/>
                 <w:sz w:val="16"/>
               </w:rPr>
-              <w:t>0.559</w:t>
+              <w:t>0.558</w:t>
             </w:r>
           </w:p>
         </w:tc>
@@ -5768,7 +5748,7 @@
                 <w:color w:val="000000"/>
                 <w:sz w:val="16"/>
               </w:rPr>
-              <w:t>0.476–0.641</w:t>
+              <w:t>0.474–0.637</w:t>
             </w:r>
           </w:p>
         </w:tc>
@@ -5812,7 +5792,7 @@
                 <w:color w:val="000000"/>
                 <w:sz w:val="16"/>
               </w:rPr>
-              <w:t>83</w:t>
+              <w:t>82</w:t>
             </w:r>
           </w:p>
         </w:tc>
@@ -5833,7 +5813,7 @@
                 <w:color w:val="000000"/>
                 <w:sz w:val="16"/>
               </w:rPr>
-              <w:t>0.486</w:t>
+              <w:t>0.483</w:t>
             </w:r>
           </w:p>
         </w:tc>
@@ -5854,7 +5834,7 @@
                 <w:color w:val="000000"/>
                 <w:sz w:val="16"/>
               </w:rPr>
-              <w:t>0.422–0.552</w:t>
+              <w:t>0.418–0.550</w:t>
             </w:r>
           </w:p>
         </w:tc>
@@ -5898,7 +5878,7 @@
                 <w:color w:val="000000"/>
                 <w:sz w:val="16"/>
               </w:rPr>
-              <w:t>293</w:t>
+              <w:t>296</w:t>
             </w:r>
           </w:p>
         </w:tc>
@@ -5919,7 +5899,7 @@
                 <w:color w:val="000000"/>
                 <w:sz w:val="16"/>
               </w:rPr>
-              <w:t>0.506</w:t>
+              <w:t>0.505</w:t>
             </w:r>
           </w:p>
         </w:tc>
@@ -5940,7 +5920,7 @@
                 <w:color w:val="000000"/>
                 <w:sz w:val="16"/>
               </w:rPr>
-              <w:t>0.466–0.546</w:t>
+              <w:t>0.465–0.545</w:t>
             </w:r>
           </w:p>
         </w:tc>
@@ -5984,7 +5964,7 @@
                 <w:color w:val="000000"/>
                 <w:sz w:val="16"/>
               </w:rPr>
-              <w:t>85</w:t>
+              <w:t>86</w:t>
             </w:r>
           </w:p>
         </w:tc>
@@ -6005,7 +5985,7 @@
                 <w:color w:val="000000"/>
                 <w:sz w:val="16"/>
               </w:rPr>
-              <w:t>0.541</w:t>
+              <w:t>0.542</w:t>
             </w:r>
           </w:p>
         </w:tc>
@@ -6026,7 +6006,7 @@
                 <w:color w:val="000000"/>
                 <w:sz w:val="16"/>
               </w:rPr>
-              <w:t>0.464–0.617</w:t>
+              <w:t>0.466–0.616</w:t>
             </w:r>
           </w:p>
         </w:tc>
@@ -6091,7 +6071,7 @@
                 <w:color w:val="000000"/>
                 <w:sz w:val="16"/>
               </w:rPr>
-              <w:t>0.507</w:t>
+              <w:t>0.509</w:t>
             </w:r>
           </w:p>
         </w:tc>
@@ -6112,7 +6092,7 @@
                 <w:color w:val="000000"/>
                 <w:sz w:val="16"/>
               </w:rPr>
-              <w:t>0.455–0.560</w:t>
+              <w:t>0.455–0.561</w:t>
             </w:r>
           </w:p>
         </w:tc>
@@ -6177,7 +6157,7 @@
                 <w:color w:val="000000"/>
                 <w:sz w:val="16"/>
               </w:rPr>
-              <w:t>0.509</w:t>
+              <w:t>0.506</w:t>
             </w:r>
           </w:p>
         </w:tc>
@@ -6198,7 +6178,7 @@
                 <w:color w:val="000000"/>
                 <w:sz w:val="16"/>
               </w:rPr>
-              <w:t>0.457–0.561</w:t>
+              <w:t>0.454–0.558</w:t>
             </w:r>
           </w:p>
         </w:tc>
@@ -6263,7 +6243,7 @@
                 <w:color w:val="000000"/>
                 <w:sz w:val="16"/>
               </w:rPr>
-              <w:t>0.517</w:t>
+              <w:t>0.511</w:t>
             </w:r>
           </w:p>
         </w:tc>
@@ -6284,7 +6264,7 @@
                 <w:color w:val="000000"/>
                 <w:sz w:val="16"/>
               </w:rPr>
-              <w:t>0.463–0.571</w:t>
+              <w:t>0.456–0.564</w:t>
             </w:r>
           </w:p>
         </w:tc>
@@ -6370,7 +6350,7 @@
                 <w:color w:val="000000"/>
                 <w:sz w:val="16"/>
               </w:rPr>
-              <w:t>0.433–0.781</w:t>
+              <w:t>0.427–0.778</w:t>
             </w:r>
           </w:p>
         </w:tc>
@@ -6479,7 +6459,7 @@
           <w:color w:val="000000"/>
           <w:sz w:val="20"/>
         </w:rPr>
-        <w:t xml:space="preserve">In the reporter screen the smallest gap in sequence position to an eligible annotated residue gives 0.551 (0.486–0.616), an interval containing 0.5, and its paired difference against distance is +0.065 (−0.001 to +0.130), which also contains zero. An earlier version of this analysis reported that difference as +0.071 (+0.005 to +0.137), excluding zero; that rested on the screen's released per-site column rather than a reconstruction from the two directional columns, and it does not survive the endpoint being rebuilt from source. </w:t>
+        <w:t xml:space="preserve">In the reporter screen the smallest gap in sequence position to an eligible annotated residue gives 0.549 (0.485–0.613), an interval containing 0.5, and its paired difference against distance is +0.066 (−0.001 to +0.131), which also contains zero. An earlier version of this analysis reported that difference as +0.071 (+0.005 to +0.137), excluding zero; that rested on the screen's released per-site column rather than a reconstruction from the two directional columns, and it does not survive the endpoint being rebuilt from source. </w:t>
       </w:r>
       <w:r>
         <w:rPr>
@@ -6541,7 +6521,7 @@
           <w:color w:val="000000"/>
           <w:sz w:val="20"/>
         </w:rPr>
-        <w:t>102 of 99,684</w:t>
+        <w:t>102 of 100,728</w:t>
       </w:r>
       <w:r>
         <w:rPr>
@@ -6561,7 +6541,7 @@
           <w:color w:val="000000"/>
           <w:sz w:val="20"/>
         </w:rPr>
-        <w:t>185 of 115,536</w:t>
+        <w:t>184 of 113,898</w:t>
       </w:r>
       <w:r>
         <w:rPr>
@@ -6571,7 +6551,7 @@
           <w:color w:val="000000"/>
           <w:sz w:val="20"/>
         </w:rPr>
-        <w:t xml:space="preserve"> on the reporter screen, which is 0.10% and 0.16% against 2.65% in yeast. The larger cohort makes this worse, because adding proteins adds across-protein pairs quadratically and within-protein pairs linearly. Only 39 and 50 proteins contribute any within-protein comparison at all; the rest carry a single outcome class throughout.</w:t>
+        <w:t xml:space="preserve"> on the reporter screen, which is 0.10% and 0.16% against 2.65% in yeast. The larger cohort makes this worse, because adding proteins adds across-protein pairs quadratically and within-protein pairs linearly. Only 39 and 49 proteins contribute any within-protein comparison at all; the rest carry a single outcome class throughout.</w:t>
       </w:r>
     </w:p>
     <w:p>
@@ -6603,7 +6583,7 @@
           <w:color w:val="000000"/>
           <w:sz w:val="20"/>
         </w:rPr>
-        <w:t>That question can be asked directly, on the proteins carrying both classes. Table 3 gives the numbers and Fig 3 puts them on one scale beside the pooled estimate for all three cohorts. No aggregation in either cohort puts the declared predictor above chance within a protein.</w:t>
+        <w:t>That question can be asked directly, on the proteins carrying both classes. Table 3 gives the numbers and Fig 3 puts them on one scale beside the pooled estimate for all three cohorts. No aggregation in either cohort has an interval excluding 0.5 from above within a protein.</w:t>
       </w:r>
     </w:p>
     <w:p>
@@ -6613,7 +6593,7 @@
       <w:r>
         <w:drawing>
           <wp:inline xmlns:a="http://schemas.openxmlformats.org/drawingml/2006/main" xmlns:pic="http://schemas.openxmlformats.org/drawingml/2006/picture">
-            <wp:extent cx="6146800" cy="2619714"/>
+            <wp:extent cx="6146800" cy="2621346"/>
             <wp:docPr id="3" name="Picture 3"/>
             <wp:cNvGraphicFramePr>
               <a:graphicFrameLocks noChangeAspect="1"/>
@@ -6622,7 +6602,7 @@
               <a:graphicData uri="http://schemas.openxmlformats.org/drawingml/2006/picture">
                 <pic:pic>
                   <pic:nvPicPr>
-                    <pic:cNvPr id="0" name="figure3.png"/>
+                    <pic:cNvPr id="0" name="Fig3.png"/>
                     <pic:cNvPicPr/>
                   </pic:nvPicPr>
                   <pic:blipFill>
@@ -6634,7 +6614,7 @@
                   <pic:spPr>
                     <a:xfrm>
                       <a:off x="0" y="0"/>
-                      <a:ext cx="6146800" cy="2619714"/>
+                      <a:ext cx="6146800" cy="2621346"/>
                     </a:xfrm>
                     <a:prstGeom prst="rect"/>
                   </pic:spPr>
@@ -7079,7 +7059,7 @@
                 <w:color w:val="000000"/>
                 <w:sz w:val="16"/>
               </w:rPr>
-              <w:t>50</w:t>
+              <w:t>49</w:t>
             </w:r>
           </w:p>
         </w:tc>
@@ -7100,7 +7080,7 @@
                 <w:color w:val="000000"/>
                 <w:sz w:val="16"/>
               </w:rPr>
-              <w:t>185</w:t>
+              <w:t>184</w:t>
             </w:r>
           </w:p>
         </w:tc>
@@ -7121,7 +7101,7 @@
                 <w:color w:val="000000"/>
                 <w:sz w:val="16"/>
               </w:rPr>
-              <w:t>0.416 (0.317–0.516)</w:t>
+              <w:t>0.413 (0.313–0.510)</w:t>
             </w:r>
           </w:p>
         </w:tc>
@@ -7142,7 +7122,7 @@
                 <w:color w:val="000000"/>
                 <w:sz w:val="16"/>
               </w:rPr>
-              <w:t>0.388 (0.279–0.502)</w:t>
+              <w:t>0.376 (0.266–0.489)</w:t>
             </w:r>
           </w:p>
         </w:tc>
@@ -7162,22 +7142,52 @@
       <w:r>
         <w:rPr>
           <w:rFonts w:ascii="Charis SIL" w:hAnsi="Charis SIL" w:cs="Charis SIL" w:eastAsia="Charis SIL"/>
-          <w:b/>
+          <w:b w:val="0"/>
           <w:i w:val="0"/>
           <w:color w:val="000000"/>
           <w:sz w:val="20"/>
         </w:rPr>
-        <w:t>All six intervals contain 0.5.</w:t>
+        <w:t xml:space="preserve">Five of the six intervals contain 0.5. The reporter screen's two aggregations sit below it and the fitness screen's two above, on 39 and 49 informative proteins and 102 and 184 pairs. The exception is the reporter's equal-protein-weight interval, whose upper endpoint is 0.489, and it is not reported here as a result. Its exclusion of 0.5 turns on one protein contributing one pair: PIDD1 carries two sites, one affected at 24.9 Å and one unaffected at 32.8 Å, and its gene symbol matches more than one reviewed UniProt entry, so the cohort rule drops it. Restoring it returns the upper endpoint to 0.502. Of the 49 informative proteins, 47 carry exactly one affected site and 14 contribute exactly one pair, so 32 of the 49 per-protein values are forced to exactly 0 or exactly 1; the 49 values have a standard error of 0.057 and a one-sample </w:t>
       </w:r>
       <w:r>
         <w:rPr>
           <w:rFonts w:ascii="Charis SIL" w:hAnsi="Charis SIL" w:cs="Charis SIL" w:eastAsia="Charis SIL"/>
           <w:b w:val="0"/>
-          <w:i w:val="0"/>
+          <w:i/>
           <w:color w:val="000000"/>
           <w:sz w:val="20"/>
         </w:rPr>
-        <w:t xml:space="preserve"> The reporter screen's two aggregations sit below it and the fitness screen's two above, on 39 and 50 informative proteins and 102 and 185 pairs. An earlier version of this analysis reported the reporter equal-protein estimate as 0.384 (0.272–0.498), an interval excluding 0.5 from below; that rested on the released per-site column, and the upper endpoint moves to 0.502 once the endpoint is rebuilt from the source directional columns. No within-protein interval in either cohort excludes 0.5 in either direction.</w:t>
+        <w:t>t</w:t>
+      </w:r>
+      <w:r>
+        <w:rPr>
+          <w:rFonts w:ascii="Charis SIL" w:hAnsi="Charis SIL" w:cs="Charis SIL" w:eastAsia="Charis SIL"/>
+          <w:b w:val="0"/>
+          <w:i w:val="0"/>
+          <w:color w:val="000000"/>
+          <w:sz w:val="20"/>
+        </w:rPr>
+        <w:t xml:space="preserve"> against 0.5 gives </w:t>
+      </w:r>
+      <w:r>
+        <w:rPr>
+          <w:rFonts w:ascii="Charis SIL" w:hAnsi="Charis SIL" w:cs="Charis SIL" w:eastAsia="Charis SIL"/>
+          <w:b w:val="0"/>
+          <w:i/>
+          <w:color w:val="000000"/>
+          <w:sz w:val="20"/>
+        </w:rPr>
+        <w:t>p</w:t>
+      </w:r>
+      <w:r>
+        <w:rPr>
+          <w:rFonts w:ascii="Charis SIL" w:hAnsi="Charis SIL" w:cs="Charis SIL" w:eastAsia="Charis SIL"/>
+          <w:b w:val="0"/>
+          <w:i w:val="0"/>
+          <w:color w:val="000000"/>
+          <w:sz w:val="20"/>
+        </w:rPr>
+        <w:t xml:space="preserve"> = 0.04, unadjusted. The same 49 proteins and 184 pairs weighted by pair give 0.413 (0.313–0.510). An earlier version of this analysis reported the same quantity as 0.384 (0.272–0.498) on the released per-site column and as 0.388 (0.279–0.502) on a cohort retaining PIDD1. A quantity that changes which side of 0.5 it falls on when one of 788 proteins enters or leaves is measuring the precision of the estimator, not the predictor.</w:t>
       </w:r>
     </w:p>
     <w:p>
@@ -7193,7 +7203,7 @@
           <w:color w:val="000000"/>
           <w:sz w:val="20"/>
         </w:rPr>
-        <w:t>What this paper can therefore support is an audit and calibration of a mostly cross-protein ranking. It does not evaluate within-protein prioritisation, in the sense of establishing what that ranking is worth; it establishes only that no aggregation tried here puts it above chance, on pair counts this small.</w:t>
+        <w:t>What this paper can therefore support is an audit of a mostly cross-protein ranking. It does not evaluate within-protein prioritisation, in the sense of establishing what that ranking is worth; it establishes only that no aggregation tried here separates the classes with an interval excluding 0.5 from above, on pair counts this small.</w:t>
       </w:r>
     </w:p>
     <w:p>
@@ -7235,7 +7245,7 @@
           <w:color w:val="000000"/>
           <w:sz w:val="20"/>
         </w:rPr>
-        <w:t>512 sites in 287 proteins</w:t>
+        <w:t>512 sites in 286 proteins</w:t>
       </w:r>
       <w:r>
         <w:rPr>
@@ -7245,7 +7255,7 @@
           <w:color w:val="000000"/>
           <w:sz w:val="20"/>
         </w:rPr>
-        <w:t xml:space="preserve"> here: 0.575 (0.446–0.699) on the fitness screen and 0.485 (0.388–0.582) on the reporter screen. Annotation evidence does not move the reading in either.</w:t>
+        <w:t xml:space="preserve"> here: 0.576 (0.449–0.703) on the fitness screen and 0.478 (0.376–0.577) on the reporter screen. Annotation evidence does not move the reading in either.</w:t>
       </w:r>
     </w:p>
     <w:p>
@@ -7637,7 +7647,7 @@
           <w:color w:val="000000"/>
           <w:sz w:val="20"/>
         </w:rPr>
-        <w:t xml:space="preserve"> tie artefact. The paired difference, SIFT minus distance on the 152 shared sites, is 0.074 (−0.037 to 0.192) and contains zero, so SIFT is not shown to outperform the declared predictor. And SIFT is scored on the same cohort in which 176 of 6,636 ranked pairs compare two sites in one protein, so whether its discrimination is between sites or between proteins is not resolved here. Neither is it resolved in the human cohort, where the corresponding counts are 102 of 99,684 and 180 of 111,600, and Table 4 estimates the quantity directly (§2.7.3) and only 39 and 48 proteins contribute a within-protein comparison at all. What the control establishes, in the fitness screen of §2.7.5, is that the outcome is not blind. It does not establish that any outcome here resolves sites within a protein, which is the comparison the mechanism is about, and no cohort assembled for this paper can settle it.</w:t>
+        <w:t xml:space="preserve"> tie artefact. The paired difference, SIFT minus distance on the 152 shared sites, is 0.074 (−0.037 to 0.192) and contains zero, so SIFT is not shown to outperform the declared predictor. And SIFT is scored on the same cohort in which 176 of 6,636 ranked pairs compare two sites in one protein, so whether its discrimination is between sites or between proteins is not resolved here. Neither is it resolved in the human cohort, where the corresponding counts are 102 of 100,728 and 184 of 113,898, and Table 3 estimates the quantity directly (§2.7.3) and only 39 and 49 proteins contribute a within-protein comparison at all. What the control establishes, in the fitness screen of §2.7.5, is that the outcome is not blind. It does not establish that any outcome here resolves sites within a protein, which is the comparison the mechanism is about, and no cohort assembled for this paper can settle it.</w:t>
       </w:r>
     </w:p>
     <w:p>
@@ -8456,7 +8466,7 @@
                 <w:color w:val="000000"/>
                 <w:sz w:val="16"/>
               </w:rPr>
-              <w:t>1,475 sites, 793 proteins; 71 affected</w:t>
+              <w:t>1,471 sites, 788 proteins; 72 affected</w:t>
             </w:r>
           </w:p>
         </w:tc>
@@ -8477,7 +8487,7 @@
                 <w:color w:val="000000"/>
                 <w:sz w:val="16"/>
               </w:rPr>
-              <w:t>0.559</w:t>
+              <w:t>0.558</w:t>
             </w:r>
           </w:p>
         </w:tc>
@@ -8498,7 +8508,7 @@
                 <w:color w:val="000000"/>
                 <w:sz w:val="16"/>
               </w:rPr>
-              <w:t>0.476–0.641</w:t>
+              <w:t>0.474–0.637</w:t>
             </w:r>
           </w:p>
         </w:tc>
@@ -8584,7 +8594,7 @@
                 <w:color w:val="000000"/>
                 <w:sz w:val="16"/>
               </w:rPr>
-              <w:t>1,475, 793; 83 affected</w:t>
+              <w:t>1,471, 788; 82 affected</w:t>
             </w:r>
           </w:p>
         </w:tc>
@@ -8605,7 +8615,7 @@
                 <w:color w:val="000000"/>
                 <w:sz w:val="16"/>
               </w:rPr>
-              <w:t>0.486</w:t>
+              <w:t>0.483</w:t>
             </w:r>
           </w:p>
         </w:tc>
@@ -8626,7 +8636,7 @@
                 <w:color w:val="000000"/>
                 <w:sz w:val="16"/>
               </w:rPr>
-              <w:t>0.422–0.552</w:t>
+              <w:t>0.418–0.550</w:t>
             </w:r>
           </w:p>
         </w:tc>
@@ -8968,7 +8978,7 @@
                 <w:color w:val="000000"/>
                 <w:sz w:val="16"/>
               </w:rPr>
-              <w:t>217 sites, 50 proteins, 185 pairs</w:t>
+              <w:t>215 sites, 49 proteins, 184 pairs</w:t>
             </w:r>
           </w:p>
         </w:tc>
@@ -8989,7 +8999,7 @@
                 <w:color w:val="000000"/>
                 <w:sz w:val="16"/>
               </w:rPr>
-              <w:t>0.416</w:t>
+              <w:t>0.413</w:t>
             </w:r>
           </w:p>
         </w:tc>
@@ -9010,7 +9020,7 @@
                 <w:color w:val="000000"/>
                 <w:sz w:val="16"/>
               </w:rPr>
-              <w:t>0.317–0.516</w:t>
+              <w:t>0.313–0.510</w:t>
             </w:r>
           </w:p>
         </w:tc>
@@ -9096,7 +9106,7 @@
                 <w:color w:val="000000"/>
                 <w:sz w:val="16"/>
               </w:rPr>
-              <w:t>50 proteins</w:t>
+              <w:t>49 proteins</w:t>
             </w:r>
           </w:p>
         </w:tc>
@@ -9117,7 +9127,7 @@
                 <w:color w:val="000000"/>
                 <w:sz w:val="16"/>
               </w:rPr>
-              <w:t>0.388</w:t>
+              <w:t>0.376</w:t>
             </w:r>
           </w:p>
         </w:tc>
@@ -9138,7 +9148,7 @@
                 <w:color w:val="000000"/>
                 <w:sz w:val="16"/>
               </w:rPr>
-              <w:t>0.279–0.502</w:t>
+              <w:t>0.266–0.489</w:t>
             </w:r>
           </w:p>
         </w:tc>
@@ -9352,7 +9362,7 @@
                 <w:color w:val="000000"/>
                 <w:sz w:val="16"/>
               </w:rPr>
-              <w:t>1,475</w:t>
+              <w:t>1,471</w:t>
             </w:r>
           </w:p>
         </w:tc>
@@ -9373,7 +9383,7 @@
                 <w:color w:val="000000"/>
                 <w:sz w:val="16"/>
               </w:rPr>
-              <w:t>0.551</w:t>
+              <w:t>0.549</w:t>
             </w:r>
           </w:p>
         </w:tc>
@@ -9394,7 +9404,7 @@
                 <w:color w:val="000000"/>
                 <w:sz w:val="16"/>
               </w:rPr>
-              <w:t>0.486–0.616</w:t>
+              <w:t>0.485–0.613</w:t>
             </w:r>
           </w:p>
         </w:tc>
@@ -9480,7 +9490,7 @@
                 <w:color w:val="000000"/>
                 <w:sz w:val="16"/>
               </w:rPr>
-              <w:t>1,475</w:t>
+              <w:t>1,471</w:t>
             </w:r>
           </w:p>
         </w:tc>
@@ -9501,7 +9511,7 @@
                 <w:color w:val="000000"/>
                 <w:sz w:val="16"/>
               </w:rPr>
-              <w:t>+0.065</w:t>
+              <w:t>+0.066</w:t>
             </w:r>
           </w:p>
         </w:tc>
@@ -9522,7 +9532,7 @@
                 <w:color w:val="000000"/>
                 <w:sz w:val="16"/>
               </w:rPr>
-              <w:t>−0.001 to +0.130</w:t>
+              <w:t>−0.001 to +0.131</w:t>
             </w:r>
           </w:p>
         </w:tc>
@@ -9736,7 +9746,7 @@
                 <w:color w:val="000000"/>
                 <w:sz w:val="16"/>
               </w:rPr>
-              <w:t>1,475</w:t>
+              <w:t>1,471</w:t>
             </w:r>
           </w:p>
         </w:tc>
@@ -9757,7 +9767,7 @@
                 <w:color w:val="000000"/>
                 <w:sz w:val="16"/>
               </w:rPr>
-              <w:t>0.604</w:t>
+              <w:t>0.607</w:t>
             </w:r>
           </w:p>
         </w:tc>
@@ -9778,7 +9788,7 @@
                 <w:color w:val="000000"/>
                 <w:sz w:val="16"/>
               </w:rPr>
-              <w:t>0.528–0.675</w:t>
+              <w:t>0.530–0.678</w:t>
             </w:r>
           </w:p>
         </w:tc>
@@ -10780,7 +10790,7 @@
                 <w:color w:val="000000"/>
                 <w:sz w:val="16"/>
               </w:rPr>
-              <w:t>512, 287</w:t>
+              <w:t>512, 286</w:t>
             </w:r>
           </w:p>
         </w:tc>
@@ -10801,7 +10811,7 @@
                 <w:color w:val="000000"/>
                 <w:sz w:val="16"/>
               </w:rPr>
-              <w:t>0.485</w:t>
+              <w:t>0.478</w:t>
             </w:r>
           </w:p>
         </w:tc>
@@ -10822,7 +10832,7 @@
                 <w:color w:val="000000"/>
                 <w:sz w:val="16"/>
               </w:rPr>
-              <w:t>0.388–0.582</w:t>
+              <w:t>0.376–0.577</w:t>
             </w:r>
           </w:p>
         </w:tc>
@@ -10868,7 +10878,7 @@
           <w:color w:val="000000"/>
           <w:sz w:val="20"/>
         </w:rPr>
-        <w:t>The two yeast cohort intervals use 200,000 protein-cluster resamples at seed 20260729; every other bootstrap interval here uses 20,000 at seed 20260728, and all draws were retained.</w:t>
+        <w:t>The two yeast cohort intervals use 200,000 protein-cluster resamples at seed 20260729; every other bootstrap interval here uses 20,000 at seed 20260728. All draws were retained except in the yeast experimental-target interval, which retained 19,991 of 20,000.</w:t>
       </w:r>
     </w:p>
     <w:p>
@@ -10932,7 +10942,7 @@
           <w:color w:val="000000"/>
           <w:sz w:val="20"/>
         </w:rPr>
-        <w:t>All of the above is bounded by these two cohorts, these definitions of an affected site, and models of single proteins. The human experiment contributes 793 protein clusters against 48, an experimental-evidence arm that retains 512 sites where the yeast design retains 24, and the finding that the across-protein architecture and the peptide-bond artefact are not particular to yeast. It does not contribute a tighter interval: the declared human intervals are wider than the yeast one, and no precision comparison between the cohorts is made anywhere in this paper. It does not settle the question that matters biologically, which is between sites in one protein; that is unresolved in every cohort here, and the human data make it harder rather than easier, because adding proteins adds across-protein pairs faster than within-protein ones. Nor does any of it speak to phosphosite biology in general: the outcomes are yeast colony growth, human cell fitness, and reporter activity, under two perturbation chemistries, and §2.7.6 sets out where the designs diverge.</w:t>
+        <w:t>All of the above is bounded by these two cohorts, these definitions of an affected site, and models of single proteins. The human experiment contributes 788 protein clusters against 48, an experimental-evidence arm that retains 512 sites where the yeast design retains 24, and the finding that the across-protein architecture and the peptide-bond artefact are not particular to yeast. It does not contribute a tighter interval in any sense this paper relies on: the declared human intervals are numerically narrower than the yeast one, at widths of 0.163 and 0.132 against 0.215, but the three are built on different cohorts, outcomes and perturbation chemistries, so no precision comparison between them is made anywhere in this paper. It does not settle the question that matters biologically, which is between sites in one protein; that is unresolved in every cohort here, and the human data make it harder rather than easier, because adding proteins adds across-protein pairs faster than within-protein ones. Nor does any of it speak to phosphosite biology in general: the outcomes are yeast colony growth, human cell fitness, and reporter activity, under two perturbation chemistries, and §2.7.6 sets out where the designs diverge.</w:t>
       </w:r>
     </w:p>
     <w:p>
@@ -11998,7 +12008,7 @@
           <w:color w:val="000000"/>
           <w:sz w:val="20"/>
         </w:rPr>
-        <w:t xml:space="preserve"> features were expanded over their recorded ranges and AlphaFold DB v6 monomer models retrieved, following the same procedure as the yeast cohort but through a separate builder; distance is the same minimum heavy-atom separation, with the substituted residue excluded from its own target set — which is not the yeast rule, where a site coinciding with a target is removed instead. The human builder does not carry the yeast builder's sequence and model-version checks, and the table it starts from has no generator in the deposited materials, so this cohort cannot at present be rebuilt end to end from source. Sites were kept when the model reproduced the reviewed sequence at that position and the protein carried at least one eligible annotated residue, leaving 1,475 sites in 793 proteins.</w:t>
+        <w:t xml:space="preserve"> features were expanded over their recorded ranges and AlphaFold DB v6 monomer models retrieved, following the same procedure as the yeast cohort but through a separate builder; distance is the same minimum heavy-atom separation, with the substituted residue excluded from its own target set — which is not the yeast rule, where a site coinciding with a target is removed instead. The human builder does not carry the yeast builder's sequence and model-version checks, and the table it starts from has no generator in the deposited materials, so this cohort cannot at present be rebuilt end to end from source. Sites were kept when the model reproduced the reviewed sequence at that position and the protein carried at least one eligible annotated residue, leaving 1,471 sites in 788 proteins.</w:t>
       </w:r>
     </w:p>
     <w:p>
@@ -12014,7 +12024,7 @@
           <w:color w:val="000000"/>
           <w:sz w:val="20"/>
         </w:rPr>
-        <w:t xml:space="preserve">The cohort cascade runs 7,425 rows in the source phosphosite table, to 6,968 with a parsable serine, threonine or tyrosine position, to 6,950 mapping to a reviewed UniProt entry, to 6,148 whose residue matches the canonical sequence at that position, to 1,595 sites in 818 proteins carrying at least one eligible annotated residue, to </w:t>
+        <w:t xml:space="preserve">The cohort cascade runs 7,425 rows in the source phosphosite table, to 6,968 with a parsable serine, threonine or tyrosine position, to 6,907 mapping to exactly one reviewed UniProt entry, to 6,113 whose residue matches the canonical sequence at that position, to 1,590 sites in 812 proteins carrying at least one eligible annotated residue, to </w:t>
       </w:r>
       <w:r>
         <w:rPr>
@@ -12024,7 +12034,7 @@
           <w:color w:val="000000"/>
           <w:sz w:val="20"/>
         </w:rPr>
-        <w:t>1,475 sites in 793 proteins</w:t>
+        <w:t>1,471 sites in 788 proteins</w:t>
       </w:r>
       <w:r>
         <w:rPr>
@@ -12034,7 +12044,7 @@
           <w:color w:val="000000"/>
           <w:sz w:val="20"/>
         </w:rPr>
-        <w:t xml:space="preserve"> with a distance. Guides are aggregated to the site they target: a site enters once, and where several guides name the same site the screen's own per-site summary is used rather than a guide-level average. Sites edited by more than one guide, and guides producing bystander edits at neighbouring residues, are retained in the primary cohorts and separated in the single-edit arm of §2.7.5. Editor identity, ABE8e or BE4, is recorded per guide and used only in the substitution-class arms; it does not enter the primary.</w:t>
+        <w:t xml:space="preserve"> with a distance. A gene symbol matching more than one reviewed human entry is dropped rather than assigned, which removes 8 of the 1,595 sites an earlier build retained; one of those, TKT S308, had been assigned to an entry for a different protein. Guides are aggregated to the site they target: a site enters once, and where several guides name the same site the screen's own per-site summary is used rather than a guide-level average. Sites edited by more than one guide, and guides producing bystander edits at neighbouring residues, are retained in the primary cohorts and separated in the single-edit arm of §2.7.5. Both screens analysed here use the adenine base editor ABE8e. Editor identity is recorded per guide and used only in the substitution-class arms; it does not enter the primary.</w:t>
       </w:r>
     </w:p>
     <w:p>
@@ -12050,7 +12060,27 @@
           <w:color w:val="000000"/>
           <w:sz w:val="20"/>
         </w:rPr>
-        <w:t>The two screens are analysed separately and each supplies its own declared outcome: a site counts as affected in a screen when twice that screen's released per-site value is below 0.05. The doubling corrects the two directions MAGeCK reports inside a screen; keeping the screens apart leaves no union to correct. §2.7 records that the released columns track the smaller of the two directional values on most rows but not all, and that the construction of the remaining rows is not established. The first version of this analysis pooled the two screens at an uncorrected 0.05 and is withdrawn; that arm and six other candidate definitions are reported in Table 3, and the numerical authority marks the declaration as post hoc.</w:t>
+        <w:t xml:space="preserve">The two screens are analysed separately and each supplies its own declared outcome: a site counts as affected in a screen when twice the smaller of that screen's two one-sided MAGeCK gene-level p-values is below 0.05, with that minimum reconstructed from the two directional columns of the source </w:t>
+      </w:r>
+      <w:r>
+        <w:rPr>
+          <w:rFonts w:ascii="Courier New" w:hAnsi="Courier New" w:cs="Courier New" w:eastAsia="Courier New"/>
+          <w:b w:val="0"/>
+          <w:i w:val="0"/>
+          <w:color w:val="000000"/>
+          <w:sz w:val="17"/>
+        </w:rPr>
+        <w:t>gene_summary</w:t>
+      </w:r>
+      <w:r>
+        <w:rPr>
+          <w:rFonts w:ascii="Charis SIL" w:hAnsi="Charis SIL" w:cs="Charis SIL" w:eastAsia="Charis SIL"/>
+          <w:b w:val="0"/>
+          <w:i w:val="0"/>
+          <w:color w:val="000000"/>
+          <w:sz w:val="20"/>
+        </w:rPr>
+        <w:t xml:space="preserve"> sheet rather than taken from the released per-site column. The doubling corrects the two directions MAGeCK reports inside a screen; keeping the screens apart leaves no union to correct. §2.7 records that the released column does not reproduce the reconstructed minimum on 47 fitness rows and 100 reporter rows, which is why the endpoint is built from the directional columns. The first version of this analysis pooled the two screens at an uncorrected 0.05 and is withdrawn; that arm and the six other candidate definitions are reported in Table 2, and the numerical authority marks the declaration as post hoc.</w:t>
       </w:r>
     </w:p>
     <w:p>
@@ -12098,7 +12128,7 @@
           <w:color w:val="000000"/>
           <w:sz w:val="20"/>
         </w:rPr>
-        <w:t>This secondary computational analysis used public data only: a yeast growth screen and two published human cell-line screens in Jurkat and HEK293 lines. No participant-level data and no human specimens were analysed, and no human-participant or animal-subject approval was required.</w:t>
+        <w:t>This secondary computational analysis used public data only: a yeast growth screen and two published human cell-line screens in Jurkat-lineage cells. No participant-level data and no human specimens were analysed, and no human-participant or animal-subject approval was required.</w:t>
       </w:r>
     </w:p>
     <w:p>
@@ -12294,7 +12324,47 @@
           <w:color w:val="000000"/>
           <w:sz w:val="20"/>
         </w:rPr>
-        <w:t xml:space="preserve"> sheets of the Ochoa et al. [3] Supplementary Table 2, from which twelve named feature columns were read. Neither workbook is redistributed. The derived human cohort table, the scripts that build and analyse it, and the result files are deposited with the analysis materials. One limit is recorded rather than worked around: the table the human build starts from has no generator in the deposited materials, and the human builder does not carry the sequence and model-version checks the yeast builder applies, so that cohort cannot at present be rebuilt from source end to end.</w:t>
+        <w:t xml:space="preserve"> sheets of the Ochoa et al. [3] Supplementary Table 2, from which twelve named feature columns were read. Neither workbook is redistributed. The derived human cohort table, the scripts that build and analyse it, and the result files are deposited with the analysis materials. The candidate table the human build starts from is generated by </w:t>
+      </w:r>
+      <w:r>
+        <w:rPr>
+          <w:rFonts w:ascii="Courier New" w:hAnsi="Courier New" w:cs="Courier New" w:eastAsia="Courier New"/>
+          <w:b w:val="0"/>
+          <w:i w:val="0"/>
+          <w:color w:val="000000"/>
+          <w:sz w:val="17"/>
+        </w:rPr>
+        <w:t>build_candidate_table.py</w:t>
+      </w:r>
+      <w:r>
+        <w:rPr>
+          <w:rFonts w:ascii="Charis SIL" w:hAnsi="Charis SIL" w:cs="Charis SIL" w:eastAsia="Charis SIL"/>
+          <w:b w:val="0"/>
+          <w:i w:val="0"/>
+          <w:color w:val="000000"/>
+          <w:sz w:val="20"/>
+        </w:rPr>
+        <w:t xml:space="preserve">, which reads the two </w:t>
+      </w:r>
+      <w:r>
+        <w:rPr>
+          <w:rFonts w:ascii="Courier New" w:hAnsi="Courier New" w:cs="Courier New" w:eastAsia="Courier New"/>
+          <w:b w:val="0"/>
+          <w:i w:val="0"/>
+          <w:color w:val="000000"/>
+          <w:sz w:val="17"/>
+        </w:rPr>
+        <w:t>Phosphosites</w:t>
+      </w:r>
+      <w:r>
+        <w:rPr>
+          <w:rFonts w:ascii="Charis SIL" w:hAnsi="Charis SIL" w:cs="Charis SIL" w:eastAsia="Charis SIL"/>
+          <w:b w:val="0"/>
+          <w:i w:val="0"/>
+          <w:color w:val="000000"/>
+          <w:sz w:val="20"/>
+        </w:rPr>
+        <w:t xml:space="preserve"> sheets, resolves each gene symbol against UniProt, checks the residue against the canonical sequence and applies the annotation filter; it reproduces 1,587 of the 1,595 rows of an earlier build, and the eight differences are gene symbols matching more than one reviewed entry. One limit remains recorded rather than worked around: the human builder does not carry the model-version assertions the yeast builder applies, so the deposited AlphaFold cache rather than a version check is the authority for which models were used.</w:t>
       </w:r>
     </w:p>
     <w:p>
